--- a/arb/docx/25.content.docx
+++ b/arb/docx/25.content.docx
@@ -32,23 +32,6 @@
     </w:p>
     <w:p>
       <w:pPr>
-        <w:pStyle w:val="Heading2"/>
-        <w:bidi/>
-      </w:pPr>
-      <w:r>
-        <w:rPr>
-          <w:lang w:val="ar_AE" w:bidi="ar_AE"/>
-        </w:rPr>
-        <w:t>License Information</w:t>
-      </w:r>
-      <w:r>
-        <w:rPr>
-          <w:lang w:val="ar_AE" w:bidi="ar_AE"/>
-        </w:rPr>
-      </w:r>
-    </w:p>
-    <w:p>
-      <w:pPr>
         <w:bidi/>
       </w:pPr>
       <w:r>
@@ -67,13 +50,7 @@
         <w:rPr>
           <w:lang w:val="ar_AE" w:bidi="ar_AE"/>
         </w:rPr>
-        <w:t xml:space="preserve"> (Arabic) is based on</w:t>
-      </w:r>
-      <w:r>
-        <w:rPr>
-          <w:lang w:val="ar_AE" w:bidi="ar_AE"/>
-        </w:rPr>
-        <w:t xml:space="preserve">: </w:t>
+        <w:t xml:space="preserve"> (Arabic) is based on: </w:t>
       </w:r>
       <w:r>
         <w:rPr>
@@ -200,21 +177,6 @@
         <w:pStyle w:val="Heading2"/>
         <w:bidi/>
       </w:pPr>
-      <w:r>
-        <w:rPr>
-          <w:lang w:val="ar_AE" w:bidi="ar_AE"/>
-        </w:rPr>
-      </w:r>
-    </w:p>
-    <w:p>
-      <w:pPr>
-        <w:bidi/>
-      </w:pPr>
-      <w:r>
-        <w:rPr>
-          <w:lang w:val="ar_AE" w:bidi="ar_AE"/>
-        </w:rPr>
-      </w:r>
       <w:r>
         <w:rPr>
           <w:lang w:val="ar_AE" w:bidi="ar_AE"/>

--- a/arb/docx/25.content.docx
+++ b/arb/docx/25.content.docx
@@ -9,6 +9,8 @@
       </w:pPr>
       <w:r>
         <w:rPr>
+          <w:rtl/>
+          <w:cs/>
           <w:lang w:val="ar_AE" w:bidi="ar_AE"/>
         </w:rPr>
       </w:r>
@@ -20,53 +22,53 @@
       </w:pPr>
       <w:r>
         <w:rPr>
+          <w:rtl/>
+          <w:cs/>
           <w:lang w:val="ar_AE" w:bidi="ar_AE"/>
         </w:rPr>
         <w:t>Resource: Arabic Van Dyck Bible</w:t>
       </w:r>
       <w:r>
         <w:rPr>
-          <w:lang w:val="ar_AE" w:bidi="ar_AE"/>
-        </w:rPr>
-      </w:r>
-    </w:p>
-    <w:p>
-      <w:pPr>
-        <w:bidi/>
-      </w:pPr>
-      <w:r>
-        <w:rPr>
+          <w:rtl/>
+          <w:cs/>
+          <w:lang w:val="ar_AE" w:bidi="ar_AE"/>
+        </w:rPr>
+      </w:r>
+    </w:p>
+    <w:p>
+      <w:pPr>
+        <w:bidi/>
+      </w:pPr>
+      <w:r>
+        <w:rPr>
+          <w:rtl/>
+          <w:cs/>
           <w:lang w:val="ar_AE" w:bidi="ar_AE"/>
         </w:rPr>
       </w:r>
       <w:r>
         <w:rPr>
           <w:b/>
+          <w:rtl/>
+          <w:cs/>
           <w:lang w:val="ar_AE" w:bidi="ar_AE"/>
         </w:rPr>
         <w:t>Arabic Van Dyck Bible</w:t>
       </w:r>
       <w:r>
         <w:rPr>
-          <w:lang w:val="ar_AE" w:bidi="ar_AE"/>
-        </w:rPr>
-        <w:t xml:space="preserve"> (Arabic) is based on: </w:t>
-      </w:r>
-      <w:r>
-        <w:rPr>
-          <w:lang w:val="ar_AE" w:bidi="ar_AE"/>
-        </w:rPr>
-        <w:t>Van Dyck Bible</w:t>
-      </w:r>
-      <w:r>
-        <w:rPr>
-          <w:lang w:val="ar_AE" w:bidi="ar_AE"/>
-        </w:rPr>
-        <w:t xml:space="preserve">, </w:t>
+          <w:rtl/>
+          <w:cs/>
+          <w:lang w:val="ar_AE" w:bidi="ar_AE"/>
+        </w:rPr>
+        <w:t xml:space="preserve"> © </w:t>
       </w:r>
       <w:hyperlink r:id="rId13">
         <w:r>
           <w:rPr>
+            <w:rtl/>
+            <w:cs/>
             <w:lang w:val="ar_AE" w:bidi="ar_AE"/>
           </w:rPr>
           <w:rPr>
@@ -78,13 +80,17 @@
       </w:hyperlink>
       <w:r>
         <w:rPr>
-          <w:lang w:val="ar_AE" w:bidi="ar_AE"/>
-        </w:rPr>
-        <w:t xml:space="preserve">, None, which is licensed under a </w:t>
+          <w:rtl/>
+          <w:cs/>
+          <w:lang w:val="ar_AE" w:bidi="ar_AE"/>
+        </w:rPr>
+        <w:t xml:space="preserve">, licensed under a </w:t>
       </w:r>
       <w:hyperlink r:id="rId14">
         <w:r>
           <w:rPr>
+            <w:rtl/>
+            <w:cs/>
             <w:lang w:val="ar_AE" w:bidi="ar_AE"/>
           </w:rPr>
           <w:rPr>
@@ -96,38 +102,23 @@
       </w:hyperlink>
       <w:r>
         <w:rPr>
+          <w:rtl/>
+          <w:cs/>
           <w:lang w:val="ar_AE" w:bidi="ar_AE"/>
         </w:rPr>
         <w:t>.</w:t>
       </w:r>
       <w:r>
         <w:rPr>
-          <w:lang w:val="ar_AE" w:bidi="ar_AE"/>
-        </w:rPr>
-      </w:r>
-    </w:p>
-    <w:p>
-      <w:pPr>
-        <w:bidi/>
-      </w:pPr>
-      <w:r>
-        <w:rPr>
-          <w:lang w:val="ar_AE" w:bidi="ar_AE"/>
-        </w:rPr>
-      </w:r>
-      <w:r>
-        <w:rPr>
-          <w:lang w:val="ar_AE" w:bidi="ar_AE"/>
-        </w:rPr>
-        <w:t>This PDF version is provided under the same license.</w:t>
-      </w:r>
-      <w:r>
-        <w:rPr>
-          <w:lang w:val="ar_AE" w:bidi="ar_AE"/>
-        </w:rPr>
-      </w:r>
-      <w:r>
-        <w:rPr>
+          <w:rtl/>
+          <w:cs/>
+          <w:lang w:val="ar_AE" w:bidi="ar_AE"/>
+        </w:rPr>
+      </w:r>
+      <w:r>
+        <w:rPr>
+          <w:rtl/>
+          <w:cs/>
           <w:lang w:val="ar_AE" w:bidi="ar_AE"/>
         </w:rPr>
       </w:r>
@@ -139,6 +130,8 @@
       </w:pPr>
       <w:r>
         <w:rPr>
+          <w:rtl/>
+          <w:cs/>
           <w:lang w:val="ar_AE" w:bidi="ar_AE"/>
         </w:rPr>
         <w:t>Arabic Van Dyck Bible</w:t>
@@ -168,6 +161,8 @@
       </w:pPr>
       <w:r>
         <w:rPr>
+          <w:rtl/>
+          <w:cs/>
           <w:lang w:val="ar_AE" w:bidi="ar_AE"/>
         </w:rPr>
       </w:r>
@@ -179,32 +174,42 @@
       </w:pPr>
       <w:r>
         <w:rPr>
-          <w:lang w:val="ar_AE" w:bidi="ar_AE"/>
-        </w:rPr>
-      </w:r>
-    </w:p>
-    <w:p>
-      <w:pPr>
-        <w:bidi/>
-      </w:pPr>
-      <w:r>
-        <w:rPr>
-          <w:lang w:val="ar_AE" w:bidi="ar_AE"/>
-        </w:rPr>
-      </w:r>
-      <w:r>
-        <w:rPr>
+          <w:rtl/>
+          <w:cs/>
+          <w:lang w:val="ar_AE" w:bidi="ar_AE"/>
+        </w:rPr>
+      </w:r>
+    </w:p>
+    <w:p>
+      <w:pPr>
+        <w:bidi/>
+      </w:pPr>
+      <w:r>
+        <w:rPr>
+          <w:rtl/>
+          <w:cs/>
+          <w:lang w:val="ar_AE" w:bidi="ar_AE"/>
+        </w:rPr>
+      </w:r>
+      <w:r>
+        <w:rPr>
+          <w:rtl/>
+          <w:cs/>
           <w:lang w:val="ar_AE" w:bidi="ar_AE"/>
         </w:rPr>
         <w:t xml:space="preserve"> </w:t>
       </w:r>
       <w:r>
         <w:rPr>
-          <w:lang w:val="ar_AE" w:bidi="ar_AE"/>
-        </w:rPr>
-      </w:r>
-      <w:r>
-        <w:rPr>
+          <w:rtl/>
+          <w:cs/>
+          <w:lang w:val="ar_AE" w:bidi="ar_AE"/>
+        </w:rPr>
+      </w:r>
+      <w:r>
+        <w:rPr>
+          <w:rtl/>
+          <w:cs/>
           <w:lang w:val="ar_AE" w:bidi="ar_AE"/>
         </w:rPr>
       </w:r>
@@ -226,976 +231,662 @@
     </w:p>
     <w:p>
       <w:pPr>
-        <w:bidi/>
-      </w:pPr>
-      <w:r>
-        <w:rPr>
-          <w:lang w:val="ar_AE" w:bidi="ar_AE"/>
-        </w:rPr>
-      </w:r>
-    </w:p>
-    <w:p>
-      <w:pPr>
         <w:pStyle w:val="Heading2"/>
         <w:bidi/>
       </w:pPr>
       <w:r>
         <w:rPr>
+          <w:rtl/>
+          <w:cs/>
           <w:lang w:val="ar_AE" w:bidi="ar_AE"/>
         </w:rPr>
         <w:t>Lamentations 1:1</w:t>
       </w:r>
       <w:r>
         <w:rPr>
-          <w:lang w:val="ar_AE" w:bidi="ar_AE"/>
-        </w:rPr>
-      </w:r>
-    </w:p>
-    <w:p>
-      <w:pPr>
-        <w:bidi/>
-      </w:pPr>
-      <w:r>
-        <w:rPr>
-          <w:lang w:val="ar_AE" w:bidi="ar_AE"/>
-        </w:rPr>
-      </w:r>
-      <w:r>
-        <w:rPr>
-          <w:vertAlign w:val="superscript"/>
+          <w:rtl/>
+          <w:cs/>
+          <w:lang w:val="ar_AE" w:bidi="ar_AE"/>
+        </w:rPr>
+      </w:r>
+    </w:p>
+    <w:p>
+      <w:pPr>
+        <w:bidi/>
+      </w:pPr>
+      <w:r>
+        <w:rPr>
+          <w:rtl/>
+          <w:cs/>
+          <w:lang w:val="ar_AE" w:bidi="ar_AE"/>
+        </w:rPr>
+      </w:r>
+      <w:r>
+        <w:rPr>
+          <w:vertAlign w:val="superscript"/>
+          <w:rtl/>
+          <w:cs/>
           <w:lang w:val="ar_AE" w:bidi="ar_AE"/>
         </w:rPr>
         <w:t>1</w:t>
       </w:r>
       <w:r>
         <w:rPr>
+          <w:rtl/>
+          <w:cs/>
           <w:lang w:val="ar_AE" w:bidi="ar_AE"/>
         </w:rPr>
         <w:t xml:space="preserve"> كَيْفَ جَلَسَتْ وَحْدَهَا ٱلْمَدِينَةُ ٱلْكَثِيرَةُ ٱلشَّعْبِ! كَيْفَ صَارَتْ كَأَرْمَلَةٍ ٱلْعَظِيمَةُ فِي ٱلْأُمَمِ. ٱلسَّيِّدَةُ في ٱلْبُلْدَانِ صَارَتْ تَحْتَ ٱلْجِزْيَةِ!</w:t>
       </w:r>
-      <w:r>
-        <w:rPr>
-          <w:lang w:val="ar_AE" w:bidi="ar_AE"/>
-        </w:rPr>
-      </w:r>
-      <w:r>
-        <w:rPr>
-          <w:lang w:val="ar_AE" w:bidi="ar_AE"/>
-        </w:rPr>
-      </w:r>
-    </w:p>
-    <w:p>
-      <w:pPr>
-        <w:bidi/>
-      </w:pPr>
-      <w:r>
-        <w:rPr>
-          <w:lang w:val="ar_AE" w:bidi="ar_AE"/>
-        </w:rPr>
-      </w:r>
-    </w:p>
-    <w:p>
-      <w:pPr>
-        <w:bidi/>
-      </w:pPr>
-      <w:r>
-        <w:rPr>
-          <w:lang w:val="ar_AE" w:bidi="ar_AE"/>
-        </w:rPr>
-      </w:r>
-      <w:r>
-        <w:rPr>
-          <w:vertAlign w:val="superscript"/>
+    </w:p>
+    <w:p>
+      <w:pPr>
+        <w:bidi/>
+      </w:pPr>
+      <w:r>
+        <w:rPr>
+          <w:rtl/>
+          <w:cs/>
+          <w:lang w:val="ar_AE" w:bidi="ar_AE"/>
+        </w:rPr>
+      </w:r>
+      <w:r>
+        <w:rPr>
+          <w:vertAlign w:val="superscript"/>
+          <w:rtl/>
+          <w:cs/>
           <w:lang w:val="ar_AE" w:bidi="ar_AE"/>
         </w:rPr>
         <w:t>2</w:t>
       </w:r>
       <w:r>
         <w:rPr>
+          <w:rtl/>
+          <w:cs/>
           <w:lang w:val="ar_AE" w:bidi="ar_AE"/>
         </w:rPr>
         <w:t xml:space="preserve"> تَبْكِي في ٱللَّيْلِ بُكَاءً، وَدُمُوعُهَا علَى خَدَّيْهَا. لَيْسَ لَهَا مُعَزٍّ مِنْ كُلِّ مُحِبِّيهَا. كُلُّ أَصْحَابِهَا غَدَرُوا بِهَا، صَارُوا لهَا أَعْدَاءً.</w:t>
       </w:r>
-      <w:r>
-        <w:rPr>
-          <w:lang w:val="ar_AE" w:bidi="ar_AE"/>
-        </w:rPr>
-      </w:r>
-      <w:r>
-        <w:rPr>
-          <w:lang w:val="ar_AE" w:bidi="ar_AE"/>
-        </w:rPr>
-      </w:r>
-    </w:p>
-    <w:p>
-      <w:pPr>
-        <w:bidi/>
-      </w:pPr>
-      <w:r>
-        <w:rPr>
-          <w:lang w:val="ar_AE" w:bidi="ar_AE"/>
-        </w:rPr>
-      </w:r>
-    </w:p>
-    <w:p>
-      <w:pPr>
-        <w:bidi/>
-      </w:pPr>
-      <w:r>
-        <w:rPr>
-          <w:lang w:val="ar_AE" w:bidi="ar_AE"/>
-        </w:rPr>
-      </w:r>
-      <w:r>
-        <w:rPr>
-          <w:vertAlign w:val="superscript"/>
+    </w:p>
+    <w:p>
+      <w:pPr>
+        <w:bidi/>
+      </w:pPr>
+      <w:r>
+        <w:rPr>
+          <w:rtl/>
+          <w:cs/>
+          <w:lang w:val="ar_AE" w:bidi="ar_AE"/>
+        </w:rPr>
+      </w:r>
+      <w:r>
+        <w:rPr>
+          <w:vertAlign w:val="superscript"/>
+          <w:rtl/>
+          <w:cs/>
           <w:lang w:val="ar_AE" w:bidi="ar_AE"/>
         </w:rPr>
         <w:t>3</w:t>
       </w:r>
       <w:r>
         <w:rPr>
+          <w:rtl/>
+          <w:cs/>
           <w:lang w:val="ar_AE" w:bidi="ar_AE"/>
         </w:rPr>
         <w:t xml:space="preserve"> قَد سُبِيَتْ يَهُوذَا مِنَ ٱلْمَذَلَّةِ وَمِنْ كَثْرَةِ ٱلْعُبُودِيَّةِ. هِيَ تَسْكُنُ بَيْنَ ٱلْأُمَمِ. لَا تَجِدُ رَاحَةً. قَدْ أَدْرَكَهَا كُلُّ طَارِدِيهَا بَيْنَ ٱلضِّيقَاتِ.</w:t>
       </w:r>
-      <w:r>
-        <w:rPr>
-          <w:lang w:val="ar_AE" w:bidi="ar_AE"/>
-        </w:rPr>
-      </w:r>
-      <w:r>
-        <w:rPr>
-          <w:lang w:val="ar_AE" w:bidi="ar_AE"/>
-        </w:rPr>
-      </w:r>
-    </w:p>
-    <w:p>
-      <w:pPr>
-        <w:bidi/>
-      </w:pPr>
-      <w:r>
-        <w:rPr>
-          <w:lang w:val="ar_AE" w:bidi="ar_AE"/>
-        </w:rPr>
-      </w:r>
-    </w:p>
-    <w:p>
-      <w:pPr>
-        <w:bidi/>
-      </w:pPr>
-      <w:r>
-        <w:rPr>
-          <w:lang w:val="ar_AE" w:bidi="ar_AE"/>
-        </w:rPr>
-      </w:r>
-      <w:r>
-        <w:rPr>
-          <w:vertAlign w:val="superscript"/>
+    </w:p>
+    <w:p>
+      <w:pPr>
+        <w:bidi/>
+      </w:pPr>
+      <w:r>
+        <w:rPr>
+          <w:rtl/>
+          <w:cs/>
+          <w:lang w:val="ar_AE" w:bidi="ar_AE"/>
+        </w:rPr>
+      </w:r>
+      <w:r>
+        <w:rPr>
+          <w:vertAlign w:val="superscript"/>
+          <w:rtl/>
+          <w:cs/>
           <w:lang w:val="ar_AE" w:bidi="ar_AE"/>
         </w:rPr>
         <w:t>4</w:t>
       </w:r>
       <w:r>
         <w:rPr>
+          <w:rtl/>
+          <w:cs/>
           <w:lang w:val="ar_AE" w:bidi="ar_AE"/>
         </w:rPr>
         <w:t xml:space="preserve"> طُرُقُ صِهْيَوْنَ نَائِحَةٌ لِعَدَمِ ٱلْآتِينَ إِلَى ٱلْعِيدِ. كُلُّ أَبْوَابِهَا خَرِبَةٌ. كَهَنَتُهَا يَتَنَهَّدُونَ. عَذَارَاهَا مُذَلَّلَةٌ وَهِيَ فِي مَرَارَةٍ.</w:t>
       </w:r>
-      <w:r>
-        <w:rPr>
-          <w:lang w:val="ar_AE" w:bidi="ar_AE"/>
-        </w:rPr>
-      </w:r>
-      <w:r>
-        <w:rPr>
-          <w:lang w:val="ar_AE" w:bidi="ar_AE"/>
-        </w:rPr>
-      </w:r>
-    </w:p>
-    <w:p>
-      <w:pPr>
-        <w:bidi/>
-      </w:pPr>
-      <w:r>
-        <w:rPr>
-          <w:lang w:val="ar_AE" w:bidi="ar_AE"/>
-        </w:rPr>
-      </w:r>
-    </w:p>
-    <w:p>
-      <w:pPr>
-        <w:bidi/>
-      </w:pPr>
-      <w:r>
-        <w:rPr>
-          <w:lang w:val="ar_AE" w:bidi="ar_AE"/>
-        </w:rPr>
-      </w:r>
-      <w:r>
-        <w:rPr>
-          <w:vertAlign w:val="superscript"/>
+    </w:p>
+    <w:p>
+      <w:pPr>
+        <w:bidi/>
+      </w:pPr>
+      <w:r>
+        <w:rPr>
+          <w:rtl/>
+          <w:cs/>
+          <w:lang w:val="ar_AE" w:bidi="ar_AE"/>
+        </w:rPr>
+      </w:r>
+      <w:r>
+        <w:rPr>
+          <w:vertAlign w:val="superscript"/>
+          <w:rtl/>
+          <w:cs/>
           <w:lang w:val="ar_AE" w:bidi="ar_AE"/>
         </w:rPr>
         <w:t>5</w:t>
       </w:r>
       <w:r>
         <w:rPr>
+          <w:rtl/>
+          <w:cs/>
           <w:lang w:val="ar_AE" w:bidi="ar_AE"/>
         </w:rPr>
         <w:t xml:space="preserve"> صَارَ مُضَايِقُوهَا رَأْسًا. نَجَحَ أَعْدَاؤُهَا لِأَنَّ ٱلرَّبَّ قَدْ أَذَلَّهَا لِأَجْلِ كَثْرَةِ ذُنُوبِهَا. ذَهَبَ أَوْلَادُهَا إِلَى ٱلسَّبْيِ قُدَّامَ ٱلْعَدُوِّ.</w:t>
       </w:r>
-      <w:r>
-        <w:rPr>
-          <w:lang w:val="ar_AE" w:bidi="ar_AE"/>
-        </w:rPr>
-      </w:r>
-      <w:r>
-        <w:rPr>
-          <w:lang w:val="ar_AE" w:bidi="ar_AE"/>
-        </w:rPr>
-      </w:r>
-    </w:p>
-    <w:p>
-      <w:pPr>
-        <w:bidi/>
-      </w:pPr>
-      <w:r>
-        <w:rPr>
-          <w:lang w:val="ar_AE" w:bidi="ar_AE"/>
-        </w:rPr>
-      </w:r>
-    </w:p>
-    <w:p>
-      <w:pPr>
-        <w:bidi/>
-      </w:pPr>
-      <w:r>
-        <w:rPr>
-          <w:lang w:val="ar_AE" w:bidi="ar_AE"/>
-        </w:rPr>
-      </w:r>
-      <w:r>
-        <w:rPr>
-          <w:vertAlign w:val="superscript"/>
+    </w:p>
+    <w:p>
+      <w:pPr>
+        <w:bidi/>
+      </w:pPr>
+      <w:r>
+        <w:rPr>
+          <w:rtl/>
+          <w:cs/>
+          <w:lang w:val="ar_AE" w:bidi="ar_AE"/>
+        </w:rPr>
+      </w:r>
+      <w:r>
+        <w:rPr>
+          <w:vertAlign w:val="superscript"/>
+          <w:rtl/>
+          <w:cs/>
           <w:lang w:val="ar_AE" w:bidi="ar_AE"/>
         </w:rPr>
         <w:t>6</w:t>
       </w:r>
       <w:r>
         <w:rPr>
+          <w:rtl/>
+          <w:cs/>
           <w:lang w:val="ar_AE" w:bidi="ar_AE"/>
         </w:rPr>
         <w:t xml:space="preserve"> وَقَدْ خَرَجَ مِنْ بِنْتِ صِهْيَوْنَ كُلُّ بَهَائِهَا. صَارَتْ رُؤَسَاؤُهَا كَأَيَائِلَ لَا تَجِدُ مَرْعًى، فَيَسِيرُونَ بِلَا قُوَّةٍ أَمَامَ ٱلطَّارِدِ.</w:t>
       </w:r>
-      <w:r>
-        <w:rPr>
-          <w:lang w:val="ar_AE" w:bidi="ar_AE"/>
-        </w:rPr>
-      </w:r>
-      <w:r>
-        <w:rPr>
-          <w:lang w:val="ar_AE" w:bidi="ar_AE"/>
-        </w:rPr>
-      </w:r>
-    </w:p>
-    <w:p>
-      <w:pPr>
-        <w:bidi/>
-      </w:pPr>
-      <w:r>
-        <w:rPr>
-          <w:lang w:val="ar_AE" w:bidi="ar_AE"/>
-        </w:rPr>
-      </w:r>
-    </w:p>
-    <w:p>
-      <w:pPr>
-        <w:bidi/>
-      </w:pPr>
-      <w:r>
-        <w:rPr>
-          <w:lang w:val="ar_AE" w:bidi="ar_AE"/>
-        </w:rPr>
-      </w:r>
-      <w:r>
-        <w:rPr>
-          <w:vertAlign w:val="superscript"/>
+    </w:p>
+    <w:p>
+      <w:pPr>
+        <w:bidi/>
+      </w:pPr>
+      <w:r>
+        <w:rPr>
+          <w:rtl/>
+          <w:cs/>
+          <w:lang w:val="ar_AE" w:bidi="ar_AE"/>
+        </w:rPr>
+      </w:r>
+      <w:r>
+        <w:rPr>
+          <w:vertAlign w:val="superscript"/>
+          <w:rtl/>
+          <w:cs/>
           <w:lang w:val="ar_AE" w:bidi="ar_AE"/>
         </w:rPr>
         <w:t>7</w:t>
       </w:r>
       <w:r>
         <w:rPr>
+          <w:rtl/>
+          <w:cs/>
           <w:lang w:val="ar_AE" w:bidi="ar_AE"/>
         </w:rPr>
         <w:t xml:space="preserve"> قَدْ ذَكَرَتْ أُورُشَلِيمُ فِي أَيَّامِ مَذَلَّتِهَا وَتَطَوُّحِهَا كُلَّ مُشْتَهَيَاتِهَا ٱلَّتِي كَانَتْ فِي أَيَّامِ ٱلْقِدَمِ. عِنْدَ سُقُوطِ شَعْبِهَا بِيَدِ ٱلْعَدُوِّ وَلَيْسَ مَنْ يُسَاعِدُهَا. رَأَتْهَا ٱلْأَعْدَاءُ. ضَحِكُوا عَلَى هَلَاكِهَا.</w:t>
       </w:r>
-      <w:r>
-        <w:rPr>
-          <w:lang w:val="ar_AE" w:bidi="ar_AE"/>
-        </w:rPr>
-      </w:r>
-      <w:r>
-        <w:rPr>
-          <w:lang w:val="ar_AE" w:bidi="ar_AE"/>
-        </w:rPr>
-      </w:r>
-    </w:p>
-    <w:p>
-      <w:pPr>
-        <w:bidi/>
-      </w:pPr>
-      <w:r>
-        <w:rPr>
-          <w:lang w:val="ar_AE" w:bidi="ar_AE"/>
-        </w:rPr>
-      </w:r>
-    </w:p>
-    <w:p>
-      <w:pPr>
-        <w:bidi/>
-      </w:pPr>
-      <w:r>
-        <w:rPr>
-          <w:lang w:val="ar_AE" w:bidi="ar_AE"/>
-        </w:rPr>
-      </w:r>
-      <w:r>
-        <w:rPr>
-          <w:vertAlign w:val="superscript"/>
+    </w:p>
+    <w:p>
+      <w:pPr>
+        <w:bidi/>
+      </w:pPr>
+      <w:r>
+        <w:rPr>
+          <w:rtl/>
+          <w:cs/>
+          <w:lang w:val="ar_AE" w:bidi="ar_AE"/>
+        </w:rPr>
+      </w:r>
+      <w:r>
+        <w:rPr>
+          <w:vertAlign w:val="superscript"/>
+          <w:rtl/>
+          <w:cs/>
           <w:lang w:val="ar_AE" w:bidi="ar_AE"/>
         </w:rPr>
         <w:t>8</w:t>
       </w:r>
       <w:r>
         <w:rPr>
+          <w:rtl/>
+          <w:cs/>
           <w:lang w:val="ar_AE" w:bidi="ar_AE"/>
         </w:rPr>
         <w:t xml:space="preserve"> قَدْ أَخْطَأَتْ أُورُشَلِيمُ خَطِيَّةً، مِنْ أَجْلِ ذَلِكَ صَارَتْ رَجِسَةً. كُلُّ مُكَرِّمِيهَا يَحْتَقِرُونَهَا لِأَنَّهُمْ رَأَوْا عَوْرَتَهَا، وَهِيَ أَيْضًا تَتَنَهَّدُ وَتَرْجِعُ إِلَى ٱلْوَرَاءِ.</w:t>
       </w:r>
-      <w:r>
-        <w:rPr>
-          <w:lang w:val="ar_AE" w:bidi="ar_AE"/>
-        </w:rPr>
-      </w:r>
-      <w:r>
-        <w:rPr>
-          <w:lang w:val="ar_AE" w:bidi="ar_AE"/>
-        </w:rPr>
-      </w:r>
-    </w:p>
-    <w:p>
-      <w:pPr>
-        <w:bidi/>
-      </w:pPr>
-      <w:r>
-        <w:rPr>
-          <w:lang w:val="ar_AE" w:bidi="ar_AE"/>
-        </w:rPr>
-      </w:r>
-    </w:p>
-    <w:p>
-      <w:pPr>
-        <w:bidi/>
-      </w:pPr>
-      <w:r>
-        <w:rPr>
-          <w:lang w:val="ar_AE" w:bidi="ar_AE"/>
-        </w:rPr>
-      </w:r>
-      <w:r>
-        <w:rPr>
-          <w:vertAlign w:val="superscript"/>
+    </w:p>
+    <w:p>
+      <w:pPr>
+        <w:bidi/>
+      </w:pPr>
+      <w:r>
+        <w:rPr>
+          <w:rtl/>
+          <w:cs/>
+          <w:lang w:val="ar_AE" w:bidi="ar_AE"/>
+        </w:rPr>
+      </w:r>
+      <w:r>
+        <w:rPr>
+          <w:vertAlign w:val="superscript"/>
+          <w:rtl/>
+          <w:cs/>
           <w:lang w:val="ar_AE" w:bidi="ar_AE"/>
         </w:rPr>
         <w:t>9</w:t>
       </w:r>
       <w:r>
         <w:rPr>
+          <w:rtl/>
+          <w:cs/>
           <w:lang w:val="ar_AE" w:bidi="ar_AE"/>
         </w:rPr>
         <w:t xml:space="preserve"> نَجَاسَتُهَا فِي أَذْيَالِهَا. لَمْ تَذْكُرْ آخِرَتَهَا وَقَدِ ٱنْحَطَّتِ ٱنْحِطَاطًا عَجِيبًا. لَيْسَ لَهَا مُعَزٍّ. «ٱنْظُرْ يَارَبُّ إِلَى مَذَلَّتِي لِأَنَّ ٱلْعَدُوَّ قَدْ تَعَظَّمَ».</w:t>
       </w:r>
-      <w:r>
-        <w:rPr>
-          <w:lang w:val="ar_AE" w:bidi="ar_AE"/>
-        </w:rPr>
-      </w:r>
-      <w:r>
-        <w:rPr>
-          <w:lang w:val="ar_AE" w:bidi="ar_AE"/>
-        </w:rPr>
-      </w:r>
-    </w:p>
-    <w:p>
-      <w:pPr>
-        <w:bidi/>
-      </w:pPr>
-      <w:r>
-        <w:rPr>
-          <w:lang w:val="ar_AE" w:bidi="ar_AE"/>
-        </w:rPr>
-      </w:r>
-    </w:p>
-    <w:p>
-      <w:pPr>
-        <w:bidi/>
-      </w:pPr>
-      <w:r>
-        <w:rPr>
-          <w:lang w:val="ar_AE" w:bidi="ar_AE"/>
-        </w:rPr>
-      </w:r>
-      <w:r>
-        <w:rPr>
-          <w:vertAlign w:val="superscript"/>
+    </w:p>
+    <w:p>
+      <w:pPr>
+        <w:bidi/>
+      </w:pPr>
+      <w:r>
+        <w:rPr>
+          <w:rtl/>
+          <w:cs/>
+          <w:lang w:val="ar_AE" w:bidi="ar_AE"/>
+        </w:rPr>
+      </w:r>
+      <w:r>
+        <w:rPr>
+          <w:vertAlign w:val="superscript"/>
+          <w:rtl/>
+          <w:cs/>
           <w:lang w:val="ar_AE" w:bidi="ar_AE"/>
         </w:rPr>
         <w:t>10</w:t>
       </w:r>
       <w:r>
         <w:rPr>
+          <w:rtl/>
+          <w:cs/>
           <w:lang w:val="ar_AE" w:bidi="ar_AE"/>
         </w:rPr>
         <w:t xml:space="preserve"> بَسَطَ ٱلْعَدُوُّ يَدَهُ عَلَى كُلِّ مُشْتَهَيَاتِهَا، فَإِنَّهَا رَأَتِ ٱلْأُمَمَ دَخَلُوا مَقْدِسَهَا، ٱلَّذِينَ أَمَرْتَ أَنْ لَا يَدْخُلُوا فِي جَمَاعَتِكَ.</w:t>
       </w:r>
-      <w:r>
-        <w:rPr>
-          <w:lang w:val="ar_AE" w:bidi="ar_AE"/>
-        </w:rPr>
-      </w:r>
-      <w:r>
-        <w:rPr>
-          <w:lang w:val="ar_AE" w:bidi="ar_AE"/>
-        </w:rPr>
-      </w:r>
-    </w:p>
-    <w:p>
-      <w:pPr>
-        <w:bidi/>
-      </w:pPr>
-      <w:r>
-        <w:rPr>
-          <w:lang w:val="ar_AE" w:bidi="ar_AE"/>
-        </w:rPr>
-      </w:r>
-    </w:p>
-    <w:p>
-      <w:pPr>
-        <w:bidi/>
-      </w:pPr>
-      <w:r>
-        <w:rPr>
-          <w:lang w:val="ar_AE" w:bidi="ar_AE"/>
-        </w:rPr>
-      </w:r>
-      <w:r>
-        <w:rPr>
-          <w:vertAlign w:val="superscript"/>
+    </w:p>
+    <w:p>
+      <w:pPr>
+        <w:bidi/>
+      </w:pPr>
+      <w:r>
+        <w:rPr>
+          <w:rtl/>
+          <w:cs/>
+          <w:lang w:val="ar_AE" w:bidi="ar_AE"/>
+        </w:rPr>
+      </w:r>
+      <w:r>
+        <w:rPr>
+          <w:vertAlign w:val="superscript"/>
+          <w:rtl/>
+          <w:cs/>
           <w:lang w:val="ar_AE" w:bidi="ar_AE"/>
         </w:rPr>
         <w:t>11</w:t>
       </w:r>
       <w:r>
         <w:rPr>
+          <w:rtl/>
+          <w:cs/>
           <w:lang w:val="ar_AE" w:bidi="ar_AE"/>
         </w:rPr>
         <w:t xml:space="preserve"> كُلُّ شَعْبِهَا يَتَنَهَّدُونَ، يَطْلُبُونَ خُبْزًا. دَفَعُوا مُشْتَهَيَاتِهِمْ لِلْأَكْلِ لِأَجْلِ رَدِّ ٱلنَّفْسِ. «ٱنْظُرْ يَارَبُّ وَتَطَلَّعْ لِأَنِّي قَدْ صِرْتُ مُحْتَقَرَةً».</w:t>
       </w:r>
-      <w:r>
-        <w:rPr>
-          <w:lang w:val="ar_AE" w:bidi="ar_AE"/>
-        </w:rPr>
-      </w:r>
-      <w:r>
-        <w:rPr>
-          <w:lang w:val="ar_AE" w:bidi="ar_AE"/>
-        </w:rPr>
-      </w:r>
-    </w:p>
-    <w:p>
-      <w:pPr>
-        <w:bidi/>
-      </w:pPr>
-      <w:r>
-        <w:rPr>
-          <w:lang w:val="ar_AE" w:bidi="ar_AE"/>
-        </w:rPr>
-      </w:r>
-    </w:p>
-    <w:p>
-      <w:pPr>
-        <w:bidi/>
-      </w:pPr>
-      <w:r>
-        <w:rPr>
-          <w:lang w:val="ar_AE" w:bidi="ar_AE"/>
-        </w:rPr>
-      </w:r>
-      <w:r>
-        <w:rPr>
-          <w:vertAlign w:val="superscript"/>
+    </w:p>
+    <w:p>
+      <w:pPr>
+        <w:bidi/>
+      </w:pPr>
+      <w:r>
+        <w:rPr>
+          <w:rtl/>
+          <w:cs/>
+          <w:lang w:val="ar_AE" w:bidi="ar_AE"/>
+        </w:rPr>
+      </w:r>
+      <w:r>
+        <w:rPr>
+          <w:vertAlign w:val="superscript"/>
+          <w:rtl/>
+          <w:cs/>
           <w:lang w:val="ar_AE" w:bidi="ar_AE"/>
         </w:rPr>
         <w:t>12</w:t>
       </w:r>
       <w:r>
         <w:rPr>
+          <w:rtl/>
+          <w:cs/>
           <w:lang w:val="ar_AE" w:bidi="ar_AE"/>
         </w:rPr>
         <w:t xml:space="preserve"> «أَمَا إِلَيْكُمْ يَا جَمِيعَ عَابِرِي ٱلطَّرِيقِ؟ تَطَلَّعُوا وَٱنْظُرُوا إِنْ كَانَ حُزْنٌ مِثْلُ حُزْنِي ٱلَّذِي صُنِعَ بِي، ٱلَّذِي أَذَلَّنِي بِهِ ٱلرَّبُّ يَوْمَ حُمُوِّ غَضَبِهِ؟</w:t>
       </w:r>
-      <w:r>
-        <w:rPr>
-          <w:lang w:val="ar_AE" w:bidi="ar_AE"/>
-        </w:rPr>
-      </w:r>
-      <w:r>
-        <w:rPr>
-          <w:lang w:val="ar_AE" w:bidi="ar_AE"/>
-        </w:rPr>
-      </w:r>
-    </w:p>
-    <w:p>
-      <w:pPr>
-        <w:bidi/>
-      </w:pPr>
-      <w:r>
-        <w:rPr>
-          <w:lang w:val="ar_AE" w:bidi="ar_AE"/>
-        </w:rPr>
-      </w:r>
-    </w:p>
-    <w:p>
-      <w:pPr>
-        <w:bidi/>
-      </w:pPr>
-      <w:r>
-        <w:rPr>
-          <w:lang w:val="ar_AE" w:bidi="ar_AE"/>
-        </w:rPr>
-      </w:r>
-      <w:r>
-        <w:rPr>
-          <w:vertAlign w:val="superscript"/>
+    </w:p>
+    <w:p>
+      <w:pPr>
+        <w:bidi/>
+      </w:pPr>
+      <w:r>
+        <w:rPr>
+          <w:rtl/>
+          <w:cs/>
+          <w:lang w:val="ar_AE" w:bidi="ar_AE"/>
+        </w:rPr>
+      </w:r>
+      <w:r>
+        <w:rPr>
+          <w:vertAlign w:val="superscript"/>
+          <w:rtl/>
+          <w:cs/>
           <w:lang w:val="ar_AE" w:bidi="ar_AE"/>
         </w:rPr>
         <w:t>13</w:t>
       </w:r>
       <w:r>
         <w:rPr>
+          <w:rtl/>
+          <w:cs/>
           <w:lang w:val="ar_AE" w:bidi="ar_AE"/>
         </w:rPr>
         <w:t xml:space="preserve"> مِنَ ٱلْعَلَاءِ أَرْسَلَ نَارًا إِلَى عِظَامِي فَسَرَتْ فِيهَا. بَسَطَ شَبَكَةً لِرِجْلَيَّ. رَدَّنِي إِلَى ٱلْوَرَاءِ. جَعَلَنِي خَرِبَةً. ٱلْيَوْمَ كُلَّهُ مَغْمُومَةً.</w:t>
       </w:r>
-      <w:r>
-        <w:rPr>
-          <w:lang w:val="ar_AE" w:bidi="ar_AE"/>
-        </w:rPr>
-      </w:r>
-      <w:r>
-        <w:rPr>
-          <w:lang w:val="ar_AE" w:bidi="ar_AE"/>
-        </w:rPr>
-      </w:r>
-    </w:p>
-    <w:p>
-      <w:pPr>
-        <w:bidi/>
-      </w:pPr>
-      <w:r>
-        <w:rPr>
-          <w:lang w:val="ar_AE" w:bidi="ar_AE"/>
-        </w:rPr>
-      </w:r>
-    </w:p>
-    <w:p>
-      <w:pPr>
-        <w:bidi/>
-      </w:pPr>
-      <w:r>
-        <w:rPr>
-          <w:lang w:val="ar_AE" w:bidi="ar_AE"/>
-        </w:rPr>
-      </w:r>
-      <w:r>
-        <w:rPr>
-          <w:vertAlign w:val="superscript"/>
+    </w:p>
+    <w:p>
+      <w:pPr>
+        <w:bidi/>
+      </w:pPr>
+      <w:r>
+        <w:rPr>
+          <w:rtl/>
+          <w:cs/>
+          <w:lang w:val="ar_AE" w:bidi="ar_AE"/>
+        </w:rPr>
+      </w:r>
+      <w:r>
+        <w:rPr>
+          <w:vertAlign w:val="superscript"/>
+          <w:rtl/>
+          <w:cs/>
           <w:lang w:val="ar_AE" w:bidi="ar_AE"/>
         </w:rPr>
         <w:t>14</w:t>
       </w:r>
       <w:r>
         <w:rPr>
+          <w:rtl/>
+          <w:cs/>
           <w:lang w:val="ar_AE" w:bidi="ar_AE"/>
         </w:rPr>
         <w:t xml:space="preserve"> شَدَّ نِيرَ ذُنُوبِي بِيَدِهِ، ضُفِرَتْ، صَعِدَتْ عَلَى عُنُقِي. نَزَعَ قُوَّتِي. دَفَعَنِي ٱلسَّيِّدُ إِلَى أَيْدٍ لَا أَسْتَطِيعُ ٱلْقِيَامَ مِنْهَا.</w:t>
       </w:r>
-      <w:r>
-        <w:rPr>
-          <w:lang w:val="ar_AE" w:bidi="ar_AE"/>
-        </w:rPr>
-      </w:r>
-      <w:r>
-        <w:rPr>
-          <w:lang w:val="ar_AE" w:bidi="ar_AE"/>
-        </w:rPr>
-      </w:r>
-    </w:p>
-    <w:p>
-      <w:pPr>
-        <w:bidi/>
-      </w:pPr>
-      <w:r>
-        <w:rPr>
-          <w:lang w:val="ar_AE" w:bidi="ar_AE"/>
-        </w:rPr>
-      </w:r>
-    </w:p>
-    <w:p>
-      <w:pPr>
-        <w:bidi/>
-      </w:pPr>
-      <w:r>
-        <w:rPr>
-          <w:lang w:val="ar_AE" w:bidi="ar_AE"/>
-        </w:rPr>
-      </w:r>
-      <w:r>
-        <w:rPr>
-          <w:vertAlign w:val="superscript"/>
+    </w:p>
+    <w:p>
+      <w:pPr>
+        <w:bidi/>
+      </w:pPr>
+      <w:r>
+        <w:rPr>
+          <w:rtl/>
+          <w:cs/>
+          <w:lang w:val="ar_AE" w:bidi="ar_AE"/>
+        </w:rPr>
+      </w:r>
+      <w:r>
+        <w:rPr>
+          <w:vertAlign w:val="superscript"/>
+          <w:rtl/>
+          <w:cs/>
           <w:lang w:val="ar_AE" w:bidi="ar_AE"/>
         </w:rPr>
         <w:t>15</w:t>
       </w:r>
       <w:r>
         <w:rPr>
+          <w:rtl/>
+          <w:cs/>
           <w:lang w:val="ar_AE" w:bidi="ar_AE"/>
         </w:rPr>
         <w:t xml:space="preserve"> رَذَلَ ٱلسَّيِّدُ كُلَّ مُقْتَدِرِيَّ فِي وَسَطِي. دَعَا عَلَيَّ جَمَاعَةً لِحَطْمِ شُبَّانِي. دَاسَ ٱلسَّيِّدُ ٱلْعَذْرَاءَ بِنْتَ يَهُوذَا مِعْصَرَةً.</w:t>
       </w:r>
-      <w:r>
-        <w:rPr>
-          <w:lang w:val="ar_AE" w:bidi="ar_AE"/>
-        </w:rPr>
-      </w:r>
-      <w:r>
-        <w:rPr>
-          <w:lang w:val="ar_AE" w:bidi="ar_AE"/>
-        </w:rPr>
-      </w:r>
-    </w:p>
-    <w:p>
-      <w:pPr>
-        <w:bidi/>
-      </w:pPr>
-      <w:r>
-        <w:rPr>
-          <w:lang w:val="ar_AE" w:bidi="ar_AE"/>
-        </w:rPr>
-      </w:r>
-    </w:p>
-    <w:p>
-      <w:pPr>
-        <w:bidi/>
-      </w:pPr>
-      <w:r>
-        <w:rPr>
-          <w:lang w:val="ar_AE" w:bidi="ar_AE"/>
-        </w:rPr>
-      </w:r>
-      <w:r>
-        <w:rPr>
-          <w:vertAlign w:val="superscript"/>
+    </w:p>
+    <w:p>
+      <w:pPr>
+        <w:bidi/>
+      </w:pPr>
+      <w:r>
+        <w:rPr>
+          <w:rtl/>
+          <w:cs/>
+          <w:lang w:val="ar_AE" w:bidi="ar_AE"/>
+        </w:rPr>
+      </w:r>
+      <w:r>
+        <w:rPr>
+          <w:vertAlign w:val="superscript"/>
+          <w:rtl/>
+          <w:cs/>
           <w:lang w:val="ar_AE" w:bidi="ar_AE"/>
         </w:rPr>
         <w:t>16</w:t>
       </w:r>
       <w:r>
         <w:rPr>
+          <w:rtl/>
+          <w:cs/>
           <w:lang w:val="ar_AE" w:bidi="ar_AE"/>
         </w:rPr>
         <w:t xml:space="preserve"> عَلَى هَذِهِ أَنَا بَاكِيَةٌ. عَيْنِي، عَيْنِي تَسْكُبُ مِيَاهًا لِأَنَّهُ قَدِ ٱبْتَعَدَ عَنِّي ٱلْمُعَزِّي، رَادُّ نَفْسِي. صَارَ بَنِيَّ هَالِكِينَ لِأَنَّهُ قَدْ تَجَبَّرَ ٱلْعَدُوُّ».</w:t>
       </w:r>
-      <w:r>
-        <w:rPr>
-          <w:lang w:val="ar_AE" w:bidi="ar_AE"/>
-        </w:rPr>
-      </w:r>
-      <w:r>
-        <w:rPr>
-          <w:lang w:val="ar_AE" w:bidi="ar_AE"/>
-        </w:rPr>
-      </w:r>
-    </w:p>
-    <w:p>
-      <w:pPr>
-        <w:bidi/>
-      </w:pPr>
-      <w:r>
-        <w:rPr>
-          <w:lang w:val="ar_AE" w:bidi="ar_AE"/>
-        </w:rPr>
-      </w:r>
-    </w:p>
-    <w:p>
-      <w:pPr>
-        <w:bidi/>
-      </w:pPr>
-      <w:r>
-        <w:rPr>
-          <w:lang w:val="ar_AE" w:bidi="ar_AE"/>
-        </w:rPr>
-      </w:r>
-      <w:r>
-        <w:rPr>
-          <w:vertAlign w:val="superscript"/>
+    </w:p>
+    <w:p>
+      <w:pPr>
+        <w:bidi/>
+      </w:pPr>
+      <w:r>
+        <w:rPr>
+          <w:rtl/>
+          <w:cs/>
+          <w:lang w:val="ar_AE" w:bidi="ar_AE"/>
+        </w:rPr>
+      </w:r>
+      <w:r>
+        <w:rPr>
+          <w:vertAlign w:val="superscript"/>
+          <w:rtl/>
+          <w:cs/>
           <w:lang w:val="ar_AE" w:bidi="ar_AE"/>
         </w:rPr>
         <w:t>17</w:t>
       </w:r>
       <w:r>
         <w:rPr>
+          <w:rtl/>
+          <w:cs/>
           <w:lang w:val="ar_AE" w:bidi="ar_AE"/>
         </w:rPr>
         <w:t xml:space="preserve"> بَسَطَتْ صِهْيَوْنُ يَدَيْهَا. لَا مُعَزِّيَ لَهَا. أَمَرَ ٱلرَّبُّ عَلَى يَعْقُوبَ أَنْ يَكُونَ مُضَايِقُوهُ حَوَالَيْهِ. صَارَتْ أُورُشَلِيمُ نَجِسَةً بَيْنَهُمْ.</w:t>
       </w:r>
-      <w:r>
-        <w:rPr>
-          <w:lang w:val="ar_AE" w:bidi="ar_AE"/>
-        </w:rPr>
-      </w:r>
-      <w:r>
-        <w:rPr>
-          <w:lang w:val="ar_AE" w:bidi="ar_AE"/>
-        </w:rPr>
-      </w:r>
-    </w:p>
-    <w:p>
-      <w:pPr>
-        <w:bidi/>
-      </w:pPr>
-      <w:r>
-        <w:rPr>
-          <w:lang w:val="ar_AE" w:bidi="ar_AE"/>
-        </w:rPr>
-      </w:r>
-    </w:p>
-    <w:p>
-      <w:pPr>
-        <w:bidi/>
-      </w:pPr>
-      <w:r>
-        <w:rPr>
-          <w:lang w:val="ar_AE" w:bidi="ar_AE"/>
-        </w:rPr>
-      </w:r>
-      <w:r>
-        <w:rPr>
-          <w:vertAlign w:val="superscript"/>
+    </w:p>
+    <w:p>
+      <w:pPr>
+        <w:bidi/>
+      </w:pPr>
+      <w:r>
+        <w:rPr>
+          <w:rtl/>
+          <w:cs/>
+          <w:lang w:val="ar_AE" w:bidi="ar_AE"/>
+        </w:rPr>
+      </w:r>
+      <w:r>
+        <w:rPr>
+          <w:vertAlign w:val="superscript"/>
+          <w:rtl/>
+          <w:cs/>
           <w:lang w:val="ar_AE" w:bidi="ar_AE"/>
         </w:rPr>
         <w:t>18</w:t>
       </w:r>
       <w:r>
         <w:rPr>
+          <w:rtl/>
+          <w:cs/>
           <w:lang w:val="ar_AE" w:bidi="ar_AE"/>
         </w:rPr>
         <w:t xml:space="preserve"> «بَارٌّ هُوَ ٱلرَّبُّ لِأَنِّي قَدْ عَصَيْتُ أَمْرَهُ. ٱسْمَعُوا يَا جَمِيعَ ٱلشُّعُوبِ وَٱنْظُرُوا إِلَى حُزْنِي. عَذَارَايَ وَشُبَّانِي ذَهَبُوا إِلَى ٱلسَّبْيِ.</w:t>
       </w:r>
-      <w:r>
-        <w:rPr>
-          <w:lang w:val="ar_AE" w:bidi="ar_AE"/>
-        </w:rPr>
-      </w:r>
-      <w:r>
-        <w:rPr>
-          <w:lang w:val="ar_AE" w:bidi="ar_AE"/>
-        </w:rPr>
-      </w:r>
-    </w:p>
-    <w:p>
-      <w:pPr>
-        <w:bidi/>
-      </w:pPr>
-      <w:r>
-        <w:rPr>
-          <w:lang w:val="ar_AE" w:bidi="ar_AE"/>
-        </w:rPr>
-      </w:r>
-    </w:p>
-    <w:p>
-      <w:pPr>
-        <w:bidi/>
-      </w:pPr>
-      <w:r>
-        <w:rPr>
-          <w:lang w:val="ar_AE" w:bidi="ar_AE"/>
-        </w:rPr>
-      </w:r>
-      <w:r>
-        <w:rPr>
-          <w:vertAlign w:val="superscript"/>
+    </w:p>
+    <w:p>
+      <w:pPr>
+        <w:bidi/>
+      </w:pPr>
+      <w:r>
+        <w:rPr>
+          <w:rtl/>
+          <w:cs/>
+          <w:lang w:val="ar_AE" w:bidi="ar_AE"/>
+        </w:rPr>
+      </w:r>
+      <w:r>
+        <w:rPr>
+          <w:vertAlign w:val="superscript"/>
+          <w:rtl/>
+          <w:cs/>
           <w:lang w:val="ar_AE" w:bidi="ar_AE"/>
         </w:rPr>
         <w:t>19</w:t>
       </w:r>
       <w:r>
         <w:rPr>
+          <w:rtl/>
+          <w:cs/>
           <w:lang w:val="ar_AE" w:bidi="ar_AE"/>
         </w:rPr>
         <w:t xml:space="preserve"> نَادَيْتُ مُحِبِّيَّ. هُمْ خَدَعُونِي. كَهَنَتِي وَشُيُوخِي فِي ٱلْمَدِينَةِ مَاتُوا، إِذْ طَلَبُوا لِذَوَاتِهِمْ طَعَامًا لِيَرُدُّوا أَنْفُسَهُمْ.</w:t>
       </w:r>
-      <w:r>
-        <w:rPr>
-          <w:lang w:val="ar_AE" w:bidi="ar_AE"/>
-        </w:rPr>
-      </w:r>
-      <w:r>
-        <w:rPr>
-          <w:lang w:val="ar_AE" w:bidi="ar_AE"/>
-        </w:rPr>
-      </w:r>
-    </w:p>
-    <w:p>
-      <w:pPr>
-        <w:bidi/>
-      </w:pPr>
-      <w:r>
-        <w:rPr>
-          <w:lang w:val="ar_AE" w:bidi="ar_AE"/>
-        </w:rPr>
-      </w:r>
-    </w:p>
-    <w:p>
-      <w:pPr>
-        <w:bidi/>
-      </w:pPr>
-      <w:r>
-        <w:rPr>
-          <w:lang w:val="ar_AE" w:bidi="ar_AE"/>
-        </w:rPr>
-      </w:r>
-      <w:r>
-        <w:rPr>
-          <w:vertAlign w:val="superscript"/>
+    </w:p>
+    <w:p>
+      <w:pPr>
+        <w:bidi/>
+      </w:pPr>
+      <w:r>
+        <w:rPr>
+          <w:rtl/>
+          <w:cs/>
+          <w:lang w:val="ar_AE" w:bidi="ar_AE"/>
+        </w:rPr>
+      </w:r>
+      <w:r>
+        <w:rPr>
+          <w:vertAlign w:val="superscript"/>
+          <w:rtl/>
+          <w:cs/>
           <w:lang w:val="ar_AE" w:bidi="ar_AE"/>
         </w:rPr>
         <w:t>20</w:t>
       </w:r>
       <w:r>
         <w:rPr>
+          <w:rtl/>
+          <w:cs/>
           <w:lang w:val="ar_AE" w:bidi="ar_AE"/>
         </w:rPr>
         <w:t xml:space="preserve"> ٱنْظُرْ يَارَبُّ، فَإِنِّي فِي ضِيقٍ! أَحْشَائِي غَلَتْ. ٱرْتَدَّ قَلْبِي فِي بَاطِنِي لِأَنِّي قَدْ عَصَيْتُ مُتَمَرِّدَةً. فِي ٱلْخَارِجِ يَثْكُلُ ٱلسَّيْفُ، وَفِي ٱلْبَيْتِ مِثْلُ ٱلْمَوْتِ.</w:t>
       </w:r>
-      <w:r>
-        <w:rPr>
-          <w:lang w:val="ar_AE" w:bidi="ar_AE"/>
-        </w:rPr>
-      </w:r>
-      <w:r>
-        <w:rPr>
-          <w:lang w:val="ar_AE" w:bidi="ar_AE"/>
-        </w:rPr>
-      </w:r>
-    </w:p>
-    <w:p>
-      <w:pPr>
-        <w:bidi/>
-      </w:pPr>
-      <w:r>
-        <w:rPr>
-          <w:lang w:val="ar_AE" w:bidi="ar_AE"/>
-        </w:rPr>
-      </w:r>
-    </w:p>
-    <w:p>
-      <w:pPr>
-        <w:bidi/>
-      </w:pPr>
-      <w:r>
-        <w:rPr>
-          <w:lang w:val="ar_AE" w:bidi="ar_AE"/>
-        </w:rPr>
-      </w:r>
-      <w:r>
-        <w:rPr>
-          <w:vertAlign w:val="superscript"/>
+    </w:p>
+    <w:p>
+      <w:pPr>
+        <w:bidi/>
+      </w:pPr>
+      <w:r>
+        <w:rPr>
+          <w:rtl/>
+          <w:cs/>
+          <w:lang w:val="ar_AE" w:bidi="ar_AE"/>
+        </w:rPr>
+      </w:r>
+      <w:r>
+        <w:rPr>
+          <w:vertAlign w:val="superscript"/>
+          <w:rtl/>
+          <w:cs/>
           <w:lang w:val="ar_AE" w:bidi="ar_AE"/>
         </w:rPr>
         <w:t>21</w:t>
       </w:r>
       <w:r>
         <w:rPr>
+          <w:rtl/>
+          <w:cs/>
           <w:lang w:val="ar_AE" w:bidi="ar_AE"/>
         </w:rPr>
         <w:t xml:space="preserve"> سَمِعُوا أَنِّي تَنَهَّدْتُ. لَا مُعَزِّيَ لِي. كُلُّ أَعْدَائِي سَمِعُوا بِبَلِيَّتِي. فَرِحُوا لِأَنَّكَ فَعَلْتَ. تَأْتِي بِٱلْيَوْمِ ٱلَّذِي نَادَيْتَ بِهِ فَيَصِيرُونَ مِثْلِي.</w:t>
       </w:r>
-      <w:r>
-        <w:rPr>
-          <w:lang w:val="ar_AE" w:bidi="ar_AE"/>
-        </w:rPr>
-      </w:r>
-      <w:r>
-        <w:rPr>
-          <w:lang w:val="ar_AE" w:bidi="ar_AE"/>
-        </w:rPr>
-      </w:r>
-    </w:p>
-    <w:p>
-      <w:pPr>
-        <w:bidi/>
-      </w:pPr>
-      <w:r>
-        <w:rPr>
-          <w:lang w:val="ar_AE" w:bidi="ar_AE"/>
-        </w:rPr>
-      </w:r>
-    </w:p>
-    <w:p>
-      <w:pPr>
-        <w:bidi/>
-      </w:pPr>
-      <w:r>
-        <w:rPr>
-          <w:lang w:val="ar_AE" w:bidi="ar_AE"/>
-        </w:rPr>
-      </w:r>
-      <w:r>
-        <w:rPr>
-          <w:vertAlign w:val="superscript"/>
+    </w:p>
+    <w:p>
+      <w:pPr>
+        <w:bidi/>
+      </w:pPr>
+      <w:r>
+        <w:rPr>
+          <w:rtl/>
+          <w:cs/>
+          <w:lang w:val="ar_AE" w:bidi="ar_AE"/>
+        </w:rPr>
+      </w:r>
+      <w:r>
+        <w:rPr>
+          <w:vertAlign w:val="superscript"/>
+          <w:rtl/>
+          <w:cs/>
           <w:lang w:val="ar_AE" w:bidi="ar_AE"/>
         </w:rPr>
         <w:t>22</w:t>
       </w:r>
       <w:r>
         <w:rPr>
+          <w:rtl/>
+          <w:cs/>
           <w:lang w:val="ar_AE" w:bidi="ar_AE"/>
         </w:rPr>
         <w:t xml:space="preserve"> لِيَأْتِ كُلُّ شَرِّهِمْ أَمَامَكَ. وَٱفْعَلْ بِهِمْ كَمَا فَعَلْتَ بِي مِنْ أَجْلِ كُلِّ ذُنُوبِي، لِأَنَّ تَنَهُّدَاتِي كَثِيرَةٌ وَقَلْبِي مَغْشِيٌّ عَلَيْهِ».</w:t>
       </w:r>
-      <w:r>
-        <w:rPr>
-          <w:lang w:val="ar_AE" w:bidi="ar_AE"/>
-        </w:rPr>
-      </w:r>
-      <w:r>
-        <w:rPr>
-          <w:lang w:val="ar_AE" w:bidi="ar_AE"/>
-        </w:rPr>
-      </w:r>
-    </w:p>
-    <w:p>
-      <w:pPr>
-        <w:bidi/>
-      </w:pPr>
-      <w:r>
-        <w:rPr>
-          <w:lang w:val="ar_AE" w:bidi="ar_AE"/>
-        </w:rPr>
-      </w:r>
     </w:p>
     <w:p>
       <w:pPr>
@@ -1204,961 +895,657 @@
       </w:pPr>
       <w:r>
         <w:rPr>
+          <w:rtl/>
+          <w:cs/>
           <w:lang w:val="ar_AE" w:bidi="ar_AE"/>
         </w:rPr>
         <w:t>Lamentations 2:1</w:t>
       </w:r>
       <w:r>
         <w:rPr>
-          <w:lang w:val="ar_AE" w:bidi="ar_AE"/>
-        </w:rPr>
-      </w:r>
-    </w:p>
-    <w:p>
-      <w:pPr>
-        <w:bidi/>
-      </w:pPr>
-      <w:r>
-        <w:rPr>
-          <w:lang w:val="ar_AE" w:bidi="ar_AE"/>
-        </w:rPr>
-      </w:r>
-      <w:r>
-        <w:rPr>
-          <w:vertAlign w:val="superscript"/>
+          <w:rtl/>
+          <w:cs/>
+          <w:lang w:val="ar_AE" w:bidi="ar_AE"/>
+        </w:rPr>
+      </w:r>
+    </w:p>
+    <w:p>
+      <w:pPr>
+        <w:bidi/>
+      </w:pPr>
+      <w:r>
+        <w:rPr>
+          <w:rtl/>
+          <w:cs/>
+          <w:lang w:val="ar_AE" w:bidi="ar_AE"/>
+        </w:rPr>
+      </w:r>
+      <w:r>
+        <w:rPr>
+          <w:vertAlign w:val="superscript"/>
+          <w:rtl/>
+          <w:cs/>
           <w:lang w:val="ar_AE" w:bidi="ar_AE"/>
         </w:rPr>
         <w:t>1</w:t>
       </w:r>
       <w:r>
         <w:rPr>
+          <w:rtl/>
+          <w:cs/>
           <w:lang w:val="ar_AE" w:bidi="ar_AE"/>
         </w:rPr>
         <w:t xml:space="preserve"> كَيْفَ غَطَّى ٱلسَّيِّدُ بِغَضَبِهِ ٱبْنَةَ صِهْيَوْنَ بِٱلظَّلَامِ! أَلْقَى مِنَ ٱلسَّمَاءِ إِلَى ٱلْأَرْضِ فَخْرَ إِسْرَائِيلَ، وَلَمْ يَذْكُرْ مَوْطِئَ قَدَمَيْهِ فِي يَوْمِ غَضَبِهِ.</w:t>
       </w:r>
-      <w:r>
-        <w:rPr>
-          <w:lang w:val="ar_AE" w:bidi="ar_AE"/>
-        </w:rPr>
-      </w:r>
-      <w:r>
-        <w:rPr>
-          <w:lang w:val="ar_AE" w:bidi="ar_AE"/>
-        </w:rPr>
-      </w:r>
-    </w:p>
-    <w:p>
-      <w:pPr>
-        <w:bidi/>
-      </w:pPr>
-      <w:r>
-        <w:rPr>
-          <w:lang w:val="ar_AE" w:bidi="ar_AE"/>
-        </w:rPr>
-      </w:r>
-    </w:p>
-    <w:p>
-      <w:pPr>
-        <w:bidi/>
-      </w:pPr>
-      <w:r>
-        <w:rPr>
-          <w:lang w:val="ar_AE" w:bidi="ar_AE"/>
-        </w:rPr>
-      </w:r>
-      <w:r>
-        <w:rPr>
-          <w:vertAlign w:val="superscript"/>
+    </w:p>
+    <w:p>
+      <w:pPr>
+        <w:bidi/>
+      </w:pPr>
+      <w:r>
+        <w:rPr>
+          <w:rtl/>
+          <w:cs/>
+          <w:lang w:val="ar_AE" w:bidi="ar_AE"/>
+        </w:rPr>
+      </w:r>
+      <w:r>
+        <w:rPr>
+          <w:vertAlign w:val="superscript"/>
+          <w:rtl/>
+          <w:cs/>
           <w:lang w:val="ar_AE" w:bidi="ar_AE"/>
         </w:rPr>
         <w:t>2</w:t>
       </w:r>
       <w:r>
         <w:rPr>
+          <w:rtl/>
+          <w:cs/>
           <w:lang w:val="ar_AE" w:bidi="ar_AE"/>
         </w:rPr>
         <w:t xml:space="preserve"> ٱبْتَلَعَ ٱلسَّيِّدُ وَلَمْ يَشْفِقْ كُلَّ مَسَاكِنِ يَعْقُوبَ. نَقَضَ بِسَخَطِهِ حُصُونَ بِنْتِ يَهُوذَا. أَوْصَلَهَا إِلَى ٱلْأَرْضِ. نَجَّسَ ٱلْمَمْلَكَةَ وَرُؤَسَاءَهَا.</w:t>
       </w:r>
-      <w:r>
-        <w:rPr>
-          <w:lang w:val="ar_AE" w:bidi="ar_AE"/>
-        </w:rPr>
-      </w:r>
-      <w:r>
-        <w:rPr>
-          <w:lang w:val="ar_AE" w:bidi="ar_AE"/>
-        </w:rPr>
-      </w:r>
-    </w:p>
-    <w:p>
-      <w:pPr>
-        <w:bidi/>
-      </w:pPr>
-      <w:r>
-        <w:rPr>
-          <w:lang w:val="ar_AE" w:bidi="ar_AE"/>
-        </w:rPr>
-      </w:r>
-    </w:p>
-    <w:p>
-      <w:pPr>
-        <w:bidi/>
-      </w:pPr>
-      <w:r>
-        <w:rPr>
-          <w:lang w:val="ar_AE" w:bidi="ar_AE"/>
-        </w:rPr>
-      </w:r>
-      <w:r>
-        <w:rPr>
-          <w:vertAlign w:val="superscript"/>
+    </w:p>
+    <w:p>
+      <w:pPr>
+        <w:bidi/>
+      </w:pPr>
+      <w:r>
+        <w:rPr>
+          <w:rtl/>
+          <w:cs/>
+          <w:lang w:val="ar_AE" w:bidi="ar_AE"/>
+        </w:rPr>
+      </w:r>
+      <w:r>
+        <w:rPr>
+          <w:vertAlign w:val="superscript"/>
+          <w:rtl/>
+          <w:cs/>
           <w:lang w:val="ar_AE" w:bidi="ar_AE"/>
         </w:rPr>
         <w:t>3</w:t>
       </w:r>
       <w:r>
         <w:rPr>
+          <w:rtl/>
+          <w:cs/>
           <w:lang w:val="ar_AE" w:bidi="ar_AE"/>
         </w:rPr>
         <w:t xml:space="preserve"> عَضَبَ بِحُمُوِّ غَضَبِهِ كُلَّ قَرْنٍ لِإِسْرَائِيلَ. رَدَّ إِلَى ٱلْوَرَاءِ يَمِينَهُ أَمَامَ ٱلْعَدُوِّ، وَٱشْتَعَلَ فِي يَعْقُوبَ مِثْلَ نَارٍ مُلْتَهِبَةٍ تَأْكُلُ مَا حَوَالَيْهَا.</w:t>
       </w:r>
-      <w:r>
-        <w:rPr>
-          <w:lang w:val="ar_AE" w:bidi="ar_AE"/>
-        </w:rPr>
-      </w:r>
-      <w:r>
-        <w:rPr>
-          <w:lang w:val="ar_AE" w:bidi="ar_AE"/>
-        </w:rPr>
-      </w:r>
-    </w:p>
-    <w:p>
-      <w:pPr>
-        <w:bidi/>
-      </w:pPr>
-      <w:r>
-        <w:rPr>
-          <w:lang w:val="ar_AE" w:bidi="ar_AE"/>
-        </w:rPr>
-      </w:r>
-    </w:p>
-    <w:p>
-      <w:pPr>
-        <w:bidi/>
-      </w:pPr>
-      <w:r>
-        <w:rPr>
-          <w:lang w:val="ar_AE" w:bidi="ar_AE"/>
-        </w:rPr>
-      </w:r>
-      <w:r>
-        <w:rPr>
-          <w:vertAlign w:val="superscript"/>
+    </w:p>
+    <w:p>
+      <w:pPr>
+        <w:bidi/>
+      </w:pPr>
+      <w:r>
+        <w:rPr>
+          <w:rtl/>
+          <w:cs/>
+          <w:lang w:val="ar_AE" w:bidi="ar_AE"/>
+        </w:rPr>
+      </w:r>
+      <w:r>
+        <w:rPr>
+          <w:vertAlign w:val="superscript"/>
+          <w:rtl/>
+          <w:cs/>
           <w:lang w:val="ar_AE" w:bidi="ar_AE"/>
         </w:rPr>
         <w:t>4</w:t>
       </w:r>
       <w:r>
         <w:rPr>
+          <w:rtl/>
+          <w:cs/>
           <w:lang w:val="ar_AE" w:bidi="ar_AE"/>
         </w:rPr>
         <w:t xml:space="preserve"> مَدَّ قَوْسَهُ كَعَدُوٍّ. نَصَبَ يَمِينَهُ كَمُبْغِضٍ وَقَتَلَ كُلَّ مُشْتَهَيَاتِ ٱلْعَيْنِ فِي خِبَاءِ بِنْتِ صِهْيَوْنَ. سَكَبَ كَنَارٍ غَيْظَهُ.</w:t>
       </w:r>
-      <w:r>
-        <w:rPr>
-          <w:lang w:val="ar_AE" w:bidi="ar_AE"/>
-        </w:rPr>
-      </w:r>
-      <w:r>
-        <w:rPr>
-          <w:lang w:val="ar_AE" w:bidi="ar_AE"/>
-        </w:rPr>
-      </w:r>
-    </w:p>
-    <w:p>
-      <w:pPr>
-        <w:bidi/>
-      </w:pPr>
-      <w:r>
-        <w:rPr>
-          <w:lang w:val="ar_AE" w:bidi="ar_AE"/>
-        </w:rPr>
-      </w:r>
-    </w:p>
-    <w:p>
-      <w:pPr>
-        <w:bidi/>
-      </w:pPr>
-      <w:r>
-        <w:rPr>
-          <w:lang w:val="ar_AE" w:bidi="ar_AE"/>
-        </w:rPr>
-      </w:r>
-      <w:r>
-        <w:rPr>
-          <w:vertAlign w:val="superscript"/>
+    </w:p>
+    <w:p>
+      <w:pPr>
+        <w:bidi/>
+      </w:pPr>
+      <w:r>
+        <w:rPr>
+          <w:rtl/>
+          <w:cs/>
+          <w:lang w:val="ar_AE" w:bidi="ar_AE"/>
+        </w:rPr>
+      </w:r>
+      <w:r>
+        <w:rPr>
+          <w:vertAlign w:val="superscript"/>
+          <w:rtl/>
+          <w:cs/>
           <w:lang w:val="ar_AE" w:bidi="ar_AE"/>
         </w:rPr>
         <w:t>5</w:t>
       </w:r>
       <w:r>
         <w:rPr>
+          <w:rtl/>
+          <w:cs/>
           <w:lang w:val="ar_AE" w:bidi="ar_AE"/>
         </w:rPr>
         <w:t xml:space="preserve"> صَارَ ٱلسَّيِّدُ كَعَدُوٍّ. ٱبْتَلَعَ إِسْرَائِيلَ. ٱبْتَلَعَ كُلَّ قُصُورِهِ. أَهْلَكَ حُصُونَهُ، وَأَكْثَرَ فِي بِنْتِ يَهُوذَا ٱلنَّوْحَ وَٱلْحُزْنَ.</w:t>
       </w:r>
-      <w:r>
-        <w:rPr>
-          <w:lang w:val="ar_AE" w:bidi="ar_AE"/>
-        </w:rPr>
-      </w:r>
-      <w:r>
-        <w:rPr>
-          <w:lang w:val="ar_AE" w:bidi="ar_AE"/>
-        </w:rPr>
-      </w:r>
-    </w:p>
-    <w:p>
-      <w:pPr>
-        <w:bidi/>
-      </w:pPr>
-      <w:r>
-        <w:rPr>
-          <w:lang w:val="ar_AE" w:bidi="ar_AE"/>
-        </w:rPr>
-      </w:r>
-    </w:p>
-    <w:p>
-      <w:pPr>
-        <w:bidi/>
-      </w:pPr>
-      <w:r>
-        <w:rPr>
-          <w:lang w:val="ar_AE" w:bidi="ar_AE"/>
-        </w:rPr>
-      </w:r>
-      <w:r>
-        <w:rPr>
-          <w:vertAlign w:val="superscript"/>
+    </w:p>
+    <w:p>
+      <w:pPr>
+        <w:bidi/>
+      </w:pPr>
+      <w:r>
+        <w:rPr>
+          <w:rtl/>
+          <w:cs/>
+          <w:lang w:val="ar_AE" w:bidi="ar_AE"/>
+        </w:rPr>
+      </w:r>
+      <w:r>
+        <w:rPr>
+          <w:vertAlign w:val="superscript"/>
+          <w:rtl/>
+          <w:cs/>
           <w:lang w:val="ar_AE" w:bidi="ar_AE"/>
         </w:rPr>
         <w:t>6</w:t>
       </w:r>
       <w:r>
         <w:rPr>
+          <w:rtl/>
+          <w:cs/>
           <w:lang w:val="ar_AE" w:bidi="ar_AE"/>
         </w:rPr>
         <w:t xml:space="preserve"> وَنَزَعَ كَمَا مِنْ جَنَّةٍ مَظَلَّتَهُ. أَهْلَكَ مُجْتَمَعَهُ. أَنْسَى ٱلرَّبُّ فِي صِهْيَوْنَ ٱلْمَوْسِمَ وَٱلسَّبْتَ، وَرَذَلَ بِسَخَطِ غَضَبِهِ ٱلْمَلِكَ وَٱلْكَاهِنَ.</w:t>
       </w:r>
-      <w:r>
-        <w:rPr>
-          <w:lang w:val="ar_AE" w:bidi="ar_AE"/>
-        </w:rPr>
-      </w:r>
-      <w:r>
-        <w:rPr>
-          <w:lang w:val="ar_AE" w:bidi="ar_AE"/>
-        </w:rPr>
-      </w:r>
-    </w:p>
-    <w:p>
-      <w:pPr>
-        <w:bidi/>
-      </w:pPr>
-      <w:r>
-        <w:rPr>
-          <w:lang w:val="ar_AE" w:bidi="ar_AE"/>
-        </w:rPr>
-      </w:r>
-    </w:p>
-    <w:p>
-      <w:pPr>
-        <w:bidi/>
-      </w:pPr>
-      <w:r>
-        <w:rPr>
-          <w:lang w:val="ar_AE" w:bidi="ar_AE"/>
-        </w:rPr>
-      </w:r>
-      <w:r>
-        <w:rPr>
-          <w:vertAlign w:val="superscript"/>
+    </w:p>
+    <w:p>
+      <w:pPr>
+        <w:bidi/>
+      </w:pPr>
+      <w:r>
+        <w:rPr>
+          <w:rtl/>
+          <w:cs/>
+          <w:lang w:val="ar_AE" w:bidi="ar_AE"/>
+        </w:rPr>
+      </w:r>
+      <w:r>
+        <w:rPr>
+          <w:vertAlign w:val="superscript"/>
+          <w:rtl/>
+          <w:cs/>
           <w:lang w:val="ar_AE" w:bidi="ar_AE"/>
         </w:rPr>
         <w:t>7</w:t>
       </w:r>
       <w:r>
         <w:rPr>
+          <w:rtl/>
+          <w:cs/>
           <w:lang w:val="ar_AE" w:bidi="ar_AE"/>
         </w:rPr>
         <w:t xml:space="preserve"> كَرِهَ ٱلسَّيِّدُ مَذْبَحَهُ. رَذَلَ مَقْدِسَهُ. حَصَرَ فِي يَدِ ٱلْعَدُوِّ أَسْوَارَ قُصُورِهَا. أَطْلَقُوا ٱلصَّوْتَ فِي بَيْتِ ٱلرَّبِّ كَمَا فِي يَوْمِ ٱلْمَوْسِمِ.</w:t>
       </w:r>
-      <w:r>
-        <w:rPr>
-          <w:lang w:val="ar_AE" w:bidi="ar_AE"/>
-        </w:rPr>
-      </w:r>
-      <w:r>
-        <w:rPr>
-          <w:lang w:val="ar_AE" w:bidi="ar_AE"/>
-        </w:rPr>
-      </w:r>
-    </w:p>
-    <w:p>
-      <w:pPr>
-        <w:bidi/>
-      </w:pPr>
-      <w:r>
-        <w:rPr>
-          <w:lang w:val="ar_AE" w:bidi="ar_AE"/>
-        </w:rPr>
-      </w:r>
-    </w:p>
-    <w:p>
-      <w:pPr>
-        <w:bidi/>
-      </w:pPr>
-      <w:r>
-        <w:rPr>
-          <w:lang w:val="ar_AE" w:bidi="ar_AE"/>
-        </w:rPr>
-      </w:r>
-      <w:r>
-        <w:rPr>
-          <w:vertAlign w:val="superscript"/>
+    </w:p>
+    <w:p>
+      <w:pPr>
+        <w:bidi/>
+      </w:pPr>
+      <w:r>
+        <w:rPr>
+          <w:rtl/>
+          <w:cs/>
+          <w:lang w:val="ar_AE" w:bidi="ar_AE"/>
+        </w:rPr>
+      </w:r>
+      <w:r>
+        <w:rPr>
+          <w:vertAlign w:val="superscript"/>
+          <w:rtl/>
+          <w:cs/>
           <w:lang w:val="ar_AE" w:bidi="ar_AE"/>
         </w:rPr>
         <w:t>8</w:t>
       </w:r>
       <w:r>
         <w:rPr>
+          <w:rtl/>
+          <w:cs/>
           <w:lang w:val="ar_AE" w:bidi="ar_AE"/>
         </w:rPr>
         <w:t xml:space="preserve"> قَصَدَ ٱلرَّبُّ أَنْ يُهْلِكَ سُورَ بِنْتِ صِهْيَوْنَ. مَدَّ ٱلْمِطْمَارَ. لَمْ يَرْدُدْ يَدَهُ عَنِ ٱلْإِهْلَاكِ، وَجَعَلَ ٱلْمِتْرَسَةَ وَٱلسُّورَ يَنُوحَانِ. قَدْ حَزِنَا مَعًا.</w:t>
       </w:r>
-      <w:r>
-        <w:rPr>
-          <w:lang w:val="ar_AE" w:bidi="ar_AE"/>
-        </w:rPr>
-      </w:r>
-      <w:r>
-        <w:rPr>
-          <w:lang w:val="ar_AE" w:bidi="ar_AE"/>
-        </w:rPr>
-      </w:r>
-    </w:p>
-    <w:p>
-      <w:pPr>
-        <w:bidi/>
-      </w:pPr>
-      <w:r>
-        <w:rPr>
-          <w:lang w:val="ar_AE" w:bidi="ar_AE"/>
-        </w:rPr>
-      </w:r>
-    </w:p>
-    <w:p>
-      <w:pPr>
-        <w:bidi/>
-      </w:pPr>
-      <w:r>
-        <w:rPr>
-          <w:lang w:val="ar_AE" w:bidi="ar_AE"/>
-        </w:rPr>
-      </w:r>
-      <w:r>
-        <w:rPr>
-          <w:vertAlign w:val="superscript"/>
+    </w:p>
+    <w:p>
+      <w:pPr>
+        <w:bidi/>
+      </w:pPr>
+      <w:r>
+        <w:rPr>
+          <w:rtl/>
+          <w:cs/>
+          <w:lang w:val="ar_AE" w:bidi="ar_AE"/>
+        </w:rPr>
+      </w:r>
+      <w:r>
+        <w:rPr>
+          <w:vertAlign w:val="superscript"/>
+          <w:rtl/>
+          <w:cs/>
           <w:lang w:val="ar_AE" w:bidi="ar_AE"/>
         </w:rPr>
         <w:t>9</w:t>
       </w:r>
       <w:r>
         <w:rPr>
+          <w:rtl/>
+          <w:cs/>
           <w:lang w:val="ar_AE" w:bidi="ar_AE"/>
         </w:rPr>
         <w:t xml:space="preserve"> تَاخَتْ فِي ٱلْأَرْضِ أَبْوَابُهَا. أَهْلَكَ وَحَطَّمَ عَوَارِضَهَا. مَلِكُهَا وَرُؤَسَاؤُهَا بَيْنَ ٱلْأُمَمِ. لَا شَرِيعَةَ. أَنْبِيَاؤُهَا أَيْضًا لَا يَجِدُونَ رُؤْيَا مِنْ قِبَلِ ٱلرَّبِّ.</w:t>
       </w:r>
-      <w:r>
-        <w:rPr>
-          <w:lang w:val="ar_AE" w:bidi="ar_AE"/>
-        </w:rPr>
-      </w:r>
-      <w:r>
-        <w:rPr>
-          <w:lang w:val="ar_AE" w:bidi="ar_AE"/>
-        </w:rPr>
-      </w:r>
-    </w:p>
-    <w:p>
-      <w:pPr>
-        <w:bidi/>
-      </w:pPr>
-      <w:r>
-        <w:rPr>
-          <w:lang w:val="ar_AE" w:bidi="ar_AE"/>
-        </w:rPr>
-      </w:r>
-    </w:p>
-    <w:p>
-      <w:pPr>
-        <w:bidi/>
-      </w:pPr>
-      <w:r>
-        <w:rPr>
-          <w:lang w:val="ar_AE" w:bidi="ar_AE"/>
-        </w:rPr>
-      </w:r>
-      <w:r>
-        <w:rPr>
-          <w:vertAlign w:val="superscript"/>
+    </w:p>
+    <w:p>
+      <w:pPr>
+        <w:bidi/>
+      </w:pPr>
+      <w:r>
+        <w:rPr>
+          <w:rtl/>
+          <w:cs/>
+          <w:lang w:val="ar_AE" w:bidi="ar_AE"/>
+        </w:rPr>
+      </w:r>
+      <w:r>
+        <w:rPr>
+          <w:vertAlign w:val="superscript"/>
+          <w:rtl/>
+          <w:cs/>
           <w:lang w:val="ar_AE" w:bidi="ar_AE"/>
         </w:rPr>
         <w:t>10</w:t>
       </w:r>
       <w:r>
         <w:rPr>
+          <w:rtl/>
+          <w:cs/>
           <w:lang w:val="ar_AE" w:bidi="ar_AE"/>
         </w:rPr>
         <w:t xml:space="preserve"> شُيُوخُ بِنْتِ صِهْيَوْنَ يَجْلِسُونَ عَلَى ٱلْأَرْضِ سَاكِتِينَ. يَرْفَعُونَ ٱلتُّرَابَ عَلَى رُؤُوسِهِمْ. يَتَنَطَّقُونَ بِٱلْمُسُوحِ. تَحْنِي عَذَارَى أُورُشَلِيمَ رُؤُوسَهُنَّ إِلَى ٱلْأَرْضِ.</w:t>
       </w:r>
-      <w:r>
-        <w:rPr>
-          <w:lang w:val="ar_AE" w:bidi="ar_AE"/>
-        </w:rPr>
-      </w:r>
-      <w:r>
-        <w:rPr>
-          <w:lang w:val="ar_AE" w:bidi="ar_AE"/>
-        </w:rPr>
-      </w:r>
-    </w:p>
-    <w:p>
-      <w:pPr>
-        <w:bidi/>
-      </w:pPr>
-      <w:r>
-        <w:rPr>
-          <w:lang w:val="ar_AE" w:bidi="ar_AE"/>
-        </w:rPr>
-      </w:r>
-    </w:p>
-    <w:p>
-      <w:pPr>
-        <w:bidi/>
-      </w:pPr>
-      <w:r>
-        <w:rPr>
-          <w:lang w:val="ar_AE" w:bidi="ar_AE"/>
-        </w:rPr>
-      </w:r>
-      <w:r>
-        <w:rPr>
-          <w:vertAlign w:val="superscript"/>
+    </w:p>
+    <w:p>
+      <w:pPr>
+        <w:bidi/>
+      </w:pPr>
+      <w:r>
+        <w:rPr>
+          <w:rtl/>
+          <w:cs/>
+          <w:lang w:val="ar_AE" w:bidi="ar_AE"/>
+        </w:rPr>
+      </w:r>
+      <w:r>
+        <w:rPr>
+          <w:vertAlign w:val="superscript"/>
+          <w:rtl/>
+          <w:cs/>
           <w:lang w:val="ar_AE" w:bidi="ar_AE"/>
         </w:rPr>
         <w:t>11</w:t>
       </w:r>
       <w:r>
         <w:rPr>
+          <w:rtl/>
+          <w:cs/>
           <w:lang w:val="ar_AE" w:bidi="ar_AE"/>
         </w:rPr>
         <w:t xml:space="preserve"> كَلَّتْ مِنَ ٱلدُّمُوعِ عَيْنَايَ. غَلَتْ أَحْشَائِي. ٱنْسَكَبَتْ عَلَى ٱلْأَرْضِ كَبِدِي عَلَى سَحْقِ بِنْتِ شَعْبِي، لِأَجْلِ غَشَيَانِ ٱلْأَطْفَالِ وَٱلرُّضَّعِ فِي سَاحَاتِ ٱلْقَرْيَةِ.</w:t>
       </w:r>
-      <w:r>
-        <w:rPr>
-          <w:lang w:val="ar_AE" w:bidi="ar_AE"/>
-        </w:rPr>
-      </w:r>
-      <w:r>
-        <w:rPr>
-          <w:lang w:val="ar_AE" w:bidi="ar_AE"/>
-        </w:rPr>
-      </w:r>
-    </w:p>
-    <w:p>
-      <w:pPr>
-        <w:bidi/>
-      </w:pPr>
-      <w:r>
-        <w:rPr>
-          <w:lang w:val="ar_AE" w:bidi="ar_AE"/>
-        </w:rPr>
-      </w:r>
-    </w:p>
-    <w:p>
-      <w:pPr>
-        <w:bidi/>
-      </w:pPr>
-      <w:r>
-        <w:rPr>
-          <w:lang w:val="ar_AE" w:bidi="ar_AE"/>
-        </w:rPr>
-      </w:r>
-      <w:r>
-        <w:rPr>
-          <w:vertAlign w:val="superscript"/>
+    </w:p>
+    <w:p>
+      <w:pPr>
+        <w:bidi/>
+      </w:pPr>
+      <w:r>
+        <w:rPr>
+          <w:rtl/>
+          <w:cs/>
+          <w:lang w:val="ar_AE" w:bidi="ar_AE"/>
+        </w:rPr>
+      </w:r>
+      <w:r>
+        <w:rPr>
+          <w:vertAlign w:val="superscript"/>
+          <w:rtl/>
+          <w:cs/>
           <w:lang w:val="ar_AE" w:bidi="ar_AE"/>
         </w:rPr>
         <w:t>12</w:t>
       </w:r>
       <w:r>
         <w:rPr>
+          <w:rtl/>
+          <w:cs/>
           <w:lang w:val="ar_AE" w:bidi="ar_AE"/>
         </w:rPr>
         <w:t xml:space="preserve"> يَقُولُونَ لِأُمَّهَاتِهِمْ: «أَيْنَ ٱلْحِنْطَةُ وَٱلْخَمْرُ؟» إِذْ يُغْشَى عَلَيْهِمْ كَجَرِيحٍ فِي سَاحَاتِ ٱلْمَدِينَةِ، إِذْ تُسْكَبُ نَفْسُهُمْ فِي أَحْضَانِ أُمَّهَاتِهِمْ.</w:t>
       </w:r>
-      <w:r>
-        <w:rPr>
-          <w:lang w:val="ar_AE" w:bidi="ar_AE"/>
-        </w:rPr>
-      </w:r>
-      <w:r>
-        <w:rPr>
-          <w:lang w:val="ar_AE" w:bidi="ar_AE"/>
-        </w:rPr>
-      </w:r>
-    </w:p>
-    <w:p>
-      <w:pPr>
-        <w:bidi/>
-      </w:pPr>
-      <w:r>
-        <w:rPr>
-          <w:lang w:val="ar_AE" w:bidi="ar_AE"/>
-        </w:rPr>
-      </w:r>
-    </w:p>
-    <w:p>
-      <w:pPr>
-        <w:bidi/>
-      </w:pPr>
-      <w:r>
-        <w:rPr>
-          <w:lang w:val="ar_AE" w:bidi="ar_AE"/>
-        </w:rPr>
-      </w:r>
-      <w:r>
-        <w:rPr>
-          <w:vertAlign w:val="superscript"/>
+    </w:p>
+    <w:p>
+      <w:pPr>
+        <w:bidi/>
+      </w:pPr>
+      <w:r>
+        <w:rPr>
+          <w:rtl/>
+          <w:cs/>
+          <w:lang w:val="ar_AE" w:bidi="ar_AE"/>
+        </w:rPr>
+      </w:r>
+      <w:r>
+        <w:rPr>
+          <w:vertAlign w:val="superscript"/>
+          <w:rtl/>
+          <w:cs/>
           <w:lang w:val="ar_AE" w:bidi="ar_AE"/>
         </w:rPr>
         <w:t>13</w:t>
       </w:r>
       <w:r>
         <w:rPr>
+          <w:rtl/>
+          <w:cs/>
           <w:lang w:val="ar_AE" w:bidi="ar_AE"/>
         </w:rPr>
         <w:t xml:space="preserve"> بِمَاذَا أُنْذِرُكِ؟ بِمَاذَا أُحَذِّرُكِ؟ بِمَاذَا أُشَبِّهُكِ يَا ٱبْنَةَ أُورُشَلِيمَ؟ بِمَاذَا أُقَايِسُكِ فَأُعَزِّيكِ أَيَّتُهَا ٱلْعَذْرَاءُ بِنْتَ صِهْيَوْنَ؟ لِأَنَّ سَحْقَكِ عَظِيمٌ كَٱلْبَحْرِ. مَنْ يَشْفِيكِ؟</w:t>
       </w:r>
-      <w:r>
-        <w:rPr>
-          <w:lang w:val="ar_AE" w:bidi="ar_AE"/>
-        </w:rPr>
-      </w:r>
-      <w:r>
-        <w:rPr>
-          <w:lang w:val="ar_AE" w:bidi="ar_AE"/>
-        </w:rPr>
-      </w:r>
-    </w:p>
-    <w:p>
-      <w:pPr>
-        <w:bidi/>
-      </w:pPr>
-      <w:r>
-        <w:rPr>
-          <w:lang w:val="ar_AE" w:bidi="ar_AE"/>
-        </w:rPr>
-      </w:r>
-    </w:p>
-    <w:p>
-      <w:pPr>
-        <w:bidi/>
-      </w:pPr>
-      <w:r>
-        <w:rPr>
-          <w:lang w:val="ar_AE" w:bidi="ar_AE"/>
-        </w:rPr>
-      </w:r>
-      <w:r>
-        <w:rPr>
-          <w:vertAlign w:val="superscript"/>
+    </w:p>
+    <w:p>
+      <w:pPr>
+        <w:bidi/>
+      </w:pPr>
+      <w:r>
+        <w:rPr>
+          <w:rtl/>
+          <w:cs/>
+          <w:lang w:val="ar_AE" w:bidi="ar_AE"/>
+        </w:rPr>
+      </w:r>
+      <w:r>
+        <w:rPr>
+          <w:vertAlign w:val="superscript"/>
+          <w:rtl/>
+          <w:cs/>
           <w:lang w:val="ar_AE" w:bidi="ar_AE"/>
         </w:rPr>
         <w:t>14</w:t>
       </w:r>
       <w:r>
         <w:rPr>
+          <w:rtl/>
+          <w:cs/>
           <w:lang w:val="ar_AE" w:bidi="ar_AE"/>
         </w:rPr>
         <w:t xml:space="preserve"> أَنْبِيَاؤُكِ رَأَوْا لَكِ كَذِبًا وَبَاطِلًا، وَلَمْ يُعْلِنُوا إِثْمَكِ لِيَرُدُّوا سَبْيَكِ، بَلْ رَأَوْا لَكِ وَحْيًا كَاذِبًا وَطَوَائِحَ.</w:t>
       </w:r>
-      <w:r>
-        <w:rPr>
-          <w:lang w:val="ar_AE" w:bidi="ar_AE"/>
-        </w:rPr>
-      </w:r>
-      <w:r>
-        <w:rPr>
-          <w:lang w:val="ar_AE" w:bidi="ar_AE"/>
-        </w:rPr>
-      </w:r>
-    </w:p>
-    <w:p>
-      <w:pPr>
-        <w:bidi/>
-      </w:pPr>
-      <w:r>
-        <w:rPr>
-          <w:lang w:val="ar_AE" w:bidi="ar_AE"/>
-        </w:rPr>
-      </w:r>
-    </w:p>
-    <w:p>
-      <w:pPr>
-        <w:bidi/>
-      </w:pPr>
-      <w:r>
-        <w:rPr>
-          <w:lang w:val="ar_AE" w:bidi="ar_AE"/>
-        </w:rPr>
-      </w:r>
-      <w:r>
-        <w:rPr>
-          <w:vertAlign w:val="superscript"/>
+    </w:p>
+    <w:p>
+      <w:pPr>
+        <w:bidi/>
+      </w:pPr>
+      <w:r>
+        <w:rPr>
+          <w:rtl/>
+          <w:cs/>
+          <w:lang w:val="ar_AE" w:bidi="ar_AE"/>
+        </w:rPr>
+      </w:r>
+      <w:r>
+        <w:rPr>
+          <w:vertAlign w:val="superscript"/>
+          <w:rtl/>
+          <w:cs/>
           <w:lang w:val="ar_AE" w:bidi="ar_AE"/>
         </w:rPr>
         <w:t>15</w:t>
       </w:r>
       <w:r>
         <w:rPr>
+          <w:rtl/>
+          <w:cs/>
           <w:lang w:val="ar_AE" w:bidi="ar_AE"/>
         </w:rPr>
         <w:t xml:space="preserve"> يُصَفِّقُ عَلَيْكِ بِٱلْأَيَادِي كُلُّ عَابِرِي ٱلطَّرِيقِ. يَصْفِرُونَ وَيَنْغُضُونَ رُؤُوسَهُمْ عَلَى بِنْتِ أُورُشَلِيمَ قَائِلِينَ: «أَهَذِهِ هِيَ ٱلْمَدِينَةُ ٱلَّتِي يَقُولُونَ إِنَّهَا كَمَالُ ٱلْجَمَالِ، بَهْجَةُ كُلِّ ٱلْأَرْضِ؟»</w:t>
       </w:r>
-      <w:r>
-        <w:rPr>
-          <w:lang w:val="ar_AE" w:bidi="ar_AE"/>
-        </w:rPr>
-      </w:r>
-      <w:r>
-        <w:rPr>
-          <w:lang w:val="ar_AE" w:bidi="ar_AE"/>
-        </w:rPr>
-      </w:r>
-    </w:p>
-    <w:p>
-      <w:pPr>
-        <w:bidi/>
-      </w:pPr>
-      <w:r>
-        <w:rPr>
-          <w:lang w:val="ar_AE" w:bidi="ar_AE"/>
-        </w:rPr>
-      </w:r>
-    </w:p>
-    <w:p>
-      <w:pPr>
-        <w:bidi/>
-      </w:pPr>
-      <w:r>
-        <w:rPr>
-          <w:lang w:val="ar_AE" w:bidi="ar_AE"/>
-        </w:rPr>
-      </w:r>
-      <w:r>
-        <w:rPr>
-          <w:vertAlign w:val="superscript"/>
+    </w:p>
+    <w:p>
+      <w:pPr>
+        <w:bidi/>
+      </w:pPr>
+      <w:r>
+        <w:rPr>
+          <w:rtl/>
+          <w:cs/>
+          <w:lang w:val="ar_AE" w:bidi="ar_AE"/>
+        </w:rPr>
+      </w:r>
+      <w:r>
+        <w:rPr>
+          <w:vertAlign w:val="superscript"/>
+          <w:rtl/>
+          <w:cs/>
           <w:lang w:val="ar_AE" w:bidi="ar_AE"/>
         </w:rPr>
         <w:t>16</w:t>
       </w:r>
       <w:r>
         <w:rPr>
+          <w:rtl/>
+          <w:cs/>
           <w:lang w:val="ar_AE" w:bidi="ar_AE"/>
         </w:rPr>
         <w:t xml:space="preserve"> يَفْتَحُ عَلَيْكِ أَفْوَاهَهُمْ كُلُّ أَعْدَائِكِ. يَصْفِرُونَ وَيَحْرِقُونَ ٱلْأَسْنَانَ. يَقُولُونَ: «قَدْ أَهْلَكْنَاهَا. حَقًّا إِنَّ هَذَا ٱلْيَوْمَ ٱلَّذِي رَجَوْنَاهُ. قَدْ وَجَدْنَاهُ! قَدْ رَأَيْنَاهُ».</w:t>
       </w:r>
-      <w:r>
-        <w:rPr>
-          <w:lang w:val="ar_AE" w:bidi="ar_AE"/>
-        </w:rPr>
-      </w:r>
-      <w:r>
-        <w:rPr>
-          <w:lang w:val="ar_AE" w:bidi="ar_AE"/>
-        </w:rPr>
-      </w:r>
-    </w:p>
-    <w:p>
-      <w:pPr>
-        <w:bidi/>
-      </w:pPr>
-      <w:r>
-        <w:rPr>
-          <w:lang w:val="ar_AE" w:bidi="ar_AE"/>
-        </w:rPr>
-      </w:r>
-    </w:p>
-    <w:p>
-      <w:pPr>
-        <w:bidi/>
-      </w:pPr>
-      <w:r>
-        <w:rPr>
-          <w:lang w:val="ar_AE" w:bidi="ar_AE"/>
-        </w:rPr>
-      </w:r>
-      <w:r>
-        <w:rPr>
-          <w:vertAlign w:val="superscript"/>
+    </w:p>
+    <w:p>
+      <w:pPr>
+        <w:bidi/>
+      </w:pPr>
+      <w:r>
+        <w:rPr>
+          <w:rtl/>
+          <w:cs/>
+          <w:lang w:val="ar_AE" w:bidi="ar_AE"/>
+        </w:rPr>
+      </w:r>
+      <w:r>
+        <w:rPr>
+          <w:vertAlign w:val="superscript"/>
+          <w:rtl/>
+          <w:cs/>
           <w:lang w:val="ar_AE" w:bidi="ar_AE"/>
         </w:rPr>
         <w:t>17</w:t>
       </w:r>
       <w:r>
         <w:rPr>
+          <w:rtl/>
+          <w:cs/>
           <w:lang w:val="ar_AE" w:bidi="ar_AE"/>
         </w:rPr>
         <w:t xml:space="preserve"> فَعَلَ ٱلرَّبُّ مَا قَصَدَ. تَمَّمَ قَوْلَهُ ٱلَّذِي أَوْعَدَ بِهِ مُنْذُ أَيَّامِ ٱلْقِدَمِ. قَدْ هَدَمَ وَلَمْ يَشْفِقْ وَأَشْمَتَ بِكِ ٱلْعَدُوَّ. نَصَبَ قَرْنَ أَعْدَائِكِ.</w:t>
       </w:r>
-      <w:r>
-        <w:rPr>
-          <w:lang w:val="ar_AE" w:bidi="ar_AE"/>
-        </w:rPr>
-      </w:r>
-      <w:r>
-        <w:rPr>
-          <w:lang w:val="ar_AE" w:bidi="ar_AE"/>
-        </w:rPr>
-      </w:r>
-    </w:p>
-    <w:p>
-      <w:pPr>
-        <w:bidi/>
-      </w:pPr>
-      <w:r>
-        <w:rPr>
-          <w:lang w:val="ar_AE" w:bidi="ar_AE"/>
-        </w:rPr>
-      </w:r>
-    </w:p>
-    <w:p>
-      <w:pPr>
-        <w:bidi/>
-      </w:pPr>
-      <w:r>
-        <w:rPr>
-          <w:lang w:val="ar_AE" w:bidi="ar_AE"/>
-        </w:rPr>
-      </w:r>
-      <w:r>
-        <w:rPr>
-          <w:vertAlign w:val="superscript"/>
+    </w:p>
+    <w:p>
+      <w:pPr>
+        <w:bidi/>
+      </w:pPr>
+      <w:r>
+        <w:rPr>
+          <w:rtl/>
+          <w:cs/>
+          <w:lang w:val="ar_AE" w:bidi="ar_AE"/>
+        </w:rPr>
+      </w:r>
+      <w:r>
+        <w:rPr>
+          <w:vertAlign w:val="superscript"/>
+          <w:rtl/>
+          <w:cs/>
           <w:lang w:val="ar_AE" w:bidi="ar_AE"/>
         </w:rPr>
         <w:t>18</w:t>
       </w:r>
       <w:r>
         <w:rPr>
+          <w:rtl/>
+          <w:cs/>
           <w:lang w:val="ar_AE" w:bidi="ar_AE"/>
         </w:rPr>
         <w:t xml:space="preserve"> صَرَخَ قَلْبُهُمْ إِلَى ٱلسَّيِّدِ. يَا سُورَ بِنْتِ صِهْيَوْنَ ٱسْكُبِي ٱلدَّمْعَ كَنَهْرٍ نَهَارًا وَلَيْلًا. لَا تُعْطِي ذَاتَكِ رَاحَةً. لَا تَكُفَّ حَدَقَةُ عَيْنِكِ.</w:t>
       </w:r>
-      <w:r>
-        <w:rPr>
-          <w:lang w:val="ar_AE" w:bidi="ar_AE"/>
-        </w:rPr>
-      </w:r>
-      <w:r>
-        <w:rPr>
-          <w:lang w:val="ar_AE" w:bidi="ar_AE"/>
-        </w:rPr>
-      </w:r>
-    </w:p>
-    <w:p>
-      <w:pPr>
-        <w:bidi/>
-      </w:pPr>
-      <w:r>
-        <w:rPr>
-          <w:lang w:val="ar_AE" w:bidi="ar_AE"/>
-        </w:rPr>
-      </w:r>
-    </w:p>
-    <w:p>
-      <w:pPr>
-        <w:bidi/>
-      </w:pPr>
-      <w:r>
-        <w:rPr>
-          <w:lang w:val="ar_AE" w:bidi="ar_AE"/>
-        </w:rPr>
-      </w:r>
-      <w:r>
-        <w:rPr>
-          <w:vertAlign w:val="superscript"/>
+    </w:p>
+    <w:p>
+      <w:pPr>
+        <w:bidi/>
+      </w:pPr>
+      <w:r>
+        <w:rPr>
+          <w:rtl/>
+          <w:cs/>
+          <w:lang w:val="ar_AE" w:bidi="ar_AE"/>
+        </w:rPr>
+      </w:r>
+      <w:r>
+        <w:rPr>
+          <w:vertAlign w:val="superscript"/>
+          <w:rtl/>
+          <w:cs/>
           <w:lang w:val="ar_AE" w:bidi="ar_AE"/>
         </w:rPr>
         <w:t>19</w:t>
       </w:r>
       <w:r>
         <w:rPr>
+          <w:rtl/>
+          <w:cs/>
           <w:lang w:val="ar_AE" w:bidi="ar_AE"/>
         </w:rPr>
         <w:t xml:space="preserve"> قُومِي ٱهْتِفِي فِي ٱللَّيْلِ فِي أَوَّلِ ٱلْهُزُعِ. ٱسْكُبِي كَمِيَاهٍ قَلْبَكِ قُبَالَةَ وَجْهِ ٱلسَّيِّدِ. ٱرْفَعِي إِلَيْهِ يَدَيْكِ لِأَجْلِ نَفْسِ أَطْفَالِكِ ٱلْمَغْشِيِّ عَلَيْهِمْ مِنَ ٱلْجُوعِ فِي رَأْسِ كُلِّ شَارِعٍ.</w:t>
       </w:r>
-      <w:r>
-        <w:rPr>
-          <w:lang w:val="ar_AE" w:bidi="ar_AE"/>
-        </w:rPr>
-      </w:r>
-      <w:r>
-        <w:rPr>
-          <w:lang w:val="ar_AE" w:bidi="ar_AE"/>
-        </w:rPr>
-      </w:r>
-    </w:p>
-    <w:p>
-      <w:pPr>
-        <w:bidi/>
-      </w:pPr>
-      <w:r>
-        <w:rPr>
-          <w:lang w:val="ar_AE" w:bidi="ar_AE"/>
-        </w:rPr>
-      </w:r>
-    </w:p>
-    <w:p>
-      <w:pPr>
-        <w:bidi/>
-      </w:pPr>
-      <w:r>
-        <w:rPr>
-          <w:lang w:val="ar_AE" w:bidi="ar_AE"/>
-        </w:rPr>
-      </w:r>
-      <w:r>
-        <w:rPr>
-          <w:vertAlign w:val="superscript"/>
+    </w:p>
+    <w:p>
+      <w:pPr>
+        <w:bidi/>
+      </w:pPr>
+      <w:r>
+        <w:rPr>
+          <w:rtl/>
+          <w:cs/>
+          <w:lang w:val="ar_AE" w:bidi="ar_AE"/>
+        </w:rPr>
+      </w:r>
+      <w:r>
+        <w:rPr>
+          <w:vertAlign w:val="superscript"/>
+          <w:rtl/>
+          <w:cs/>
           <w:lang w:val="ar_AE" w:bidi="ar_AE"/>
         </w:rPr>
         <w:t>20</w:t>
       </w:r>
       <w:r>
         <w:rPr>
+          <w:rtl/>
+          <w:cs/>
           <w:lang w:val="ar_AE" w:bidi="ar_AE"/>
         </w:rPr>
         <w:t xml:space="preserve"> «اُنْظُرْ يَارَبُّ وَتَطَلَّعْ بِمَنْ فَعَلْتَ هَكَذَا؟ أَتَأْكُلُ ٱلنِّسَاءُ ثَمَرَهُنَّ، أَطْفَالَ ٱلْحَضَانَةِ؟ أَيُقْتَلُ فِي مَقْدِسِ ٱلسَّيِّدِ ٱلْكَاهِنُ وَٱلنَّبِيُّ؟</w:t>
       </w:r>
-      <w:r>
-        <w:rPr>
-          <w:lang w:val="ar_AE" w:bidi="ar_AE"/>
-        </w:rPr>
-      </w:r>
-      <w:r>
-        <w:rPr>
-          <w:lang w:val="ar_AE" w:bidi="ar_AE"/>
-        </w:rPr>
-      </w:r>
-    </w:p>
-    <w:p>
-      <w:pPr>
-        <w:bidi/>
-      </w:pPr>
-      <w:r>
-        <w:rPr>
-          <w:lang w:val="ar_AE" w:bidi="ar_AE"/>
-        </w:rPr>
-      </w:r>
-    </w:p>
-    <w:p>
-      <w:pPr>
-        <w:bidi/>
-      </w:pPr>
-      <w:r>
-        <w:rPr>
-          <w:lang w:val="ar_AE" w:bidi="ar_AE"/>
-        </w:rPr>
-      </w:r>
-      <w:r>
-        <w:rPr>
-          <w:vertAlign w:val="superscript"/>
+    </w:p>
+    <w:p>
+      <w:pPr>
+        <w:bidi/>
+      </w:pPr>
+      <w:r>
+        <w:rPr>
+          <w:rtl/>
+          <w:cs/>
+          <w:lang w:val="ar_AE" w:bidi="ar_AE"/>
+        </w:rPr>
+      </w:r>
+      <w:r>
+        <w:rPr>
+          <w:vertAlign w:val="superscript"/>
+          <w:rtl/>
+          <w:cs/>
           <w:lang w:val="ar_AE" w:bidi="ar_AE"/>
         </w:rPr>
         <w:t>21</w:t>
       </w:r>
       <w:r>
         <w:rPr>
+          <w:rtl/>
+          <w:cs/>
           <w:lang w:val="ar_AE" w:bidi="ar_AE"/>
         </w:rPr>
         <w:t xml:space="preserve"> ٱضْطَجَعَتْ عَلَى ٱلْأَرْضِ فِي ٱلشَّوَارِعِ ٱلصِّبْيَانُ وَٱلشُّيُوخُ. عَذَارَايَ وَشُبَّانِي سَقَطُوا بِٱلسَّيْفِ. قَدْ قَتَلْتَ فِي يَوْمِ غَضَبِكَ. ذَبَحْتَ وَلَمْ تَشْفِقْ.</w:t>
       </w:r>
-      <w:r>
-        <w:rPr>
-          <w:lang w:val="ar_AE" w:bidi="ar_AE"/>
-        </w:rPr>
-      </w:r>
-      <w:r>
-        <w:rPr>
-          <w:lang w:val="ar_AE" w:bidi="ar_AE"/>
-        </w:rPr>
-      </w:r>
-    </w:p>
-    <w:p>
-      <w:pPr>
-        <w:bidi/>
-      </w:pPr>
-      <w:r>
-        <w:rPr>
-          <w:lang w:val="ar_AE" w:bidi="ar_AE"/>
-        </w:rPr>
-      </w:r>
-    </w:p>
-    <w:p>
-      <w:pPr>
-        <w:bidi/>
-      </w:pPr>
-      <w:r>
-        <w:rPr>
-          <w:lang w:val="ar_AE" w:bidi="ar_AE"/>
-        </w:rPr>
-      </w:r>
-      <w:r>
-        <w:rPr>
-          <w:vertAlign w:val="superscript"/>
+    </w:p>
+    <w:p>
+      <w:pPr>
+        <w:bidi/>
+      </w:pPr>
+      <w:r>
+        <w:rPr>
+          <w:rtl/>
+          <w:cs/>
+          <w:lang w:val="ar_AE" w:bidi="ar_AE"/>
+        </w:rPr>
+      </w:r>
+      <w:r>
+        <w:rPr>
+          <w:vertAlign w:val="superscript"/>
+          <w:rtl/>
+          <w:cs/>
           <w:lang w:val="ar_AE" w:bidi="ar_AE"/>
         </w:rPr>
         <w:t>22</w:t>
       </w:r>
       <w:r>
         <w:rPr>
+          <w:rtl/>
+          <w:cs/>
           <w:lang w:val="ar_AE" w:bidi="ar_AE"/>
         </w:rPr>
         <w:t xml:space="preserve"> قَدْ دَعَوْتَ كَمَا فِي يَوْمِ مَوْسِمٍ مَخَاوِفِي حَوَالَيَّ، فَلَمْ يَكُنْ فِي يَوْمِ غَضَبِ ٱلرَّبِّ نَاجٍ وَلَا بَاقٍ. اَلَّذِينَ حَضَنْتُهُمْ وَرَبَّيْتُهُمْ أَفْنَاهُمْ عَدُوِّي».</w:t>
       </w:r>
-      <w:r>
-        <w:rPr>
-          <w:lang w:val="ar_AE" w:bidi="ar_AE"/>
-        </w:rPr>
-      </w:r>
-      <w:r>
-        <w:rPr>
-          <w:lang w:val="ar_AE" w:bidi="ar_AE"/>
-        </w:rPr>
-      </w:r>
-    </w:p>
-    <w:p>
-      <w:pPr>
-        <w:bidi/>
-      </w:pPr>
-      <w:r>
-        <w:rPr>
-          <w:lang w:val="ar_AE" w:bidi="ar_AE"/>
-        </w:rPr>
-      </w:r>
     </w:p>
     <w:p>
       <w:pPr>
@@ -2167,2853 +1554,1933 @@
       </w:pPr>
       <w:r>
         <w:rPr>
+          <w:rtl/>
+          <w:cs/>
           <w:lang w:val="ar_AE" w:bidi="ar_AE"/>
         </w:rPr>
         <w:t>Lamentations 3:1</w:t>
       </w:r>
       <w:r>
         <w:rPr>
-          <w:lang w:val="ar_AE" w:bidi="ar_AE"/>
-        </w:rPr>
-      </w:r>
-    </w:p>
-    <w:p>
-      <w:pPr>
-        <w:bidi/>
-      </w:pPr>
-      <w:r>
-        <w:rPr>
-          <w:lang w:val="ar_AE" w:bidi="ar_AE"/>
-        </w:rPr>
-      </w:r>
-      <w:r>
-        <w:rPr>
-          <w:vertAlign w:val="superscript"/>
+          <w:rtl/>
+          <w:cs/>
+          <w:lang w:val="ar_AE" w:bidi="ar_AE"/>
+        </w:rPr>
+      </w:r>
+    </w:p>
+    <w:p>
+      <w:pPr>
+        <w:bidi/>
+      </w:pPr>
+      <w:r>
+        <w:rPr>
+          <w:rtl/>
+          <w:cs/>
+          <w:lang w:val="ar_AE" w:bidi="ar_AE"/>
+        </w:rPr>
+      </w:r>
+      <w:r>
+        <w:rPr>
+          <w:vertAlign w:val="superscript"/>
+          <w:rtl/>
+          <w:cs/>
           <w:lang w:val="ar_AE" w:bidi="ar_AE"/>
         </w:rPr>
         <w:t>1</w:t>
       </w:r>
       <w:r>
         <w:rPr>
+          <w:rtl/>
+          <w:cs/>
           <w:lang w:val="ar_AE" w:bidi="ar_AE"/>
         </w:rPr>
         <w:t xml:space="preserve"> أَنَا هُوَ ٱلرَّجُلُ ٱلَّذِي رأَى مَذَلَّةً بِقَضِيبِ سَخَطِهِ.</w:t>
       </w:r>
-      <w:r>
-        <w:rPr>
-          <w:lang w:val="ar_AE" w:bidi="ar_AE"/>
-        </w:rPr>
-      </w:r>
-      <w:r>
-        <w:rPr>
-          <w:lang w:val="ar_AE" w:bidi="ar_AE"/>
-        </w:rPr>
-      </w:r>
-    </w:p>
-    <w:p>
-      <w:pPr>
-        <w:bidi/>
-      </w:pPr>
-      <w:r>
-        <w:rPr>
-          <w:lang w:val="ar_AE" w:bidi="ar_AE"/>
-        </w:rPr>
-      </w:r>
-    </w:p>
-    <w:p>
-      <w:pPr>
-        <w:bidi/>
-      </w:pPr>
-      <w:r>
-        <w:rPr>
-          <w:lang w:val="ar_AE" w:bidi="ar_AE"/>
-        </w:rPr>
-      </w:r>
-      <w:r>
-        <w:rPr>
-          <w:vertAlign w:val="superscript"/>
+    </w:p>
+    <w:p>
+      <w:pPr>
+        <w:bidi/>
+      </w:pPr>
+      <w:r>
+        <w:rPr>
+          <w:rtl/>
+          <w:cs/>
+          <w:lang w:val="ar_AE" w:bidi="ar_AE"/>
+        </w:rPr>
+      </w:r>
+      <w:r>
+        <w:rPr>
+          <w:vertAlign w:val="superscript"/>
+          <w:rtl/>
+          <w:cs/>
           <w:lang w:val="ar_AE" w:bidi="ar_AE"/>
         </w:rPr>
         <w:t>2</w:t>
       </w:r>
       <w:r>
         <w:rPr>
+          <w:rtl/>
+          <w:cs/>
           <w:lang w:val="ar_AE" w:bidi="ar_AE"/>
         </w:rPr>
         <w:t xml:space="preserve"> قَادَنِي وَسَيَّرَنِي فِي ٱلظَّلَامِ وَلَا نُورَ.</w:t>
       </w:r>
-      <w:r>
-        <w:rPr>
-          <w:lang w:val="ar_AE" w:bidi="ar_AE"/>
-        </w:rPr>
-      </w:r>
-      <w:r>
-        <w:rPr>
-          <w:lang w:val="ar_AE" w:bidi="ar_AE"/>
-        </w:rPr>
-      </w:r>
-    </w:p>
-    <w:p>
-      <w:pPr>
-        <w:bidi/>
-      </w:pPr>
-      <w:r>
-        <w:rPr>
-          <w:lang w:val="ar_AE" w:bidi="ar_AE"/>
-        </w:rPr>
-      </w:r>
-    </w:p>
-    <w:p>
-      <w:pPr>
-        <w:bidi/>
-      </w:pPr>
-      <w:r>
-        <w:rPr>
-          <w:lang w:val="ar_AE" w:bidi="ar_AE"/>
-        </w:rPr>
-      </w:r>
-      <w:r>
-        <w:rPr>
-          <w:vertAlign w:val="superscript"/>
+    </w:p>
+    <w:p>
+      <w:pPr>
+        <w:bidi/>
+      </w:pPr>
+      <w:r>
+        <w:rPr>
+          <w:rtl/>
+          <w:cs/>
+          <w:lang w:val="ar_AE" w:bidi="ar_AE"/>
+        </w:rPr>
+      </w:r>
+      <w:r>
+        <w:rPr>
+          <w:vertAlign w:val="superscript"/>
+          <w:rtl/>
+          <w:cs/>
           <w:lang w:val="ar_AE" w:bidi="ar_AE"/>
         </w:rPr>
         <w:t>3</w:t>
       </w:r>
       <w:r>
         <w:rPr>
+          <w:rtl/>
+          <w:cs/>
           <w:lang w:val="ar_AE" w:bidi="ar_AE"/>
         </w:rPr>
         <w:t xml:space="preserve"> حَقًّا إِنَّهُ يَعُودُ وَيَرُدُّ عَلَيَّ يَدَهُ ٱلْيَوْمَ كُلَّهُ.</w:t>
       </w:r>
-      <w:r>
-        <w:rPr>
-          <w:lang w:val="ar_AE" w:bidi="ar_AE"/>
-        </w:rPr>
-      </w:r>
-      <w:r>
-        <w:rPr>
-          <w:lang w:val="ar_AE" w:bidi="ar_AE"/>
-        </w:rPr>
-      </w:r>
-    </w:p>
-    <w:p>
-      <w:pPr>
-        <w:bidi/>
-      </w:pPr>
-      <w:r>
-        <w:rPr>
-          <w:lang w:val="ar_AE" w:bidi="ar_AE"/>
-        </w:rPr>
-      </w:r>
-    </w:p>
-    <w:p>
-      <w:pPr>
-        <w:bidi/>
-      </w:pPr>
-      <w:r>
-        <w:rPr>
-          <w:lang w:val="ar_AE" w:bidi="ar_AE"/>
-        </w:rPr>
-      </w:r>
-      <w:r>
-        <w:rPr>
-          <w:vertAlign w:val="superscript"/>
+    </w:p>
+    <w:p>
+      <w:pPr>
+        <w:bidi/>
+      </w:pPr>
+      <w:r>
+        <w:rPr>
+          <w:rtl/>
+          <w:cs/>
+          <w:lang w:val="ar_AE" w:bidi="ar_AE"/>
+        </w:rPr>
+      </w:r>
+      <w:r>
+        <w:rPr>
+          <w:vertAlign w:val="superscript"/>
+          <w:rtl/>
+          <w:cs/>
           <w:lang w:val="ar_AE" w:bidi="ar_AE"/>
         </w:rPr>
         <w:t>4</w:t>
       </w:r>
       <w:r>
         <w:rPr>
+          <w:rtl/>
+          <w:cs/>
           <w:lang w:val="ar_AE" w:bidi="ar_AE"/>
         </w:rPr>
         <w:t xml:space="preserve"> أَبْلَى لَحْمِي وَجِلْدِي. كَسَّرَ عِظَامِي.</w:t>
       </w:r>
-      <w:r>
-        <w:rPr>
-          <w:lang w:val="ar_AE" w:bidi="ar_AE"/>
-        </w:rPr>
-      </w:r>
-      <w:r>
-        <w:rPr>
-          <w:lang w:val="ar_AE" w:bidi="ar_AE"/>
-        </w:rPr>
-      </w:r>
-    </w:p>
-    <w:p>
-      <w:pPr>
-        <w:bidi/>
-      </w:pPr>
-      <w:r>
-        <w:rPr>
-          <w:lang w:val="ar_AE" w:bidi="ar_AE"/>
-        </w:rPr>
-      </w:r>
-    </w:p>
-    <w:p>
-      <w:pPr>
-        <w:bidi/>
-      </w:pPr>
-      <w:r>
-        <w:rPr>
-          <w:lang w:val="ar_AE" w:bidi="ar_AE"/>
-        </w:rPr>
-      </w:r>
-      <w:r>
-        <w:rPr>
-          <w:vertAlign w:val="superscript"/>
+    </w:p>
+    <w:p>
+      <w:pPr>
+        <w:bidi/>
+      </w:pPr>
+      <w:r>
+        <w:rPr>
+          <w:rtl/>
+          <w:cs/>
+          <w:lang w:val="ar_AE" w:bidi="ar_AE"/>
+        </w:rPr>
+      </w:r>
+      <w:r>
+        <w:rPr>
+          <w:vertAlign w:val="superscript"/>
+          <w:rtl/>
+          <w:cs/>
           <w:lang w:val="ar_AE" w:bidi="ar_AE"/>
         </w:rPr>
         <w:t>5</w:t>
       </w:r>
       <w:r>
         <w:rPr>
+          <w:rtl/>
+          <w:cs/>
           <w:lang w:val="ar_AE" w:bidi="ar_AE"/>
         </w:rPr>
         <w:t xml:space="preserve"> بَنَى عَلَيَّ وَأَحَاطَنِي بِعَلْقَمٍ وَمَشَقَّةٍ.</w:t>
       </w:r>
-      <w:r>
-        <w:rPr>
-          <w:lang w:val="ar_AE" w:bidi="ar_AE"/>
-        </w:rPr>
-      </w:r>
-      <w:r>
-        <w:rPr>
-          <w:lang w:val="ar_AE" w:bidi="ar_AE"/>
-        </w:rPr>
-      </w:r>
-    </w:p>
-    <w:p>
-      <w:pPr>
-        <w:bidi/>
-      </w:pPr>
-      <w:r>
-        <w:rPr>
-          <w:lang w:val="ar_AE" w:bidi="ar_AE"/>
-        </w:rPr>
-      </w:r>
-    </w:p>
-    <w:p>
-      <w:pPr>
-        <w:bidi/>
-      </w:pPr>
-      <w:r>
-        <w:rPr>
-          <w:lang w:val="ar_AE" w:bidi="ar_AE"/>
-        </w:rPr>
-      </w:r>
-      <w:r>
-        <w:rPr>
-          <w:vertAlign w:val="superscript"/>
+    </w:p>
+    <w:p>
+      <w:pPr>
+        <w:bidi/>
+      </w:pPr>
+      <w:r>
+        <w:rPr>
+          <w:rtl/>
+          <w:cs/>
+          <w:lang w:val="ar_AE" w:bidi="ar_AE"/>
+        </w:rPr>
+      </w:r>
+      <w:r>
+        <w:rPr>
+          <w:vertAlign w:val="superscript"/>
+          <w:rtl/>
+          <w:cs/>
           <w:lang w:val="ar_AE" w:bidi="ar_AE"/>
         </w:rPr>
         <w:t>6</w:t>
       </w:r>
       <w:r>
         <w:rPr>
+          <w:rtl/>
+          <w:cs/>
           <w:lang w:val="ar_AE" w:bidi="ar_AE"/>
         </w:rPr>
         <w:t xml:space="preserve"> أَسْكَنَنِي فِي ظُلُمَاتٍ كَمَوْتَى ٱلْقِدَمِ.</w:t>
       </w:r>
-      <w:r>
-        <w:rPr>
-          <w:lang w:val="ar_AE" w:bidi="ar_AE"/>
-        </w:rPr>
-      </w:r>
-      <w:r>
-        <w:rPr>
-          <w:lang w:val="ar_AE" w:bidi="ar_AE"/>
-        </w:rPr>
-      </w:r>
-    </w:p>
-    <w:p>
-      <w:pPr>
-        <w:bidi/>
-      </w:pPr>
-      <w:r>
-        <w:rPr>
-          <w:lang w:val="ar_AE" w:bidi="ar_AE"/>
-        </w:rPr>
-      </w:r>
-    </w:p>
-    <w:p>
-      <w:pPr>
-        <w:bidi/>
-      </w:pPr>
-      <w:r>
-        <w:rPr>
-          <w:lang w:val="ar_AE" w:bidi="ar_AE"/>
-        </w:rPr>
-      </w:r>
-      <w:r>
-        <w:rPr>
-          <w:vertAlign w:val="superscript"/>
+    </w:p>
+    <w:p>
+      <w:pPr>
+        <w:bidi/>
+      </w:pPr>
+      <w:r>
+        <w:rPr>
+          <w:rtl/>
+          <w:cs/>
+          <w:lang w:val="ar_AE" w:bidi="ar_AE"/>
+        </w:rPr>
+      </w:r>
+      <w:r>
+        <w:rPr>
+          <w:vertAlign w:val="superscript"/>
+          <w:rtl/>
+          <w:cs/>
           <w:lang w:val="ar_AE" w:bidi="ar_AE"/>
         </w:rPr>
         <w:t>7</w:t>
       </w:r>
       <w:r>
         <w:rPr>
+          <w:rtl/>
+          <w:cs/>
           <w:lang w:val="ar_AE" w:bidi="ar_AE"/>
         </w:rPr>
         <w:t xml:space="preserve"> سَيَّجَ عَلَيَّ فَلَا أَسْتَطِيعُ ٱلْخُرُوجَ. ثَقَّلَ سِلْسِلَتِي.</w:t>
       </w:r>
-      <w:r>
-        <w:rPr>
-          <w:lang w:val="ar_AE" w:bidi="ar_AE"/>
-        </w:rPr>
-      </w:r>
-      <w:r>
-        <w:rPr>
-          <w:lang w:val="ar_AE" w:bidi="ar_AE"/>
-        </w:rPr>
-      </w:r>
-    </w:p>
-    <w:p>
-      <w:pPr>
-        <w:bidi/>
-      </w:pPr>
-      <w:r>
-        <w:rPr>
-          <w:lang w:val="ar_AE" w:bidi="ar_AE"/>
-        </w:rPr>
-      </w:r>
-    </w:p>
-    <w:p>
-      <w:pPr>
-        <w:bidi/>
-      </w:pPr>
-      <w:r>
-        <w:rPr>
-          <w:lang w:val="ar_AE" w:bidi="ar_AE"/>
-        </w:rPr>
-      </w:r>
-      <w:r>
-        <w:rPr>
-          <w:vertAlign w:val="superscript"/>
+    </w:p>
+    <w:p>
+      <w:pPr>
+        <w:bidi/>
+      </w:pPr>
+      <w:r>
+        <w:rPr>
+          <w:rtl/>
+          <w:cs/>
+          <w:lang w:val="ar_AE" w:bidi="ar_AE"/>
+        </w:rPr>
+      </w:r>
+      <w:r>
+        <w:rPr>
+          <w:vertAlign w:val="superscript"/>
+          <w:rtl/>
+          <w:cs/>
           <w:lang w:val="ar_AE" w:bidi="ar_AE"/>
         </w:rPr>
         <w:t>8</w:t>
       </w:r>
       <w:r>
         <w:rPr>
+          <w:rtl/>
+          <w:cs/>
           <w:lang w:val="ar_AE" w:bidi="ar_AE"/>
         </w:rPr>
         <w:t xml:space="preserve"> أَيْضًا حِينَ أَصْرُخُ وَأَسْتَغِيثُ يَصُدُّ صَلَاتِي.</w:t>
       </w:r>
-      <w:r>
-        <w:rPr>
-          <w:lang w:val="ar_AE" w:bidi="ar_AE"/>
-        </w:rPr>
-      </w:r>
-      <w:r>
-        <w:rPr>
-          <w:lang w:val="ar_AE" w:bidi="ar_AE"/>
-        </w:rPr>
-      </w:r>
-    </w:p>
-    <w:p>
-      <w:pPr>
-        <w:bidi/>
-      </w:pPr>
-      <w:r>
-        <w:rPr>
-          <w:lang w:val="ar_AE" w:bidi="ar_AE"/>
-        </w:rPr>
-      </w:r>
-    </w:p>
-    <w:p>
-      <w:pPr>
-        <w:bidi/>
-      </w:pPr>
-      <w:r>
-        <w:rPr>
-          <w:lang w:val="ar_AE" w:bidi="ar_AE"/>
-        </w:rPr>
-      </w:r>
-      <w:r>
-        <w:rPr>
-          <w:vertAlign w:val="superscript"/>
+    </w:p>
+    <w:p>
+      <w:pPr>
+        <w:bidi/>
+      </w:pPr>
+      <w:r>
+        <w:rPr>
+          <w:rtl/>
+          <w:cs/>
+          <w:lang w:val="ar_AE" w:bidi="ar_AE"/>
+        </w:rPr>
+      </w:r>
+      <w:r>
+        <w:rPr>
+          <w:vertAlign w:val="superscript"/>
+          <w:rtl/>
+          <w:cs/>
           <w:lang w:val="ar_AE" w:bidi="ar_AE"/>
         </w:rPr>
         <w:t>9</w:t>
       </w:r>
       <w:r>
         <w:rPr>
+          <w:rtl/>
+          <w:cs/>
           <w:lang w:val="ar_AE" w:bidi="ar_AE"/>
         </w:rPr>
         <w:t xml:space="preserve"> سَيَّجَ طُرُقِي بِحِجَارَةٍ مَنْحُوتَةٍ. قَلَبَ سُبُلِي.</w:t>
       </w:r>
-      <w:r>
-        <w:rPr>
-          <w:lang w:val="ar_AE" w:bidi="ar_AE"/>
-        </w:rPr>
-      </w:r>
-      <w:r>
-        <w:rPr>
-          <w:lang w:val="ar_AE" w:bidi="ar_AE"/>
-        </w:rPr>
-      </w:r>
-    </w:p>
-    <w:p>
-      <w:pPr>
-        <w:bidi/>
-      </w:pPr>
-      <w:r>
-        <w:rPr>
-          <w:lang w:val="ar_AE" w:bidi="ar_AE"/>
-        </w:rPr>
-      </w:r>
-    </w:p>
-    <w:p>
-      <w:pPr>
-        <w:bidi/>
-      </w:pPr>
-      <w:r>
-        <w:rPr>
-          <w:lang w:val="ar_AE" w:bidi="ar_AE"/>
-        </w:rPr>
-      </w:r>
-      <w:r>
-        <w:rPr>
-          <w:vertAlign w:val="superscript"/>
+    </w:p>
+    <w:p>
+      <w:pPr>
+        <w:bidi/>
+      </w:pPr>
+      <w:r>
+        <w:rPr>
+          <w:rtl/>
+          <w:cs/>
+          <w:lang w:val="ar_AE" w:bidi="ar_AE"/>
+        </w:rPr>
+      </w:r>
+      <w:r>
+        <w:rPr>
+          <w:vertAlign w:val="superscript"/>
+          <w:rtl/>
+          <w:cs/>
           <w:lang w:val="ar_AE" w:bidi="ar_AE"/>
         </w:rPr>
         <w:t>10</w:t>
       </w:r>
       <w:r>
         <w:rPr>
+          <w:rtl/>
+          <w:cs/>
           <w:lang w:val="ar_AE" w:bidi="ar_AE"/>
         </w:rPr>
         <w:t xml:space="preserve"> هُوَ لِي دُبٌّ كَامِنٌ، أَسَدٌ فِي مَخَابِىءَ.</w:t>
       </w:r>
-      <w:r>
-        <w:rPr>
-          <w:lang w:val="ar_AE" w:bidi="ar_AE"/>
-        </w:rPr>
-      </w:r>
-      <w:r>
-        <w:rPr>
-          <w:lang w:val="ar_AE" w:bidi="ar_AE"/>
-        </w:rPr>
-      </w:r>
-    </w:p>
-    <w:p>
-      <w:pPr>
-        <w:bidi/>
-      </w:pPr>
-      <w:r>
-        <w:rPr>
-          <w:lang w:val="ar_AE" w:bidi="ar_AE"/>
-        </w:rPr>
-      </w:r>
-    </w:p>
-    <w:p>
-      <w:pPr>
-        <w:bidi/>
-      </w:pPr>
-      <w:r>
-        <w:rPr>
-          <w:lang w:val="ar_AE" w:bidi="ar_AE"/>
-        </w:rPr>
-      </w:r>
-      <w:r>
-        <w:rPr>
-          <w:vertAlign w:val="superscript"/>
+    </w:p>
+    <w:p>
+      <w:pPr>
+        <w:bidi/>
+      </w:pPr>
+      <w:r>
+        <w:rPr>
+          <w:rtl/>
+          <w:cs/>
+          <w:lang w:val="ar_AE" w:bidi="ar_AE"/>
+        </w:rPr>
+      </w:r>
+      <w:r>
+        <w:rPr>
+          <w:vertAlign w:val="superscript"/>
+          <w:rtl/>
+          <w:cs/>
           <w:lang w:val="ar_AE" w:bidi="ar_AE"/>
         </w:rPr>
         <w:t>11</w:t>
       </w:r>
       <w:r>
         <w:rPr>
+          <w:rtl/>
+          <w:cs/>
           <w:lang w:val="ar_AE" w:bidi="ar_AE"/>
         </w:rPr>
         <w:t xml:space="preserve"> مَيَّلَ طُرُقِي وَمَزَّقَنِي. جَعَلَنِي خَرَابًا.</w:t>
       </w:r>
-      <w:r>
-        <w:rPr>
-          <w:lang w:val="ar_AE" w:bidi="ar_AE"/>
-        </w:rPr>
-      </w:r>
-      <w:r>
-        <w:rPr>
-          <w:lang w:val="ar_AE" w:bidi="ar_AE"/>
-        </w:rPr>
-      </w:r>
-    </w:p>
-    <w:p>
-      <w:pPr>
-        <w:bidi/>
-      </w:pPr>
-      <w:r>
-        <w:rPr>
-          <w:lang w:val="ar_AE" w:bidi="ar_AE"/>
-        </w:rPr>
-      </w:r>
-    </w:p>
-    <w:p>
-      <w:pPr>
-        <w:bidi/>
-      </w:pPr>
-      <w:r>
-        <w:rPr>
-          <w:lang w:val="ar_AE" w:bidi="ar_AE"/>
-        </w:rPr>
-      </w:r>
-      <w:r>
-        <w:rPr>
-          <w:vertAlign w:val="superscript"/>
+    </w:p>
+    <w:p>
+      <w:pPr>
+        <w:bidi/>
+      </w:pPr>
+      <w:r>
+        <w:rPr>
+          <w:rtl/>
+          <w:cs/>
+          <w:lang w:val="ar_AE" w:bidi="ar_AE"/>
+        </w:rPr>
+      </w:r>
+      <w:r>
+        <w:rPr>
+          <w:vertAlign w:val="superscript"/>
+          <w:rtl/>
+          <w:cs/>
           <w:lang w:val="ar_AE" w:bidi="ar_AE"/>
         </w:rPr>
         <w:t>12</w:t>
       </w:r>
       <w:r>
         <w:rPr>
+          <w:rtl/>
+          <w:cs/>
           <w:lang w:val="ar_AE" w:bidi="ar_AE"/>
         </w:rPr>
         <w:t xml:space="preserve"> مَدَّ قَوْسَهُ وَنَصَبَنِي كَغَرَضٍ لِلسَّهْمِ.</w:t>
       </w:r>
-      <w:r>
-        <w:rPr>
-          <w:lang w:val="ar_AE" w:bidi="ar_AE"/>
-        </w:rPr>
-      </w:r>
-      <w:r>
-        <w:rPr>
-          <w:lang w:val="ar_AE" w:bidi="ar_AE"/>
-        </w:rPr>
-      </w:r>
-    </w:p>
-    <w:p>
-      <w:pPr>
-        <w:bidi/>
-      </w:pPr>
-      <w:r>
-        <w:rPr>
-          <w:lang w:val="ar_AE" w:bidi="ar_AE"/>
-        </w:rPr>
-      </w:r>
-    </w:p>
-    <w:p>
-      <w:pPr>
-        <w:bidi/>
-      </w:pPr>
-      <w:r>
-        <w:rPr>
-          <w:lang w:val="ar_AE" w:bidi="ar_AE"/>
-        </w:rPr>
-      </w:r>
-      <w:r>
-        <w:rPr>
-          <w:vertAlign w:val="superscript"/>
+    </w:p>
+    <w:p>
+      <w:pPr>
+        <w:bidi/>
+      </w:pPr>
+      <w:r>
+        <w:rPr>
+          <w:rtl/>
+          <w:cs/>
+          <w:lang w:val="ar_AE" w:bidi="ar_AE"/>
+        </w:rPr>
+      </w:r>
+      <w:r>
+        <w:rPr>
+          <w:vertAlign w:val="superscript"/>
+          <w:rtl/>
+          <w:cs/>
           <w:lang w:val="ar_AE" w:bidi="ar_AE"/>
         </w:rPr>
         <w:t>13</w:t>
       </w:r>
       <w:r>
         <w:rPr>
+          <w:rtl/>
+          <w:cs/>
           <w:lang w:val="ar_AE" w:bidi="ar_AE"/>
         </w:rPr>
         <w:t xml:space="preserve"> أَدْخَلَ فِي كُلْيَتَيَّ نِبَالَ جُعْبَتِهِ.</w:t>
       </w:r>
-      <w:r>
-        <w:rPr>
-          <w:lang w:val="ar_AE" w:bidi="ar_AE"/>
-        </w:rPr>
-      </w:r>
-      <w:r>
-        <w:rPr>
-          <w:lang w:val="ar_AE" w:bidi="ar_AE"/>
-        </w:rPr>
-      </w:r>
-    </w:p>
-    <w:p>
-      <w:pPr>
-        <w:bidi/>
-      </w:pPr>
-      <w:r>
-        <w:rPr>
-          <w:lang w:val="ar_AE" w:bidi="ar_AE"/>
-        </w:rPr>
-      </w:r>
-    </w:p>
-    <w:p>
-      <w:pPr>
-        <w:bidi/>
-      </w:pPr>
-      <w:r>
-        <w:rPr>
-          <w:lang w:val="ar_AE" w:bidi="ar_AE"/>
-        </w:rPr>
-      </w:r>
-      <w:r>
-        <w:rPr>
-          <w:vertAlign w:val="superscript"/>
+    </w:p>
+    <w:p>
+      <w:pPr>
+        <w:bidi/>
+      </w:pPr>
+      <w:r>
+        <w:rPr>
+          <w:rtl/>
+          <w:cs/>
+          <w:lang w:val="ar_AE" w:bidi="ar_AE"/>
+        </w:rPr>
+      </w:r>
+      <w:r>
+        <w:rPr>
+          <w:vertAlign w:val="superscript"/>
+          <w:rtl/>
+          <w:cs/>
           <w:lang w:val="ar_AE" w:bidi="ar_AE"/>
         </w:rPr>
         <w:t>14</w:t>
       </w:r>
       <w:r>
         <w:rPr>
+          <w:rtl/>
+          <w:cs/>
           <w:lang w:val="ar_AE" w:bidi="ar_AE"/>
         </w:rPr>
         <w:t xml:space="preserve"> صِرْتُ ضُحْكَةً لِكُلِّ شَعْبِي، وَأُغْنِيَةً لَهُمُ ٱلْيَوْمَ كُلَّهُ.</w:t>
       </w:r>
-      <w:r>
-        <w:rPr>
-          <w:lang w:val="ar_AE" w:bidi="ar_AE"/>
-        </w:rPr>
-      </w:r>
-      <w:r>
-        <w:rPr>
-          <w:lang w:val="ar_AE" w:bidi="ar_AE"/>
-        </w:rPr>
-      </w:r>
-    </w:p>
-    <w:p>
-      <w:pPr>
-        <w:bidi/>
-      </w:pPr>
-      <w:r>
-        <w:rPr>
-          <w:lang w:val="ar_AE" w:bidi="ar_AE"/>
-        </w:rPr>
-      </w:r>
-    </w:p>
-    <w:p>
-      <w:pPr>
-        <w:bidi/>
-      </w:pPr>
-      <w:r>
-        <w:rPr>
-          <w:lang w:val="ar_AE" w:bidi="ar_AE"/>
-        </w:rPr>
-      </w:r>
-      <w:r>
-        <w:rPr>
-          <w:vertAlign w:val="superscript"/>
+    </w:p>
+    <w:p>
+      <w:pPr>
+        <w:bidi/>
+      </w:pPr>
+      <w:r>
+        <w:rPr>
+          <w:rtl/>
+          <w:cs/>
+          <w:lang w:val="ar_AE" w:bidi="ar_AE"/>
+        </w:rPr>
+      </w:r>
+      <w:r>
+        <w:rPr>
+          <w:vertAlign w:val="superscript"/>
+          <w:rtl/>
+          <w:cs/>
           <w:lang w:val="ar_AE" w:bidi="ar_AE"/>
         </w:rPr>
         <w:t>15</w:t>
       </w:r>
       <w:r>
         <w:rPr>
+          <w:rtl/>
+          <w:cs/>
           <w:lang w:val="ar_AE" w:bidi="ar_AE"/>
         </w:rPr>
         <w:t xml:space="preserve"> أَشْبَعَنِي مَرَائِرَ وَأَرْوَانِي أَفْسَنْتِينًا،</w:t>
       </w:r>
-      <w:r>
-        <w:rPr>
-          <w:lang w:val="ar_AE" w:bidi="ar_AE"/>
-        </w:rPr>
-      </w:r>
-      <w:r>
-        <w:rPr>
-          <w:lang w:val="ar_AE" w:bidi="ar_AE"/>
-        </w:rPr>
-      </w:r>
-    </w:p>
-    <w:p>
-      <w:pPr>
-        <w:bidi/>
-      </w:pPr>
-      <w:r>
-        <w:rPr>
-          <w:lang w:val="ar_AE" w:bidi="ar_AE"/>
-        </w:rPr>
-      </w:r>
-    </w:p>
-    <w:p>
-      <w:pPr>
-        <w:bidi/>
-      </w:pPr>
-      <w:r>
-        <w:rPr>
-          <w:lang w:val="ar_AE" w:bidi="ar_AE"/>
-        </w:rPr>
-      </w:r>
-      <w:r>
-        <w:rPr>
-          <w:vertAlign w:val="superscript"/>
+    </w:p>
+    <w:p>
+      <w:pPr>
+        <w:bidi/>
+      </w:pPr>
+      <w:r>
+        <w:rPr>
+          <w:rtl/>
+          <w:cs/>
+          <w:lang w:val="ar_AE" w:bidi="ar_AE"/>
+        </w:rPr>
+      </w:r>
+      <w:r>
+        <w:rPr>
+          <w:vertAlign w:val="superscript"/>
+          <w:rtl/>
+          <w:cs/>
           <w:lang w:val="ar_AE" w:bidi="ar_AE"/>
         </w:rPr>
         <w:t>16</w:t>
       </w:r>
       <w:r>
         <w:rPr>
+          <w:rtl/>
+          <w:cs/>
           <w:lang w:val="ar_AE" w:bidi="ar_AE"/>
         </w:rPr>
         <w:t xml:space="preserve"> وَجَرَشَ بِٱلْحَصَى أَسْنَانِي. كَبَسَنِي بِٱلرَّمَادِ.</w:t>
       </w:r>
-      <w:r>
-        <w:rPr>
-          <w:lang w:val="ar_AE" w:bidi="ar_AE"/>
-        </w:rPr>
-      </w:r>
-      <w:r>
-        <w:rPr>
-          <w:lang w:val="ar_AE" w:bidi="ar_AE"/>
-        </w:rPr>
-      </w:r>
-    </w:p>
-    <w:p>
-      <w:pPr>
-        <w:bidi/>
-      </w:pPr>
-      <w:r>
-        <w:rPr>
-          <w:lang w:val="ar_AE" w:bidi="ar_AE"/>
-        </w:rPr>
-      </w:r>
-    </w:p>
-    <w:p>
-      <w:pPr>
-        <w:bidi/>
-      </w:pPr>
-      <w:r>
-        <w:rPr>
-          <w:lang w:val="ar_AE" w:bidi="ar_AE"/>
-        </w:rPr>
-      </w:r>
-      <w:r>
-        <w:rPr>
-          <w:vertAlign w:val="superscript"/>
+    </w:p>
+    <w:p>
+      <w:pPr>
+        <w:bidi/>
+      </w:pPr>
+      <w:r>
+        <w:rPr>
+          <w:rtl/>
+          <w:cs/>
+          <w:lang w:val="ar_AE" w:bidi="ar_AE"/>
+        </w:rPr>
+      </w:r>
+      <w:r>
+        <w:rPr>
+          <w:vertAlign w:val="superscript"/>
+          <w:rtl/>
+          <w:cs/>
           <w:lang w:val="ar_AE" w:bidi="ar_AE"/>
         </w:rPr>
         <w:t>17</w:t>
       </w:r>
       <w:r>
         <w:rPr>
+          <w:rtl/>
+          <w:cs/>
           <w:lang w:val="ar_AE" w:bidi="ar_AE"/>
         </w:rPr>
         <w:t xml:space="preserve"> وَقَدْ أَبْعَدْتَ عَنِ ٱلسَّلَامِ نَفْسِي. نَسِيتُ ٱلْخَيْرَ.</w:t>
       </w:r>
-      <w:r>
-        <w:rPr>
-          <w:lang w:val="ar_AE" w:bidi="ar_AE"/>
-        </w:rPr>
-      </w:r>
-      <w:r>
-        <w:rPr>
-          <w:lang w:val="ar_AE" w:bidi="ar_AE"/>
-        </w:rPr>
-      </w:r>
-    </w:p>
-    <w:p>
-      <w:pPr>
-        <w:bidi/>
-      </w:pPr>
-      <w:r>
-        <w:rPr>
-          <w:lang w:val="ar_AE" w:bidi="ar_AE"/>
-        </w:rPr>
-      </w:r>
-    </w:p>
-    <w:p>
-      <w:pPr>
-        <w:bidi/>
-      </w:pPr>
-      <w:r>
-        <w:rPr>
-          <w:lang w:val="ar_AE" w:bidi="ar_AE"/>
-        </w:rPr>
-      </w:r>
-      <w:r>
-        <w:rPr>
-          <w:vertAlign w:val="superscript"/>
+    </w:p>
+    <w:p>
+      <w:pPr>
+        <w:bidi/>
+      </w:pPr>
+      <w:r>
+        <w:rPr>
+          <w:rtl/>
+          <w:cs/>
+          <w:lang w:val="ar_AE" w:bidi="ar_AE"/>
+        </w:rPr>
+      </w:r>
+      <w:r>
+        <w:rPr>
+          <w:vertAlign w:val="superscript"/>
+          <w:rtl/>
+          <w:cs/>
           <w:lang w:val="ar_AE" w:bidi="ar_AE"/>
         </w:rPr>
         <w:t>18</w:t>
       </w:r>
       <w:r>
         <w:rPr>
+          <w:rtl/>
+          <w:cs/>
           <w:lang w:val="ar_AE" w:bidi="ar_AE"/>
         </w:rPr>
         <w:t xml:space="preserve"> وَقُلْتُ: «بَادَتْ ثِقَتِي وَرَجَائِي مِنَ ٱلرَّبِّ».</w:t>
       </w:r>
-      <w:r>
-        <w:rPr>
-          <w:lang w:val="ar_AE" w:bidi="ar_AE"/>
-        </w:rPr>
-      </w:r>
-      <w:r>
-        <w:rPr>
-          <w:lang w:val="ar_AE" w:bidi="ar_AE"/>
-        </w:rPr>
-      </w:r>
-    </w:p>
-    <w:p>
-      <w:pPr>
-        <w:bidi/>
-      </w:pPr>
-      <w:r>
-        <w:rPr>
-          <w:lang w:val="ar_AE" w:bidi="ar_AE"/>
-        </w:rPr>
-      </w:r>
-    </w:p>
-    <w:p>
-      <w:pPr>
-        <w:bidi/>
-      </w:pPr>
-      <w:r>
-        <w:rPr>
-          <w:lang w:val="ar_AE" w:bidi="ar_AE"/>
-        </w:rPr>
-      </w:r>
-      <w:r>
-        <w:rPr>
-          <w:vertAlign w:val="superscript"/>
+    </w:p>
+    <w:p>
+      <w:pPr>
+        <w:bidi/>
+      </w:pPr>
+      <w:r>
+        <w:rPr>
+          <w:rtl/>
+          <w:cs/>
+          <w:lang w:val="ar_AE" w:bidi="ar_AE"/>
+        </w:rPr>
+      </w:r>
+      <w:r>
+        <w:rPr>
+          <w:vertAlign w:val="superscript"/>
+          <w:rtl/>
+          <w:cs/>
           <w:lang w:val="ar_AE" w:bidi="ar_AE"/>
         </w:rPr>
         <w:t>19</w:t>
       </w:r>
       <w:r>
         <w:rPr>
+          <w:rtl/>
+          <w:cs/>
           <w:lang w:val="ar_AE" w:bidi="ar_AE"/>
         </w:rPr>
         <w:t xml:space="preserve"> ذِكْرُ مَذَلَّتِي وَتَيَهَانِي أَفْسَنْتِينٌ وَعَلْقَمٌ.</w:t>
       </w:r>
-      <w:r>
-        <w:rPr>
-          <w:lang w:val="ar_AE" w:bidi="ar_AE"/>
-        </w:rPr>
-      </w:r>
-      <w:r>
-        <w:rPr>
-          <w:lang w:val="ar_AE" w:bidi="ar_AE"/>
-        </w:rPr>
-      </w:r>
-    </w:p>
-    <w:p>
-      <w:pPr>
-        <w:bidi/>
-      </w:pPr>
-      <w:r>
-        <w:rPr>
-          <w:lang w:val="ar_AE" w:bidi="ar_AE"/>
-        </w:rPr>
-      </w:r>
-    </w:p>
-    <w:p>
-      <w:pPr>
-        <w:bidi/>
-      </w:pPr>
-      <w:r>
-        <w:rPr>
-          <w:lang w:val="ar_AE" w:bidi="ar_AE"/>
-        </w:rPr>
-      </w:r>
-      <w:r>
-        <w:rPr>
-          <w:vertAlign w:val="superscript"/>
+    </w:p>
+    <w:p>
+      <w:pPr>
+        <w:bidi/>
+      </w:pPr>
+      <w:r>
+        <w:rPr>
+          <w:rtl/>
+          <w:cs/>
+          <w:lang w:val="ar_AE" w:bidi="ar_AE"/>
+        </w:rPr>
+      </w:r>
+      <w:r>
+        <w:rPr>
+          <w:vertAlign w:val="superscript"/>
+          <w:rtl/>
+          <w:cs/>
           <w:lang w:val="ar_AE" w:bidi="ar_AE"/>
         </w:rPr>
         <w:t>20</w:t>
       </w:r>
       <w:r>
         <w:rPr>
+          <w:rtl/>
+          <w:cs/>
           <w:lang w:val="ar_AE" w:bidi="ar_AE"/>
         </w:rPr>
         <w:t xml:space="preserve"> ذِكْرًا تَذْكُرُ نَفْسِي وَتَنْحَنِي فِيَّ.</w:t>
       </w:r>
-      <w:r>
-        <w:rPr>
-          <w:lang w:val="ar_AE" w:bidi="ar_AE"/>
-        </w:rPr>
-      </w:r>
-      <w:r>
-        <w:rPr>
-          <w:lang w:val="ar_AE" w:bidi="ar_AE"/>
-        </w:rPr>
-      </w:r>
-    </w:p>
-    <w:p>
-      <w:pPr>
-        <w:bidi/>
-      </w:pPr>
-      <w:r>
-        <w:rPr>
-          <w:lang w:val="ar_AE" w:bidi="ar_AE"/>
-        </w:rPr>
-      </w:r>
-    </w:p>
-    <w:p>
-      <w:pPr>
-        <w:bidi/>
-      </w:pPr>
-      <w:r>
-        <w:rPr>
-          <w:lang w:val="ar_AE" w:bidi="ar_AE"/>
-        </w:rPr>
-      </w:r>
-      <w:r>
-        <w:rPr>
-          <w:vertAlign w:val="superscript"/>
+    </w:p>
+    <w:p>
+      <w:pPr>
+        <w:bidi/>
+      </w:pPr>
+      <w:r>
+        <w:rPr>
+          <w:rtl/>
+          <w:cs/>
+          <w:lang w:val="ar_AE" w:bidi="ar_AE"/>
+        </w:rPr>
+      </w:r>
+      <w:r>
+        <w:rPr>
+          <w:vertAlign w:val="superscript"/>
+          <w:rtl/>
+          <w:cs/>
           <w:lang w:val="ar_AE" w:bidi="ar_AE"/>
         </w:rPr>
         <w:t>21</w:t>
       </w:r>
       <w:r>
         <w:rPr>
+          <w:rtl/>
+          <w:cs/>
           <w:lang w:val="ar_AE" w:bidi="ar_AE"/>
         </w:rPr>
         <w:t xml:space="preserve"> أُرَدِّدُ هَذَا فِي قَلْبِي، مِنْ أَجْلِ ذَلِكَ أَرْجُو:</w:t>
       </w:r>
-      <w:r>
-        <w:rPr>
-          <w:lang w:val="ar_AE" w:bidi="ar_AE"/>
-        </w:rPr>
-      </w:r>
-      <w:r>
-        <w:rPr>
-          <w:lang w:val="ar_AE" w:bidi="ar_AE"/>
-        </w:rPr>
-      </w:r>
-    </w:p>
-    <w:p>
-      <w:pPr>
-        <w:bidi/>
-      </w:pPr>
-      <w:r>
-        <w:rPr>
-          <w:lang w:val="ar_AE" w:bidi="ar_AE"/>
-        </w:rPr>
-      </w:r>
-    </w:p>
-    <w:p>
-      <w:pPr>
-        <w:bidi/>
-      </w:pPr>
-      <w:r>
-        <w:rPr>
-          <w:lang w:val="ar_AE" w:bidi="ar_AE"/>
-        </w:rPr>
-      </w:r>
-      <w:r>
-        <w:rPr>
-          <w:vertAlign w:val="superscript"/>
+    </w:p>
+    <w:p>
+      <w:pPr>
+        <w:bidi/>
+      </w:pPr>
+      <w:r>
+        <w:rPr>
+          <w:rtl/>
+          <w:cs/>
+          <w:lang w:val="ar_AE" w:bidi="ar_AE"/>
+        </w:rPr>
+      </w:r>
+      <w:r>
+        <w:rPr>
+          <w:vertAlign w:val="superscript"/>
+          <w:rtl/>
+          <w:cs/>
           <w:lang w:val="ar_AE" w:bidi="ar_AE"/>
         </w:rPr>
         <w:t>22</w:t>
       </w:r>
       <w:r>
         <w:rPr>
+          <w:rtl/>
+          <w:cs/>
           <w:lang w:val="ar_AE" w:bidi="ar_AE"/>
         </w:rPr>
         <w:t xml:space="preserve"> إِنَّهُ مِنْ إِحْسَانَاتِ ٱلرَّبِّ أَنَّنَا لَمْ نَفْنَ، لِأَنَّ مَرَاحِمَهُ لَا تَزُولُ.</w:t>
       </w:r>
-      <w:r>
-        <w:rPr>
-          <w:lang w:val="ar_AE" w:bidi="ar_AE"/>
-        </w:rPr>
-      </w:r>
-      <w:r>
-        <w:rPr>
-          <w:lang w:val="ar_AE" w:bidi="ar_AE"/>
-        </w:rPr>
-      </w:r>
-    </w:p>
-    <w:p>
-      <w:pPr>
-        <w:bidi/>
-      </w:pPr>
-      <w:r>
-        <w:rPr>
-          <w:lang w:val="ar_AE" w:bidi="ar_AE"/>
-        </w:rPr>
-      </w:r>
-    </w:p>
-    <w:p>
-      <w:pPr>
-        <w:bidi/>
-      </w:pPr>
-      <w:r>
-        <w:rPr>
-          <w:lang w:val="ar_AE" w:bidi="ar_AE"/>
-        </w:rPr>
-      </w:r>
-      <w:r>
-        <w:rPr>
-          <w:vertAlign w:val="superscript"/>
+    </w:p>
+    <w:p>
+      <w:pPr>
+        <w:bidi/>
+      </w:pPr>
+      <w:r>
+        <w:rPr>
+          <w:rtl/>
+          <w:cs/>
+          <w:lang w:val="ar_AE" w:bidi="ar_AE"/>
+        </w:rPr>
+      </w:r>
+      <w:r>
+        <w:rPr>
+          <w:vertAlign w:val="superscript"/>
+          <w:rtl/>
+          <w:cs/>
           <w:lang w:val="ar_AE" w:bidi="ar_AE"/>
         </w:rPr>
         <w:t>23</w:t>
       </w:r>
       <w:r>
         <w:rPr>
+          <w:rtl/>
+          <w:cs/>
           <w:lang w:val="ar_AE" w:bidi="ar_AE"/>
         </w:rPr>
         <w:t xml:space="preserve"> هِيَ جَدِيدَةٌ فِي كُلِّ صَبَاحٍ. كَثِيرَةٌ أَمَانَتُكَ.</w:t>
       </w:r>
-      <w:r>
-        <w:rPr>
-          <w:lang w:val="ar_AE" w:bidi="ar_AE"/>
-        </w:rPr>
-      </w:r>
-      <w:r>
-        <w:rPr>
-          <w:lang w:val="ar_AE" w:bidi="ar_AE"/>
-        </w:rPr>
-      </w:r>
-    </w:p>
-    <w:p>
-      <w:pPr>
-        <w:bidi/>
-      </w:pPr>
-      <w:r>
-        <w:rPr>
-          <w:lang w:val="ar_AE" w:bidi="ar_AE"/>
-        </w:rPr>
-      </w:r>
-    </w:p>
-    <w:p>
-      <w:pPr>
-        <w:bidi/>
-      </w:pPr>
-      <w:r>
-        <w:rPr>
-          <w:lang w:val="ar_AE" w:bidi="ar_AE"/>
-        </w:rPr>
-      </w:r>
-      <w:r>
-        <w:rPr>
-          <w:vertAlign w:val="superscript"/>
+    </w:p>
+    <w:p>
+      <w:pPr>
+        <w:bidi/>
+      </w:pPr>
+      <w:r>
+        <w:rPr>
+          <w:rtl/>
+          <w:cs/>
+          <w:lang w:val="ar_AE" w:bidi="ar_AE"/>
+        </w:rPr>
+      </w:r>
+      <w:r>
+        <w:rPr>
+          <w:vertAlign w:val="superscript"/>
+          <w:rtl/>
+          <w:cs/>
           <w:lang w:val="ar_AE" w:bidi="ar_AE"/>
         </w:rPr>
         <w:t>24</w:t>
       </w:r>
       <w:r>
         <w:rPr>
+          <w:rtl/>
+          <w:cs/>
           <w:lang w:val="ar_AE" w:bidi="ar_AE"/>
         </w:rPr>
         <w:t xml:space="preserve"> نَصِيبِي هُوَ ٱلرَّبُّ، قَالَتْ نَفْسِي، مِنْ أَجْلِ ذَلِكَ أَرْجُوهُ.</w:t>
       </w:r>
-      <w:r>
-        <w:rPr>
-          <w:lang w:val="ar_AE" w:bidi="ar_AE"/>
-        </w:rPr>
-      </w:r>
-      <w:r>
-        <w:rPr>
-          <w:lang w:val="ar_AE" w:bidi="ar_AE"/>
-        </w:rPr>
-      </w:r>
-    </w:p>
-    <w:p>
-      <w:pPr>
-        <w:bidi/>
-      </w:pPr>
-      <w:r>
-        <w:rPr>
-          <w:lang w:val="ar_AE" w:bidi="ar_AE"/>
-        </w:rPr>
-      </w:r>
-    </w:p>
-    <w:p>
-      <w:pPr>
-        <w:bidi/>
-      </w:pPr>
-      <w:r>
-        <w:rPr>
-          <w:lang w:val="ar_AE" w:bidi="ar_AE"/>
-        </w:rPr>
-      </w:r>
-      <w:r>
-        <w:rPr>
-          <w:vertAlign w:val="superscript"/>
+    </w:p>
+    <w:p>
+      <w:pPr>
+        <w:bidi/>
+      </w:pPr>
+      <w:r>
+        <w:rPr>
+          <w:rtl/>
+          <w:cs/>
+          <w:lang w:val="ar_AE" w:bidi="ar_AE"/>
+        </w:rPr>
+      </w:r>
+      <w:r>
+        <w:rPr>
+          <w:vertAlign w:val="superscript"/>
+          <w:rtl/>
+          <w:cs/>
           <w:lang w:val="ar_AE" w:bidi="ar_AE"/>
         </w:rPr>
         <w:t>25</w:t>
       </w:r>
       <w:r>
         <w:rPr>
+          <w:rtl/>
+          <w:cs/>
           <w:lang w:val="ar_AE" w:bidi="ar_AE"/>
         </w:rPr>
         <w:t xml:space="preserve"> طَيِّبٌ هُوَ ٱلرَّبُّ لِلَّذِينَ يَتَرَجَّوْنَهُ، لِلنَّفْسِ ٱلَّتِي تَطْلُبُهُ.</w:t>
       </w:r>
-      <w:r>
-        <w:rPr>
-          <w:lang w:val="ar_AE" w:bidi="ar_AE"/>
-        </w:rPr>
-      </w:r>
-      <w:r>
-        <w:rPr>
-          <w:lang w:val="ar_AE" w:bidi="ar_AE"/>
-        </w:rPr>
-      </w:r>
-    </w:p>
-    <w:p>
-      <w:pPr>
-        <w:bidi/>
-      </w:pPr>
-      <w:r>
-        <w:rPr>
-          <w:lang w:val="ar_AE" w:bidi="ar_AE"/>
-        </w:rPr>
-      </w:r>
-    </w:p>
-    <w:p>
-      <w:pPr>
-        <w:bidi/>
-      </w:pPr>
-      <w:r>
-        <w:rPr>
-          <w:lang w:val="ar_AE" w:bidi="ar_AE"/>
-        </w:rPr>
-      </w:r>
-      <w:r>
-        <w:rPr>
-          <w:vertAlign w:val="superscript"/>
+    </w:p>
+    <w:p>
+      <w:pPr>
+        <w:bidi/>
+      </w:pPr>
+      <w:r>
+        <w:rPr>
+          <w:rtl/>
+          <w:cs/>
+          <w:lang w:val="ar_AE" w:bidi="ar_AE"/>
+        </w:rPr>
+      </w:r>
+      <w:r>
+        <w:rPr>
+          <w:vertAlign w:val="superscript"/>
+          <w:rtl/>
+          <w:cs/>
           <w:lang w:val="ar_AE" w:bidi="ar_AE"/>
         </w:rPr>
         <w:t>26</w:t>
       </w:r>
       <w:r>
         <w:rPr>
+          <w:rtl/>
+          <w:cs/>
           <w:lang w:val="ar_AE" w:bidi="ar_AE"/>
         </w:rPr>
         <w:t xml:space="preserve"> جَيِّدٌ أَنْ يَنْتَظِرَ ٱلْإِنْسَانُ وَيَتَوَقَّعَ بِسُكُوتٍ خَلَاصَ ٱلرَّبِّ.</w:t>
       </w:r>
-      <w:r>
-        <w:rPr>
-          <w:lang w:val="ar_AE" w:bidi="ar_AE"/>
-        </w:rPr>
-      </w:r>
-      <w:r>
-        <w:rPr>
-          <w:lang w:val="ar_AE" w:bidi="ar_AE"/>
-        </w:rPr>
-      </w:r>
-    </w:p>
-    <w:p>
-      <w:pPr>
-        <w:bidi/>
-      </w:pPr>
-      <w:r>
-        <w:rPr>
-          <w:lang w:val="ar_AE" w:bidi="ar_AE"/>
-        </w:rPr>
-      </w:r>
-    </w:p>
-    <w:p>
-      <w:pPr>
-        <w:bidi/>
-      </w:pPr>
-      <w:r>
-        <w:rPr>
-          <w:lang w:val="ar_AE" w:bidi="ar_AE"/>
-        </w:rPr>
-      </w:r>
-      <w:r>
-        <w:rPr>
-          <w:vertAlign w:val="superscript"/>
+    </w:p>
+    <w:p>
+      <w:pPr>
+        <w:bidi/>
+      </w:pPr>
+      <w:r>
+        <w:rPr>
+          <w:rtl/>
+          <w:cs/>
+          <w:lang w:val="ar_AE" w:bidi="ar_AE"/>
+        </w:rPr>
+      </w:r>
+      <w:r>
+        <w:rPr>
+          <w:vertAlign w:val="superscript"/>
+          <w:rtl/>
+          <w:cs/>
           <w:lang w:val="ar_AE" w:bidi="ar_AE"/>
         </w:rPr>
         <w:t>27</w:t>
       </w:r>
       <w:r>
         <w:rPr>
+          <w:rtl/>
+          <w:cs/>
           <w:lang w:val="ar_AE" w:bidi="ar_AE"/>
         </w:rPr>
         <w:t xml:space="preserve"> جَيِّدٌ لِلرَّجُلِ أَنْ يَحْمِلَ ٱلنِّيرَ فِي صِبَاهُ.</w:t>
       </w:r>
-      <w:r>
-        <w:rPr>
-          <w:lang w:val="ar_AE" w:bidi="ar_AE"/>
-        </w:rPr>
-      </w:r>
-      <w:r>
-        <w:rPr>
-          <w:lang w:val="ar_AE" w:bidi="ar_AE"/>
-        </w:rPr>
-      </w:r>
-    </w:p>
-    <w:p>
-      <w:pPr>
-        <w:bidi/>
-      </w:pPr>
-      <w:r>
-        <w:rPr>
-          <w:lang w:val="ar_AE" w:bidi="ar_AE"/>
-        </w:rPr>
-      </w:r>
-    </w:p>
-    <w:p>
-      <w:pPr>
-        <w:bidi/>
-      </w:pPr>
-      <w:r>
-        <w:rPr>
-          <w:lang w:val="ar_AE" w:bidi="ar_AE"/>
-        </w:rPr>
-      </w:r>
-      <w:r>
-        <w:rPr>
-          <w:vertAlign w:val="superscript"/>
+    </w:p>
+    <w:p>
+      <w:pPr>
+        <w:bidi/>
+      </w:pPr>
+      <w:r>
+        <w:rPr>
+          <w:rtl/>
+          <w:cs/>
+          <w:lang w:val="ar_AE" w:bidi="ar_AE"/>
+        </w:rPr>
+      </w:r>
+      <w:r>
+        <w:rPr>
+          <w:vertAlign w:val="superscript"/>
+          <w:rtl/>
+          <w:cs/>
           <w:lang w:val="ar_AE" w:bidi="ar_AE"/>
         </w:rPr>
         <w:t>28</w:t>
       </w:r>
       <w:r>
         <w:rPr>
+          <w:rtl/>
+          <w:cs/>
           <w:lang w:val="ar_AE" w:bidi="ar_AE"/>
         </w:rPr>
         <w:t xml:space="preserve"> يَجْلِسُ وَحْدَهُ وَيَسْكُتُ، لِأَنَّهُ قَدْ وَضَعَهُ عَلَيْهِ.</w:t>
       </w:r>
-      <w:r>
-        <w:rPr>
-          <w:lang w:val="ar_AE" w:bidi="ar_AE"/>
-        </w:rPr>
-      </w:r>
-      <w:r>
-        <w:rPr>
-          <w:lang w:val="ar_AE" w:bidi="ar_AE"/>
-        </w:rPr>
-      </w:r>
-    </w:p>
-    <w:p>
-      <w:pPr>
-        <w:bidi/>
-      </w:pPr>
-      <w:r>
-        <w:rPr>
-          <w:lang w:val="ar_AE" w:bidi="ar_AE"/>
-        </w:rPr>
-      </w:r>
-    </w:p>
-    <w:p>
-      <w:pPr>
-        <w:bidi/>
-      </w:pPr>
-      <w:r>
-        <w:rPr>
-          <w:lang w:val="ar_AE" w:bidi="ar_AE"/>
-        </w:rPr>
-      </w:r>
-      <w:r>
-        <w:rPr>
-          <w:vertAlign w:val="superscript"/>
+    </w:p>
+    <w:p>
+      <w:pPr>
+        <w:bidi/>
+      </w:pPr>
+      <w:r>
+        <w:rPr>
+          <w:rtl/>
+          <w:cs/>
+          <w:lang w:val="ar_AE" w:bidi="ar_AE"/>
+        </w:rPr>
+      </w:r>
+      <w:r>
+        <w:rPr>
+          <w:vertAlign w:val="superscript"/>
+          <w:rtl/>
+          <w:cs/>
           <w:lang w:val="ar_AE" w:bidi="ar_AE"/>
         </w:rPr>
         <w:t>29</w:t>
       </w:r>
       <w:r>
         <w:rPr>
+          <w:rtl/>
+          <w:cs/>
           <w:lang w:val="ar_AE" w:bidi="ar_AE"/>
         </w:rPr>
         <w:t xml:space="preserve"> يَجْعَلُ فِي ٱلتُّرَابِ فَمَهُ لَعَلَّهُ يُوجَدُ رَجَاءٌ.</w:t>
       </w:r>
-      <w:r>
-        <w:rPr>
-          <w:lang w:val="ar_AE" w:bidi="ar_AE"/>
-        </w:rPr>
-      </w:r>
-      <w:r>
-        <w:rPr>
-          <w:lang w:val="ar_AE" w:bidi="ar_AE"/>
-        </w:rPr>
-      </w:r>
-    </w:p>
-    <w:p>
-      <w:pPr>
-        <w:bidi/>
-      </w:pPr>
-      <w:r>
-        <w:rPr>
-          <w:lang w:val="ar_AE" w:bidi="ar_AE"/>
-        </w:rPr>
-      </w:r>
-    </w:p>
-    <w:p>
-      <w:pPr>
-        <w:bidi/>
-      </w:pPr>
-      <w:r>
-        <w:rPr>
-          <w:lang w:val="ar_AE" w:bidi="ar_AE"/>
-        </w:rPr>
-      </w:r>
-      <w:r>
-        <w:rPr>
-          <w:vertAlign w:val="superscript"/>
+    </w:p>
+    <w:p>
+      <w:pPr>
+        <w:bidi/>
+      </w:pPr>
+      <w:r>
+        <w:rPr>
+          <w:rtl/>
+          <w:cs/>
+          <w:lang w:val="ar_AE" w:bidi="ar_AE"/>
+        </w:rPr>
+      </w:r>
+      <w:r>
+        <w:rPr>
+          <w:vertAlign w:val="superscript"/>
+          <w:rtl/>
+          <w:cs/>
           <w:lang w:val="ar_AE" w:bidi="ar_AE"/>
         </w:rPr>
         <w:t>30</w:t>
       </w:r>
       <w:r>
         <w:rPr>
+          <w:rtl/>
+          <w:cs/>
           <w:lang w:val="ar_AE" w:bidi="ar_AE"/>
         </w:rPr>
         <w:t xml:space="preserve"> يُعْطِي خَدَّهُ لِضَارِبِهِ. يَشْبَعُ عَارًا.</w:t>
       </w:r>
-      <w:r>
-        <w:rPr>
-          <w:lang w:val="ar_AE" w:bidi="ar_AE"/>
-        </w:rPr>
-      </w:r>
-      <w:r>
-        <w:rPr>
-          <w:lang w:val="ar_AE" w:bidi="ar_AE"/>
-        </w:rPr>
-      </w:r>
-    </w:p>
-    <w:p>
-      <w:pPr>
-        <w:bidi/>
-      </w:pPr>
-      <w:r>
-        <w:rPr>
-          <w:lang w:val="ar_AE" w:bidi="ar_AE"/>
-        </w:rPr>
-      </w:r>
-    </w:p>
-    <w:p>
-      <w:pPr>
-        <w:bidi/>
-      </w:pPr>
-      <w:r>
-        <w:rPr>
-          <w:lang w:val="ar_AE" w:bidi="ar_AE"/>
-        </w:rPr>
-      </w:r>
-      <w:r>
-        <w:rPr>
-          <w:vertAlign w:val="superscript"/>
+    </w:p>
+    <w:p>
+      <w:pPr>
+        <w:bidi/>
+      </w:pPr>
+      <w:r>
+        <w:rPr>
+          <w:rtl/>
+          <w:cs/>
+          <w:lang w:val="ar_AE" w:bidi="ar_AE"/>
+        </w:rPr>
+      </w:r>
+      <w:r>
+        <w:rPr>
+          <w:vertAlign w:val="superscript"/>
+          <w:rtl/>
+          <w:cs/>
           <w:lang w:val="ar_AE" w:bidi="ar_AE"/>
         </w:rPr>
         <w:t>31</w:t>
       </w:r>
       <w:r>
         <w:rPr>
+          <w:rtl/>
+          <w:cs/>
           <w:lang w:val="ar_AE" w:bidi="ar_AE"/>
         </w:rPr>
         <w:t xml:space="preserve"> لِأَنَّ ٱلسَّيِّدَ لَا يَرْفُضُ إِلَى ٱلْأَبَدِ.</w:t>
       </w:r>
-      <w:r>
-        <w:rPr>
-          <w:lang w:val="ar_AE" w:bidi="ar_AE"/>
-        </w:rPr>
-      </w:r>
-      <w:r>
-        <w:rPr>
-          <w:lang w:val="ar_AE" w:bidi="ar_AE"/>
-        </w:rPr>
-      </w:r>
-    </w:p>
-    <w:p>
-      <w:pPr>
-        <w:bidi/>
-      </w:pPr>
-      <w:r>
-        <w:rPr>
-          <w:lang w:val="ar_AE" w:bidi="ar_AE"/>
-        </w:rPr>
-      </w:r>
-    </w:p>
-    <w:p>
-      <w:pPr>
-        <w:bidi/>
-      </w:pPr>
-      <w:r>
-        <w:rPr>
-          <w:lang w:val="ar_AE" w:bidi="ar_AE"/>
-        </w:rPr>
-      </w:r>
-      <w:r>
-        <w:rPr>
-          <w:vertAlign w:val="superscript"/>
+    </w:p>
+    <w:p>
+      <w:pPr>
+        <w:bidi/>
+      </w:pPr>
+      <w:r>
+        <w:rPr>
+          <w:rtl/>
+          <w:cs/>
+          <w:lang w:val="ar_AE" w:bidi="ar_AE"/>
+        </w:rPr>
+      </w:r>
+      <w:r>
+        <w:rPr>
+          <w:vertAlign w:val="superscript"/>
+          <w:rtl/>
+          <w:cs/>
           <w:lang w:val="ar_AE" w:bidi="ar_AE"/>
         </w:rPr>
         <w:t>32</w:t>
       </w:r>
       <w:r>
         <w:rPr>
+          <w:rtl/>
+          <w:cs/>
           <w:lang w:val="ar_AE" w:bidi="ar_AE"/>
         </w:rPr>
         <w:t xml:space="preserve"> فَإِنَّهُ وَلَوْ أَحْزَنَ يَرْحَمُ حَسَبَ كَثْرَةِ مَرَاحِمِهِ.</w:t>
       </w:r>
-      <w:r>
-        <w:rPr>
-          <w:lang w:val="ar_AE" w:bidi="ar_AE"/>
-        </w:rPr>
-      </w:r>
-      <w:r>
-        <w:rPr>
-          <w:lang w:val="ar_AE" w:bidi="ar_AE"/>
-        </w:rPr>
-      </w:r>
-    </w:p>
-    <w:p>
-      <w:pPr>
-        <w:bidi/>
-      </w:pPr>
-      <w:r>
-        <w:rPr>
-          <w:lang w:val="ar_AE" w:bidi="ar_AE"/>
-        </w:rPr>
-      </w:r>
-    </w:p>
-    <w:p>
-      <w:pPr>
-        <w:bidi/>
-      </w:pPr>
-      <w:r>
-        <w:rPr>
-          <w:lang w:val="ar_AE" w:bidi="ar_AE"/>
-        </w:rPr>
-      </w:r>
-      <w:r>
-        <w:rPr>
-          <w:vertAlign w:val="superscript"/>
+    </w:p>
+    <w:p>
+      <w:pPr>
+        <w:bidi/>
+      </w:pPr>
+      <w:r>
+        <w:rPr>
+          <w:rtl/>
+          <w:cs/>
+          <w:lang w:val="ar_AE" w:bidi="ar_AE"/>
+        </w:rPr>
+      </w:r>
+      <w:r>
+        <w:rPr>
+          <w:vertAlign w:val="superscript"/>
+          <w:rtl/>
+          <w:cs/>
           <w:lang w:val="ar_AE" w:bidi="ar_AE"/>
         </w:rPr>
         <w:t>33</w:t>
       </w:r>
       <w:r>
         <w:rPr>
+          <w:rtl/>
+          <w:cs/>
           <w:lang w:val="ar_AE" w:bidi="ar_AE"/>
         </w:rPr>
         <w:t xml:space="preserve"> لِأَنَّهُ لَا يُذِلُّ مِنْ قَلْبِهِ، وَلَا يُحْزِنُ بَنِي ٱلْإِنْسَانِ.</w:t>
       </w:r>
-      <w:r>
-        <w:rPr>
-          <w:lang w:val="ar_AE" w:bidi="ar_AE"/>
-        </w:rPr>
-      </w:r>
-      <w:r>
-        <w:rPr>
-          <w:lang w:val="ar_AE" w:bidi="ar_AE"/>
-        </w:rPr>
-      </w:r>
-    </w:p>
-    <w:p>
-      <w:pPr>
-        <w:bidi/>
-      </w:pPr>
-      <w:r>
-        <w:rPr>
-          <w:lang w:val="ar_AE" w:bidi="ar_AE"/>
-        </w:rPr>
-      </w:r>
-    </w:p>
-    <w:p>
-      <w:pPr>
-        <w:bidi/>
-      </w:pPr>
-      <w:r>
-        <w:rPr>
-          <w:lang w:val="ar_AE" w:bidi="ar_AE"/>
-        </w:rPr>
-      </w:r>
-      <w:r>
-        <w:rPr>
-          <w:vertAlign w:val="superscript"/>
+    </w:p>
+    <w:p>
+      <w:pPr>
+        <w:bidi/>
+      </w:pPr>
+      <w:r>
+        <w:rPr>
+          <w:rtl/>
+          <w:cs/>
+          <w:lang w:val="ar_AE" w:bidi="ar_AE"/>
+        </w:rPr>
+      </w:r>
+      <w:r>
+        <w:rPr>
+          <w:vertAlign w:val="superscript"/>
+          <w:rtl/>
+          <w:cs/>
           <w:lang w:val="ar_AE" w:bidi="ar_AE"/>
         </w:rPr>
         <w:t>34</w:t>
       </w:r>
       <w:r>
         <w:rPr>
+          <w:rtl/>
+          <w:cs/>
           <w:lang w:val="ar_AE" w:bidi="ar_AE"/>
         </w:rPr>
         <w:t xml:space="preserve"> أَنْ يَدُوسَ أَحَدٌ تَحْتَ رِجْلَيْهِ كُلَّ أَسْرَى ٱلْأَرْضِ،</w:t>
       </w:r>
-      <w:r>
-        <w:rPr>
-          <w:lang w:val="ar_AE" w:bidi="ar_AE"/>
-        </w:rPr>
-      </w:r>
-      <w:r>
-        <w:rPr>
-          <w:lang w:val="ar_AE" w:bidi="ar_AE"/>
-        </w:rPr>
-      </w:r>
-    </w:p>
-    <w:p>
-      <w:pPr>
-        <w:bidi/>
-      </w:pPr>
-      <w:r>
-        <w:rPr>
-          <w:lang w:val="ar_AE" w:bidi="ar_AE"/>
-        </w:rPr>
-      </w:r>
-    </w:p>
-    <w:p>
-      <w:pPr>
-        <w:bidi/>
-      </w:pPr>
-      <w:r>
-        <w:rPr>
-          <w:lang w:val="ar_AE" w:bidi="ar_AE"/>
-        </w:rPr>
-      </w:r>
-      <w:r>
-        <w:rPr>
-          <w:vertAlign w:val="superscript"/>
+    </w:p>
+    <w:p>
+      <w:pPr>
+        <w:bidi/>
+      </w:pPr>
+      <w:r>
+        <w:rPr>
+          <w:rtl/>
+          <w:cs/>
+          <w:lang w:val="ar_AE" w:bidi="ar_AE"/>
+        </w:rPr>
+      </w:r>
+      <w:r>
+        <w:rPr>
+          <w:vertAlign w:val="superscript"/>
+          <w:rtl/>
+          <w:cs/>
           <w:lang w:val="ar_AE" w:bidi="ar_AE"/>
         </w:rPr>
         <w:t>35</w:t>
       </w:r>
       <w:r>
         <w:rPr>
+          <w:rtl/>
+          <w:cs/>
           <w:lang w:val="ar_AE" w:bidi="ar_AE"/>
         </w:rPr>
         <w:t xml:space="preserve"> أَنْ يُحَرِّفَ حَقَّ ٱلرَّجُلِ أَمَامَ وَجْهِ ٱلْعَلِيِّ،</w:t>
       </w:r>
-      <w:r>
-        <w:rPr>
-          <w:lang w:val="ar_AE" w:bidi="ar_AE"/>
-        </w:rPr>
-      </w:r>
-      <w:r>
-        <w:rPr>
-          <w:lang w:val="ar_AE" w:bidi="ar_AE"/>
-        </w:rPr>
-      </w:r>
-    </w:p>
-    <w:p>
-      <w:pPr>
-        <w:bidi/>
-      </w:pPr>
-      <w:r>
-        <w:rPr>
-          <w:lang w:val="ar_AE" w:bidi="ar_AE"/>
-        </w:rPr>
-      </w:r>
-    </w:p>
-    <w:p>
-      <w:pPr>
-        <w:bidi/>
-      </w:pPr>
-      <w:r>
-        <w:rPr>
-          <w:lang w:val="ar_AE" w:bidi="ar_AE"/>
-        </w:rPr>
-      </w:r>
-      <w:r>
-        <w:rPr>
-          <w:vertAlign w:val="superscript"/>
+    </w:p>
+    <w:p>
+      <w:pPr>
+        <w:bidi/>
+      </w:pPr>
+      <w:r>
+        <w:rPr>
+          <w:rtl/>
+          <w:cs/>
+          <w:lang w:val="ar_AE" w:bidi="ar_AE"/>
+        </w:rPr>
+      </w:r>
+      <w:r>
+        <w:rPr>
+          <w:vertAlign w:val="superscript"/>
+          <w:rtl/>
+          <w:cs/>
           <w:lang w:val="ar_AE" w:bidi="ar_AE"/>
         </w:rPr>
         <w:t>36</w:t>
       </w:r>
       <w:r>
         <w:rPr>
+          <w:rtl/>
+          <w:cs/>
           <w:lang w:val="ar_AE" w:bidi="ar_AE"/>
         </w:rPr>
         <w:t xml:space="preserve"> أَنْ يَقْلِبَ ٱلْإِنْسَانَ فِي دَعْوَاهُ. ٱلسَّيِّدُ لَا يَرَى!</w:t>
       </w:r>
-      <w:r>
-        <w:rPr>
-          <w:lang w:val="ar_AE" w:bidi="ar_AE"/>
-        </w:rPr>
-      </w:r>
-      <w:r>
-        <w:rPr>
-          <w:lang w:val="ar_AE" w:bidi="ar_AE"/>
-        </w:rPr>
-      </w:r>
-    </w:p>
-    <w:p>
-      <w:pPr>
-        <w:bidi/>
-      </w:pPr>
-      <w:r>
-        <w:rPr>
-          <w:lang w:val="ar_AE" w:bidi="ar_AE"/>
-        </w:rPr>
-      </w:r>
-    </w:p>
-    <w:p>
-      <w:pPr>
-        <w:bidi/>
-      </w:pPr>
-      <w:r>
-        <w:rPr>
-          <w:lang w:val="ar_AE" w:bidi="ar_AE"/>
-        </w:rPr>
-      </w:r>
-      <w:r>
-        <w:rPr>
-          <w:vertAlign w:val="superscript"/>
+    </w:p>
+    <w:p>
+      <w:pPr>
+        <w:bidi/>
+      </w:pPr>
+      <w:r>
+        <w:rPr>
+          <w:rtl/>
+          <w:cs/>
+          <w:lang w:val="ar_AE" w:bidi="ar_AE"/>
+        </w:rPr>
+      </w:r>
+      <w:r>
+        <w:rPr>
+          <w:vertAlign w:val="superscript"/>
+          <w:rtl/>
+          <w:cs/>
           <w:lang w:val="ar_AE" w:bidi="ar_AE"/>
         </w:rPr>
         <w:t>37</w:t>
       </w:r>
       <w:r>
         <w:rPr>
+          <w:rtl/>
+          <w:cs/>
           <w:lang w:val="ar_AE" w:bidi="ar_AE"/>
         </w:rPr>
         <w:t xml:space="preserve"> مَنْ ذَا ٱلَّذِي يَقُولُ فَيَكُونَ وَٱلرَّبُّ لَمْ يَأْمُرْ؟</w:t>
       </w:r>
-      <w:r>
-        <w:rPr>
-          <w:lang w:val="ar_AE" w:bidi="ar_AE"/>
-        </w:rPr>
-      </w:r>
-      <w:r>
-        <w:rPr>
-          <w:lang w:val="ar_AE" w:bidi="ar_AE"/>
-        </w:rPr>
-      </w:r>
-    </w:p>
-    <w:p>
-      <w:pPr>
-        <w:bidi/>
-      </w:pPr>
-      <w:r>
-        <w:rPr>
-          <w:lang w:val="ar_AE" w:bidi="ar_AE"/>
-        </w:rPr>
-      </w:r>
-    </w:p>
-    <w:p>
-      <w:pPr>
-        <w:bidi/>
-      </w:pPr>
-      <w:r>
-        <w:rPr>
-          <w:lang w:val="ar_AE" w:bidi="ar_AE"/>
-        </w:rPr>
-      </w:r>
-      <w:r>
-        <w:rPr>
-          <w:vertAlign w:val="superscript"/>
+    </w:p>
+    <w:p>
+      <w:pPr>
+        <w:bidi/>
+      </w:pPr>
+      <w:r>
+        <w:rPr>
+          <w:rtl/>
+          <w:cs/>
+          <w:lang w:val="ar_AE" w:bidi="ar_AE"/>
+        </w:rPr>
+      </w:r>
+      <w:r>
+        <w:rPr>
+          <w:vertAlign w:val="superscript"/>
+          <w:rtl/>
+          <w:cs/>
           <w:lang w:val="ar_AE" w:bidi="ar_AE"/>
         </w:rPr>
         <w:t>38</w:t>
       </w:r>
       <w:r>
         <w:rPr>
+          <w:rtl/>
+          <w:cs/>
           <w:lang w:val="ar_AE" w:bidi="ar_AE"/>
         </w:rPr>
         <w:t xml:space="preserve"> مِنْ فَمِ ٱلْعَلِيِّ أَلَا تَخْرُجُ ٱلشُّرُورُ وَٱلْخَيْرُ؟</w:t>
       </w:r>
-      <w:r>
-        <w:rPr>
-          <w:lang w:val="ar_AE" w:bidi="ar_AE"/>
-        </w:rPr>
-      </w:r>
-      <w:r>
-        <w:rPr>
-          <w:lang w:val="ar_AE" w:bidi="ar_AE"/>
-        </w:rPr>
-      </w:r>
-    </w:p>
-    <w:p>
-      <w:pPr>
-        <w:bidi/>
-      </w:pPr>
-      <w:r>
-        <w:rPr>
-          <w:lang w:val="ar_AE" w:bidi="ar_AE"/>
-        </w:rPr>
-      </w:r>
-    </w:p>
-    <w:p>
-      <w:pPr>
-        <w:bidi/>
-      </w:pPr>
-      <w:r>
-        <w:rPr>
-          <w:lang w:val="ar_AE" w:bidi="ar_AE"/>
-        </w:rPr>
-      </w:r>
-      <w:r>
-        <w:rPr>
-          <w:vertAlign w:val="superscript"/>
+    </w:p>
+    <w:p>
+      <w:pPr>
+        <w:bidi/>
+      </w:pPr>
+      <w:r>
+        <w:rPr>
+          <w:rtl/>
+          <w:cs/>
+          <w:lang w:val="ar_AE" w:bidi="ar_AE"/>
+        </w:rPr>
+      </w:r>
+      <w:r>
+        <w:rPr>
+          <w:vertAlign w:val="superscript"/>
+          <w:rtl/>
+          <w:cs/>
           <w:lang w:val="ar_AE" w:bidi="ar_AE"/>
         </w:rPr>
         <w:t>39</w:t>
       </w:r>
       <w:r>
         <w:rPr>
+          <w:rtl/>
+          <w:cs/>
           <w:lang w:val="ar_AE" w:bidi="ar_AE"/>
         </w:rPr>
         <w:t xml:space="preserve"> لِمَاذَا يَشْتَكِي ٱلْإِنْسَانُ ٱلْحَيُّ، ٱلرَّجُلُ مِنْ قِصَاصِ خَطَايَاهُ؟</w:t>
       </w:r>
-      <w:r>
-        <w:rPr>
-          <w:lang w:val="ar_AE" w:bidi="ar_AE"/>
-        </w:rPr>
-      </w:r>
-      <w:r>
-        <w:rPr>
-          <w:lang w:val="ar_AE" w:bidi="ar_AE"/>
-        </w:rPr>
-      </w:r>
-    </w:p>
-    <w:p>
-      <w:pPr>
-        <w:bidi/>
-      </w:pPr>
-      <w:r>
-        <w:rPr>
-          <w:lang w:val="ar_AE" w:bidi="ar_AE"/>
-        </w:rPr>
-      </w:r>
-    </w:p>
-    <w:p>
-      <w:pPr>
-        <w:bidi/>
-      </w:pPr>
-      <w:r>
-        <w:rPr>
-          <w:lang w:val="ar_AE" w:bidi="ar_AE"/>
-        </w:rPr>
-      </w:r>
-      <w:r>
-        <w:rPr>
-          <w:vertAlign w:val="superscript"/>
+    </w:p>
+    <w:p>
+      <w:pPr>
+        <w:bidi/>
+      </w:pPr>
+      <w:r>
+        <w:rPr>
+          <w:rtl/>
+          <w:cs/>
+          <w:lang w:val="ar_AE" w:bidi="ar_AE"/>
+        </w:rPr>
+      </w:r>
+      <w:r>
+        <w:rPr>
+          <w:vertAlign w:val="superscript"/>
+          <w:rtl/>
+          <w:cs/>
           <w:lang w:val="ar_AE" w:bidi="ar_AE"/>
         </w:rPr>
         <w:t>40</w:t>
       </w:r>
       <w:r>
         <w:rPr>
+          <w:rtl/>
+          <w:cs/>
           <w:lang w:val="ar_AE" w:bidi="ar_AE"/>
         </w:rPr>
         <w:t xml:space="preserve"> لِنَفْحَصْ طُرُقَنَا وَنَمْتَحِنْهَا وَنَرْجِعْ إِلَى ٱلرَّبِّ.</w:t>
       </w:r>
-      <w:r>
-        <w:rPr>
-          <w:lang w:val="ar_AE" w:bidi="ar_AE"/>
-        </w:rPr>
-      </w:r>
-      <w:r>
-        <w:rPr>
-          <w:lang w:val="ar_AE" w:bidi="ar_AE"/>
-        </w:rPr>
-      </w:r>
-    </w:p>
-    <w:p>
-      <w:pPr>
-        <w:bidi/>
-      </w:pPr>
-      <w:r>
-        <w:rPr>
-          <w:lang w:val="ar_AE" w:bidi="ar_AE"/>
-        </w:rPr>
-      </w:r>
-    </w:p>
-    <w:p>
-      <w:pPr>
-        <w:bidi/>
-      </w:pPr>
-      <w:r>
-        <w:rPr>
-          <w:lang w:val="ar_AE" w:bidi="ar_AE"/>
-        </w:rPr>
-      </w:r>
-      <w:r>
-        <w:rPr>
-          <w:vertAlign w:val="superscript"/>
+    </w:p>
+    <w:p>
+      <w:pPr>
+        <w:bidi/>
+      </w:pPr>
+      <w:r>
+        <w:rPr>
+          <w:rtl/>
+          <w:cs/>
+          <w:lang w:val="ar_AE" w:bidi="ar_AE"/>
+        </w:rPr>
+      </w:r>
+      <w:r>
+        <w:rPr>
+          <w:vertAlign w:val="superscript"/>
+          <w:rtl/>
+          <w:cs/>
           <w:lang w:val="ar_AE" w:bidi="ar_AE"/>
         </w:rPr>
         <w:t>41</w:t>
       </w:r>
       <w:r>
         <w:rPr>
+          <w:rtl/>
+          <w:cs/>
           <w:lang w:val="ar_AE" w:bidi="ar_AE"/>
         </w:rPr>
         <w:t xml:space="preserve"> لِنَرْفَعْ قُلُوبَنَا وَأَيْدِيَنَا إِلَى ٱللهِ فِي ٱلسَّمَاوَاتِ:</w:t>
       </w:r>
-      <w:r>
-        <w:rPr>
-          <w:lang w:val="ar_AE" w:bidi="ar_AE"/>
-        </w:rPr>
-      </w:r>
-      <w:r>
-        <w:rPr>
-          <w:lang w:val="ar_AE" w:bidi="ar_AE"/>
-        </w:rPr>
-      </w:r>
-    </w:p>
-    <w:p>
-      <w:pPr>
-        <w:bidi/>
-      </w:pPr>
-      <w:r>
-        <w:rPr>
-          <w:lang w:val="ar_AE" w:bidi="ar_AE"/>
-        </w:rPr>
-      </w:r>
-    </w:p>
-    <w:p>
-      <w:pPr>
-        <w:bidi/>
-      </w:pPr>
-      <w:r>
-        <w:rPr>
-          <w:lang w:val="ar_AE" w:bidi="ar_AE"/>
-        </w:rPr>
-      </w:r>
-      <w:r>
-        <w:rPr>
-          <w:vertAlign w:val="superscript"/>
+    </w:p>
+    <w:p>
+      <w:pPr>
+        <w:bidi/>
+      </w:pPr>
+      <w:r>
+        <w:rPr>
+          <w:rtl/>
+          <w:cs/>
+          <w:lang w:val="ar_AE" w:bidi="ar_AE"/>
+        </w:rPr>
+      </w:r>
+      <w:r>
+        <w:rPr>
+          <w:vertAlign w:val="superscript"/>
+          <w:rtl/>
+          <w:cs/>
           <w:lang w:val="ar_AE" w:bidi="ar_AE"/>
         </w:rPr>
         <w:t>42</w:t>
       </w:r>
       <w:r>
         <w:rPr>
+          <w:rtl/>
+          <w:cs/>
           <w:lang w:val="ar_AE" w:bidi="ar_AE"/>
         </w:rPr>
         <w:t xml:space="preserve"> «نَحْنُ أَذْنَبْنَا وَعَصَيْنَا. أَنْتَ لَمْ تَغْفِرْ.</w:t>
       </w:r>
-      <w:r>
-        <w:rPr>
-          <w:lang w:val="ar_AE" w:bidi="ar_AE"/>
-        </w:rPr>
-      </w:r>
-      <w:r>
-        <w:rPr>
-          <w:lang w:val="ar_AE" w:bidi="ar_AE"/>
-        </w:rPr>
-      </w:r>
-    </w:p>
-    <w:p>
-      <w:pPr>
-        <w:bidi/>
-      </w:pPr>
-      <w:r>
-        <w:rPr>
-          <w:lang w:val="ar_AE" w:bidi="ar_AE"/>
-        </w:rPr>
-      </w:r>
-    </w:p>
-    <w:p>
-      <w:pPr>
-        <w:bidi/>
-      </w:pPr>
-      <w:r>
-        <w:rPr>
-          <w:lang w:val="ar_AE" w:bidi="ar_AE"/>
-        </w:rPr>
-      </w:r>
-      <w:r>
-        <w:rPr>
-          <w:vertAlign w:val="superscript"/>
+    </w:p>
+    <w:p>
+      <w:pPr>
+        <w:bidi/>
+      </w:pPr>
+      <w:r>
+        <w:rPr>
+          <w:rtl/>
+          <w:cs/>
+          <w:lang w:val="ar_AE" w:bidi="ar_AE"/>
+        </w:rPr>
+      </w:r>
+      <w:r>
+        <w:rPr>
+          <w:vertAlign w:val="superscript"/>
+          <w:rtl/>
+          <w:cs/>
           <w:lang w:val="ar_AE" w:bidi="ar_AE"/>
         </w:rPr>
         <w:t>43</w:t>
       </w:r>
       <w:r>
         <w:rPr>
+          <w:rtl/>
+          <w:cs/>
           <w:lang w:val="ar_AE" w:bidi="ar_AE"/>
         </w:rPr>
         <w:t xml:space="preserve"> ٱلْتَحَفْتَ بِٱلْغَضَبِ وَطَرَدْتَنَا. قَتَلْتَ وَلَمْ تَشْفِقْ.</w:t>
       </w:r>
-      <w:r>
-        <w:rPr>
-          <w:lang w:val="ar_AE" w:bidi="ar_AE"/>
-        </w:rPr>
-      </w:r>
-      <w:r>
-        <w:rPr>
-          <w:lang w:val="ar_AE" w:bidi="ar_AE"/>
-        </w:rPr>
-      </w:r>
-    </w:p>
-    <w:p>
-      <w:pPr>
-        <w:bidi/>
-      </w:pPr>
-      <w:r>
-        <w:rPr>
-          <w:lang w:val="ar_AE" w:bidi="ar_AE"/>
-        </w:rPr>
-      </w:r>
-    </w:p>
-    <w:p>
-      <w:pPr>
-        <w:bidi/>
-      </w:pPr>
-      <w:r>
-        <w:rPr>
-          <w:lang w:val="ar_AE" w:bidi="ar_AE"/>
-        </w:rPr>
-      </w:r>
-      <w:r>
-        <w:rPr>
-          <w:vertAlign w:val="superscript"/>
+    </w:p>
+    <w:p>
+      <w:pPr>
+        <w:bidi/>
+      </w:pPr>
+      <w:r>
+        <w:rPr>
+          <w:rtl/>
+          <w:cs/>
+          <w:lang w:val="ar_AE" w:bidi="ar_AE"/>
+        </w:rPr>
+      </w:r>
+      <w:r>
+        <w:rPr>
+          <w:vertAlign w:val="superscript"/>
+          <w:rtl/>
+          <w:cs/>
           <w:lang w:val="ar_AE" w:bidi="ar_AE"/>
         </w:rPr>
         <w:t>44</w:t>
       </w:r>
       <w:r>
         <w:rPr>
+          <w:rtl/>
+          <w:cs/>
           <w:lang w:val="ar_AE" w:bidi="ar_AE"/>
         </w:rPr>
         <w:t xml:space="preserve"> ٱلْتَحَفْتَ بِٱلسَّحَابِ حَتَّى لَا تَنْفُذَ ٱلصَّلَاةُ.</w:t>
       </w:r>
-      <w:r>
-        <w:rPr>
-          <w:lang w:val="ar_AE" w:bidi="ar_AE"/>
-        </w:rPr>
-      </w:r>
-      <w:r>
-        <w:rPr>
-          <w:lang w:val="ar_AE" w:bidi="ar_AE"/>
-        </w:rPr>
-      </w:r>
-    </w:p>
-    <w:p>
-      <w:pPr>
-        <w:bidi/>
-      </w:pPr>
-      <w:r>
-        <w:rPr>
-          <w:lang w:val="ar_AE" w:bidi="ar_AE"/>
-        </w:rPr>
-      </w:r>
-    </w:p>
-    <w:p>
-      <w:pPr>
-        <w:bidi/>
-      </w:pPr>
-      <w:r>
-        <w:rPr>
-          <w:lang w:val="ar_AE" w:bidi="ar_AE"/>
-        </w:rPr>
-      </w:r>
-      <w:r>
-        <w:rPr>
-          <w:vertAlign w:val="superscript"/>
+    </w:p>
+    <w:p>
+      <w:pPr>
+        <w:bidi/>
+      </w:pPr>
+      <w:r>
+        <w:rPr>
+          <w:rtl/>
+          <w:cs/>
+          <w:lang w:val="ar_AE" w:bidi="ar_AE"/>
+        </w:rPr>
+      </w:r>
+      <w:r>
+        <w:rPr>
+          <w:vertAlign w:val="superscript"/>
+          <w:rtl/>
+          <w:cs/>
           <w:lang w:val="ar_AE" w:bidi="ar_AE"/>
         </w:rPr>
         <w:t>45</w:t>
       </w:r>
       <w:r>
         <w:rPr>
+          <w:rtl/>
+          <w:cs/>
           <w:lang w:val="ar_AE" w:bidi="ar_AE"/>
         </w:rPr>
         <w:t xml:space="preserve"> جَعَلْتَنَا وَسَخًا وَكَرْهًا فِي وَسَطِ ٱلشُّعُوبِ.</w:t>
       </w:r>
-      <w:r>
-        <w:rPr>
-          <w:lang w:val="ar_AE" w:bidi="ar_AE"/>
-        </w:rPr>
-      </w:r>
-      <w:r>
-        <w:rPr>
-          <w:lang w:val="ar_AE" w:bidi="ar_AE"/>
-        </w:rPr>
-      </w:r>
-    </w:p>
-    <w:p>
-      <w:pPr>
-        <w:bidi/>
-      </w:pPr>
-      <w:r>
-        <w:rPr>
-          <w:lang w:val="ar_AE" w:bidi="ar_AE"/>
-        </w:rPr>
-      </w:r>
-    </w:p>
-    <w:p>
-      <w:pPr>
-        <w:bidi/>
-      </w:pPr>
-      <w:r>
-        <w:rPr>
-          <w:lang w:val="ar_AE" w:bidi="ar_AE"/>
-        </w:rPr>
-      </w:r>
-      <w:r>
-        <w:rPr>
-          <w:vertAlign w:val="superscript"/>
+    </w:p>
+    <w:p>
+      <w:pPr>
+        <w:bidi/>
+      </w:pPr>
+      <w:r>
+        <w:rPr>
+          <w:rtl/>
+          <w:cs/>
+          <w:lang w:val="ar_AE" w:bidi="ar_AE"/>
+        </w:rPr>
+      </w:r>
+      <w:r>
+        <w:rPr>
+          <w:vertAlign w:val="superscript"/>
+          <w:rtl/>
+          <w:cs/>
           <w:lang w:val="ar_AE" w:bidi="ar_AE"/>
         </w:rPr>
         <w:t>46</w:t>
       </w:r>
       <w:r>
         <w:rPr>
+          <w:rtl/>
+          <w:cs/>
           <w:lang w:val="ar_AE" w:bidi="ar_AE"/>
         </w:rPr>
         <w:t xml:space="preserve"> فَتَحَ كُلُّ أَعْدَائِنَا أَفْوَاهَهُمْ عَلَيْنَا.</w:t>
       </w:r>
-      <w:r>
-        <w:rPr>
-          <w:lang w:val="ar_AE" w:bidi="ar_AE"/>
-        </w:rPr>
-      </w:r>
-      <w:r>
-        <w:rPr>
-          <w:lang w:val="ar_AE" w:bidi="ar_AE"/>
-        </w:rPr>
-      </w:r>
-    </w:p>
-    <w:p>
-      <w:pPr>
-        <w:bidi/>
-      </w:pPr>
-      <w:r>
-        <w:rPr>
-          <w:lang w:val="ar_AE" w:bidi="ar_AE"/>
-        </w:rPr>
-      </w:r>
-    </w:p>
-    <w:p>
-      <w:pPr>
-        <w:bidi/>
-      </w:pPr>
-      <w:r>
-        <w:rPr>
-          <w:lang w:val="ar_AE" w:bidi="ar_AE"/>
-        </w:rPr>
-      </w:r>
-      <w:r>
-        <w:rPr>
-          <w:vertAlign w:val="superscript"/>
+    </w:p>
+    <w:p>
+      <w:pPr>
+        <w:bidi/>
+      </w:pPr>
+      <w:r>
+        <w:rPr>
+          <w:rtl/>
+          <w:cs/>
+          <w:lang w:val="ar_AE" w:bidi="ar_AE"/>
+        </w:rPr>
+      </w:r>
+      <w:r>
+        <w:rPr>
+          <w:vertAlign w:val="superscript"/>
+          <w:rtl/>
+          <w:cs/>
           <w:lang w:val="ar_AE" w:bidi="ar_AE"/>
         </w:rPr>
         <w:t>47</w:t>
       </w:r>
       <w:r>
         <w:rPr>
+          <w:rtl/>
+          <w:cs/>
           <w:lang w:val="ar_AE" w:bidi="ar_AE"/>
         </w:rPr>
         <w:t xml:space="preserve"> صَارَ عَلَيْنَا خَوْفٌ وَرُعْبٌ، هَلَاكٌ وَسَحْقٌ».</w:t>
       </w:r>
-      <w:r>
-        <w:rPr>
-          <w:lang w:val="ar_AE" w:bidi="ar_AE"/>
-        </w:rPr>
-      </w:r>
-      <w:r>
-        <w:rPr>
-          <w:lang w:val="ar_AE" w:bidi="ar_AE"/>
-        </w:rPr>
-      </w:r>
-    </w:p>
-    <w:p>
-      <w:pPr>
-        <w:bidi/>
-      </w:pPr>
-      <w:r>
-        <w:rPr>
-          <w:lang w:val="ar_AE" w:bidi="ar_AE"/>
-        </w:rPr>
-      </w:r>
-    </w:p>
-    <w:p>
-      <w:pPr>
-        <w:bidi/>
-      </w:pPr>
-      <w:r>
-        <w:rPr>
-          <w:lang w:val="ar_AE" w:bidi="ar_AE"/>
-        </w:rPr>
-      </w:r>
-      <w:r>
-        <w:rPr>
-          <w:vertAlign w:val="superscript"/>
+    </w:p>
+    <w:p>
+      <w:pPr>
+        <w:bidi/>
+      </w:pPr>
+      <w:r>
+        <w:rPr>
+          <w:rtl/>
+          <w:cs/>
+          <w:lang w:val="ar_AE" w:bidi="ar_AE"/>
+        </w:rPr>
+      </w:r>
+      <w:r>
+        <w:rPr>
+          <w:vertAlign w:val="superscript"/>
+          <w:rtl/>
+          <w:cs/>
           <w:lang w:val="ar_AE" w:bidi="ar_AE"/>
         </w:rPr>
         <w:t>48</w:t>
       </w:r>
       <w:r>
         <w:rPr>
+          <w:rtl/>
+          <w:cs/>
           <w:lang w:val="ar_AE" w:bidi="ar_AE"/>
         </w:rPr>
         <w:t xml:space="preserve"> سَكَبَتْ عَيْنَايَ يَنَابِيعَ مَاءٍ عَلَى سَحْقِ بِنْتِ شَعْبِي.</w:t>
       </w:r>
-      <w:r>
-        <w:rPr>
-          <w:lang w:val="ar_AE" w:bidi="ar_AE"/>
-        </w:rPr>
-      </w:r>
-      <w:r>
-        <w:rPr>
-          <w:lang w:val="ar_AE" w:bidi="ar_AE"/>
-        </w:rPr>
-      </w:r>
-    </w:p>
-    <w:p>
-      <w:pPr>
-        <w:bidi/>
-      </w:pPr>
-      <w:r>
-        <w:rPr>
-          <w:lang w:val="ar_AE" w:bidi="ar_AE"/>
-        </w:rPr>
-      </w:r>
-    </w:p>
-    <w:p>
-      <w:pPr>
-        <w:bidi/>
-      </w:pPr>
-      <w:r>
-        <w:rPr>
-          <w:lang w:val="ar_AE" w:bidi="ar_AE"/>
-        </w:rPr>
-      </w:r>
-      <w:r>
-        <w:rPr>
-          <w:vertAlign w:val="superscript"/>
+    </w:p>
+    <w:p>
+      <w:pPr>
+        <w:bidi/>
+      </w:pPr>
+      <w:r>
+        <w:rPr>
+          <w:rtl/>
+          <w:cs/>
+          <w:lang w:val="ar_AE" w:bidi="ar_AE"/>
+        </w:rPr>
+      </w:r>
+      <w:r>
+        <w:rPr>
+          <w:vertAlign w:val="superscript"/>
+          <w:rtl/>
+          <w:cs/>
           <w:lang w:val="ar_AE" w:bidi="ar_AE"/>
         </w:rPr>
         <w:t>49</w:t>
       </w:r>
       <w:r>
         <w:rPr>
+          <w:rtl/>
+          <w:cs/>
           <w:lang w:val="ar_AE" w:bidi="ar_AE"/>
         </w:rPr>
         <w:t xml:space="preserve"> عَيْنِي تَسْكُبُ وَلَا تَكُفُّ بِلَا ٱنْقِطَاعٍ</w:t>
       </w:r>
-      <w:r>
-        <w:rPr>
-          <w:lang w:val="ar_AE" w:bidi="ar_AE"/>
-        </w:rPr>
-      </w:r>
-      <w:r>
-        <w:rPr>
-          <w:lang w:val="ar_AE" w:bidi="ar_AE"/>
-        </w:rPr>
-      </w:r>
-    </w:p>
-    <w:p>
-      <w:pPr>
-        <w:bidi/>
-      </w:pPr>
-      <w:r>
-        <w:rPr>
-          <w:lang w:val="ar_AE" w:bidi="ar_AE"/>
-        </w:rPr>
-      </w:r>
-    </w:p>
-    <w:p>
-      <w:pPr>
-        <w:bidi/>
-      </w:pPr>
-      <w:r>
-        <w:rPr>
-          <w:lang w:val="ar_AE" w:bidi="ar_AE"/>
-        </w:rPr>
-      </w:r>
-      <w:r>
-        <w:rPr>
-          <w:vertAlign w:val="superscript"/>
+    </w:p>
+    <w:p>
+      <w:pPr>
+        <w:bidi/>
+      </w:pPr>
+      <w:r>
+        <w:rPr>
+          <w:rtl/>
+          <w:cs/>
+          <w:lang w:val="ar_AE" w:bidi="ar_AE"/>
+        </w:rPr>
+      </w:r>
+      <w:r>
+        <w:rPr>
+          <w:vertAlign w:val="superscript"/>
+          <w:rtl/>
+          <w:cs/>
           <w:lang w:val="ar_AE" w:bidi="ar_AE"/>
         </w:rPr>
         <w:t>50</w:t>
       </w:r>
       <w:r>
         <w:rPr>
+          <w:rtl/>
+          <w:cs/>
           <w:lang w:val="ar_AE" w:bidi="ar_AE"/>
         </w:rPr>
         <w:t xml:space="preserve"> حَتَّى يُشْرِفَ وَيَنْظُرَ ٱلرَّبُّ مِنَ ٱلسَّمَاءِ.</w:t>
       </w:r>
-      <w:r>
-        <w:rPr>
-          <w:lang w:val="ar_AE" w:bidi="ar_AE"/>
-        </w:rPr>
-      </w:r>
-      <w:r>
-        <w:rPr>
-          <w:lang w:val="ar_AE" w:bidi="ar_AE"/>
-        </w:rPr>
-      </w:r>
-    </w:p>
-    <w:p>
-      <w:pPr>
-        <w:bidi/>
-      </w:pPr>
-      <w:r>
-        <w:rPr>
-          <w:lang w:val="ar_AE" w:bidi="ar_AE"/>
-        </w:rPr>
-      </w:r>
-    </w:p>
-    <w:p>
-      <w:pPr>
-        <w:bidi/>
-      </w:pPr>
-      <w:r>
-        <w:rPr>
-          <w:lang w:val="ar_AE" w:bidi="ar_AE"/>
-        </w:rPr>
-      </w:r>
-      <w:r>
-        <w:rPr>
-          <w:vertAlign w:val="superscript"/>
+    </w:p>
+    <w:p>
+      <w:pPr>
+        <w:bidi/>
+      </w:pPr>
+      <w:r>
+        <w:rPr>
+          <w:rtl/>
+          <w:cs/>
+          <w:lang w:val="ar_AE" w:bidi="ar_AE"/>
+        </w:rPr>
+      </w:r>
+      <w:r>
+        <w:rPr>
+          <w:vertAlign w:val="superscript"/>
+          <w:rtl/>
+          <w:cs/>
           <w:lang w:val="ar_AE" w:bidi="ar_AE"/>
         </w:rPr>
         <w:t>51</w:t>
       </w:r>
       <w:r>
         <w:rPr>
+          <w:rtl/>
+          <w:cs/>
           <w:lang w:val="ar_AE" w:bidi="ar_AE"/>
         </w:rPr>
         <w:t xml:space="preserve"> عَيْنِي تُؤَثِّرُ فِي نَفْسِي لِأَجْلِ كُلِّ بَنَاتِ مَدِينَتِي.</w:t>
       </w:r>
-      <w:r>
-        <w:rPr>
-          <w:lang w:val="ar_AE" w:bidi="ar_AE"/>
-        </w:rPr>
-      </w:r>
-      <w:r>
-        <w:rPr>
-          <w:lang w:val="ar_AE" w:bidi="ar_AE"/>
-        </w:rPr>
-      </w:r>
-    </w:p>
-    <w:p>
-      <w:pPr>
-        <w:bidi/>
-      </w:pPr>
-      <w:r>
-        <w:rPr>
-          <w:lang w:val="ar_AE" w:bidi="ar_AE"/>
-        </w:rPr>
-      </w:r>
-    </w:p>
-    <w:p>
-      <w:pPr>
-        <w:bidi/>
-      </w:pPr>
-      <w:r>
-        <w:rPr>
-          <w:lang w:val="ar_AE" w:bidi="ar_AE"/>
-        </w:rPr>
-      </w:r>
-      <w:r>
-        <w:rPr>
-          <w:vertAlign w:val="superscript"/>
+    </w:p>
+    <w:p>
+      <w:pPr>
+        <w:bidi/>
+      </w:pPr>
+      <w:r>
+        <w:rPr>
+          <w:rtl/>
+          <w:cs/>
+          <w:lang w:val="ar_AE" w:bidi="ar_AE"/>
+        </w:rPr>
+      </w:r>
+      <w:r>
+        <w:rPr>
+          <w:vertAlign w:val="superscript"/>
+          <w:rtl/>
+          <w:cs/>
           <w:lang w:val="ar_AE" w:bidi="ar_AE"/>
         </w:rPr>
         <w:t>52</w:t>
       </w:r>
       <w:r>
         <w:rPr>
+          <w:rtl/>
+          <w:cs/>
           <w:lang w:val="ar_AE" w:bidi="ar_AE"/>
         </w:rPr>
         <w:t xml:space="preserve"> قَدِ ٱصْطَادَتْنِي أَعْدَائِي كَعُصْفُورٍ بِلَا سَبَبٍ.</w:t>
       </w:r>
-      <w:r>
-        <w:rPr>
-          <w:lang w:val="ar_AE" w:bidi="ar_AE"/>
-        </w:rPr>
-      </w:r>
-      <w:r>
-        <w:rPr>
-          <w:lang w:val="ar_AE" w:bidi="ar_AE"/>
-        </w:rPr>
-      </w:r>
-    </w:p>
-    <w:p>
-      <w:pPr>
-        <w:bidi/>
-      </w:pPr>
-      <w:r>
-        <w:rPr>
-          <w:lang w:val="ar_AE" w:bidi="ar_AE"/>
-        </w:rPr>
-      </w:r>
-    </w:p>
-    <w:p>
-      <w:pPr>
-        <w:bidi/>
-      </w:pPr>
-      <w:r>
-        <w:rPr>
-          <w:lang w:val="ar_AE" w:bidi="ar_AE"/>
-        </w:rPr>
-      </w:r>
-      <w:r>
-        <w:rPr>
-          <w:vertAlign w:val="superscript"/>
+    </w:p>
+    <w:p>
+      <w:pPr>
+        <w:bidi/>
+      </w:pPr>
+      <w:r>
+        <w:rPr>
+          <w:rtl/>
+          <w:cs/>
+          <w:lang w:val="ar_AE" w:bidi="ar_AE"/>
+        </w:rPr>
+      </w:r>
+      <w:r>
+        <w:rPr>
+          <w:vertAlign w:val="superscript"/>
+          <w:rtl/>
+          <w:cs/>
           <w:lang w:val="ar_AE" w:bidi="ar_AE"/>
         </w:rPr>
         <w:t>53</w:t>
       </w:r>
       <w:r>
         <w:rPr>
+          <w:rtl/>
+          <w:cs/>
           <w:lang w:val="ar_AE" w:bidi="ar_AE"/>
         </w:rPr>
         <w:t xml:space="preserve"> قَرَضُوا فِي ٱلْجُبِّ حَيَاتِي وَأَلْقَوْا عَلَيَّ حِجَارَةً.</w:t>
       </w:r>
-      <w:r>
-        <w:rPr>
-          <w:lang w:val="ar_AE" w:bidi="ar_AE"/>
-        </w:rPr>
-      </w:r>
-      <w:r>
-        <w:rPr>
-          <w:lang w:val="ar_AE" w:bidi="ar_AE"/>
-        </w:rPr>
-      </w:r>
-    </w:p>
-    <w:p>
-      <w:pPr>
-        <w:bidi/>
-      </w:pPr>
-      <w:r>
-        <w:rPr>
-          <w:lang w:val="ar_AE" w:bidi="ar_AE"/>
-        </w:rPr>
-      </w:r>
-    </w:p>
-    <w:p>
-      <w:pPr>
-        <w:bidi/>
-      </w:pPr>
-      <w:r>
-        <w:rPr>
-          <w:lang w:val="ar_AE" w:bidi="ar_AE"/>
-        </w:rPr>
-      </w:r>
-      <w:r>
-        <w:rPr>
-          <w:vertAlign w:val="superscript"/>
+    </w:p>
+    <w:p>
+      <w:pPr>
+        <w:bidi/>
+      </w:pPr>
+      <w:r>
+        <w:rPr>
+          <w:rtl/>
+          <w:cs/>
+          <w:lang w:val="ar_AE" w:bidi="ar_AE"/>
+        </w:rPr>
+      </w:r>
+      <w:r>
+        <w:rPr>
+          <w:vertAlign w:val="superscript"/>
+          <w:rtl/>
+          <w:cs/>
           <w:lang w:val="ar_AE" w:bidi="ar_AE"/>
         </w:rPr>
         <w:t>54</w:t>
       </w:r>
       <w:r>
         <w:rPr>
+          <w:rtl/>
+          <w:cs/>
           <w:lang w:val="ar_AE" w:bidi="ar_AE"/>
         </w:rPr>
         <w:t xml:space="preserve"> طَفَتِ ٱلْمِيَاهُ فَوْقَ رَأْسِي. قُلْتُ: «قَدْ قُرِضْتُ!».</w:t>
       </w:r>
-      <w:r>
-        <w:rPr>
-          <w:lang w:val="ar_AE" w:bidi="ar_AE"/>
-        </w:rPr>
-      </w:r>
-      <w:r>
-        <w:rPr>
-          <w:lang w:val="ar_AE" w:bidi="ar_AE"/>
-        </w:rPr>
-      </w:r>
-    </w:p>
-    <w:p>
-      <w:pPr>
-        <w:bidi/>
-      </w:pPr>
-      <w:r>
-        <w:rPr>
-          <w:lang w:val="ar_AE" w:bidi="ar_AE"/>
-        </w:rPr>
-      </w:r>
-    </w:p>
-    <w:p>
-      <w:pPr>
-        <w:bidi/>
-      </w:pPr>
-      <w:r>
-        <w:rPr>
-          <w:lang w:val="ar_AE" w:bidi="ar_AE"/>
-        </w:rPr>
-      </w:r>
-      <w:r>
-        <w:rPr>
-          <w:vertAlign w:val="superscript"/>
+    </w:p>
+    <w:p>
+      <w:pPr>
+        <w:bidi/>
+      </w:pPr>
+      <w:r>
+        <w:rPr>
+          <w:rtl/>
+          <w:cs/>
+          <w:lang w:val="ar_AE" w:bidi="ar_AE"/>
+        </w:rPr>
+      </w:r>
+      <w:r>
+        <w:rPr>
+          <w:vertAlign w:val="superscript"/>
+          <w:rtl/>
+          <w:cs/>
           <w:lang w:val="ar_AE" w:bidi="ar_AE"/>
         </w:rPr>
         <w:t>55</w:t>
       </w:r>
       <w:r>
         <w:rPr>
+          <w:rtl/>
+          <w:cs/>
           <w:lang w:val="ar_AE" w:bidi="ar_AE"/>
         </w:rPr>
         <w:t xml:space="preserve"> دَعَوْتُ بِٱسْمِكَ يَارَبُّ مِنَ ٱلْجُبِّ ٱلْأَسْفَلِ.</w:t>
       </w:r>
-      <w:r>
-        <w:rPr>
-          <w:lang w:val="ar_AE" w:bidi="ar_AE"/>
-        </w:rPr>
-      </w:r>
-      <w:r>
-        <w:rPr>
-          <w:lang w:val="ar_AE" w:bidi="ar_AE"/>
-        </w:rPr>
-      </w:r>
-    </w:p>
-    <w:p>
-      <w:pPr>
-        <w:bidi/>
-      </w:pPr>
-      <w:r>
-        <w:rPr>
-          <w:lang w:val="ar_AE" w:bidi="ar_AE"/>
-        </w:rPr>
-      </w:r>
-    </w:p>
-    <w:p>
-      <w:pPr>
-        <w:bidi/>
-      </w:pPr>
-      <w:r>
-        <w:rPr>
-          <w:lang w:val="ar_AE" w:bidi="ar_AE"/>
-        </w:rPr>
-      </w:r>
-      <w:r>
-        <w:rPr>
-          <w:vertAlign w:val="superscript"/>
+    </w:p>
+    <w:p>
+      <w:pPr>
+        <w:bidi/>
+      </w:pPr>
+      <w:r>
+        <w:rPr>
+          <w:rtl/>
+          <w:cs/>
+          <w:lang w:val="ar_AE" w:bidi="ar_AE"/>
+        </w:rPr>
+      </w:r>
+      <w:r>
+        <w:rPr>
+          <w:vertAlign w:val="superscript"/>
+          <w:rtl/>
+          <w:cs/>
           <w:lang w:val="ar_AE" w:bidi="ar_AE"/>
         </w:rPr>
         <w:t>56</w:t>
       </w:r>
       <w:r>
         <w:rPr>
+          <w:rtl/>
+          <w:cs/>
           <w:lang w:val="ar_AE" w:bidi="ar_AE"/>
         </w:rPr>
         <w:t xml:space="preserve"> لِصَوْتِي سَمِعْتَ: «لَا تَسْتُرْ أُذُنَكَ عَنْ زَفْرَتِي، عَنْ صِيَاحِي».</w:t>
       </w:r>
-      <w:r>
-        <w:rPr>
-          <w:lang w:val="ar_AE" w:bidi="ar_AE"/>
-        </w:rPr>
-      </w:r>
-      <w:r>
-        <w:rPr>
-          <w:lang w:val="ar_AE" w:bidi="ar_AE"/>
-        </w:rPr>
-      </w:r>
-    </w:p>
-    <w:p>
-      <w:pPr>
-        <w:bidi/>
-      </w:pPr>
-      <w:r>
-        <w:rPr>
-          <w:lang w:val="ar_AE" w:bidi="ar_AE"/>
-        </w:rPr>
-      </w:r>
-    </w:p>
-    <w:p>
-      <w:pPr>
-        <w:bidi/>
-      </w:pPr>
-      <w:r>
-        <w:rPr>
-          <w:lang w:val="ar_AE" w:bidi="ar_AE"/>
-        </w:rPr>
-      </w:r>
-      <w:r>
-        <w:rPr>
-          <w:vertAlign w:val="superscript"/>
+    </w:p>
+    <w:p>
+      <w:pPr>
+        <w:bidi/>
+      </w:pPr>
+      <w:r>
+        <w:rPr>
+          <w:rtl/>
+          <w:cs/>
+          <w:lang w:val="ar_AE" w:bidi="ar_AE"/>
+        </w:rPr>
+      </w:r>
+      <w:r>
+        <w:rPr>
+          <w:vertAlign w:val="superscript"/>
+          <w:rtl/>
+          <w:cs/>
           <w:lang w:val="ar_AE" w:bidi="ar_AE"/>
         </w:rPr>
         <w:t>57</w:t>
       </w:r>
       <w:r>
         <w:rPr>
+          <w:rtl/>
+          <w:cs/>
           <w:lang w:val="ar_AE" w:bidi="ar_AE"/>
         </w:rPr>
         <w:t xml:space="preserve"> دَنَوْتَ يَوْمَ دَعَوْتُكَ. قُلْتَ: «لَا تَخَفْ!».</w:t>
       </w:r>
-      <w:r>
-        <w:rPr>
-          <w:lang w:val="ar_AE" w:bidi="ar_AE"/>
-        </w:rPr>
-      </w:r>
-      <w:r>
-        <w:rPr>
-          <w:lang w:val="ar_AE" w:bidi="ar_AE"/>
-        </w:rPr>
-      </w:r>
-    </w:p>
-    <w:p>
-      <w:pPr>
-        <w:bidi/>
-      </w:pPr>
-      <w:r>
-        <w:rPr>
-          <w:lang w:val="ar_AE" w:bidi="ar_AE"/>
-        </w:rPr>
-      </w:r>
-    </w:p>
-    <w:p>
-      <w:pPr>
-        <w:bidi/>
-      </w:pPr>
-      <w:r>
-        <w:rPr>
-          <w:lang w:val="ar_AE" w:bidi="ar_AE"/>
-        </w:rPr>
-      </w:r>
-      <w:r>
-        <w:rPr>
-          <w:vertAlign w:val="superscript"/>
+    </w:p>
+    <w:p>
+      <w:pPr>
+        <w:bidi/>
+      </w:pPr>
+      <w:r>
+        <w:rPr>
+          <w:rtl/>
+          <w:cs/>
+          <w:lang w:val="ar_AE" w:bidi="ar_AE"/>
+        </w:rPr>
+      </w:r>
+      <w:r>
+        <w:rPr>
+          <w:vertAlign w:val="superscript"/>
+          <w:rtl/>
+          <w:cs/>
           <w:lang w:val="ar_AE" w:bidi="ar_AE"/>
         </w:rPr>
         <w:t>58</w:t>
       </w:r>
       <w:r>
         <w:rPr>
+          <w:rtl/>
+          <w:cs/>
           <w:lang w:val="ar_AE" w:bidi="ar_AE"/>
         </w:rPr>
         <w:t xml:space="preserve"> خَاصَمْتَ يَا سَيِّدُ خُصُومَاتِ نَفْسِي. فَكَكْتَ حَيَاتِي.</w:t>
       </w:r>
-      <w:r>
-        <w:rPr>
-          <w:lang w:val="ar_AE" w:bidi="ar_AE"/>
-        </w:rPr>
-      </w:r>
-      <w:r>
-        <w:rPr>
-          <w:lang w:val="ar_AE" w:bidi="ar_AE"/>
-        </w:rPr>
-      </w:r>
-    </w:p>
-    <w:p>
-      <w:pPr>
-        <w:bidi/>
-      </w:pPr>
-      <w:r>
-        <w:rPr>
-          <w:lang w:val="ar_AE" w:bidi="ar_AE"/>
-        </w:rPr>
-      </w:r>
-    </w:p>
-    <w:p>
-      <w:pPr>
-        <w:bidi/>
-      </w:pPr>
-      <w:r>
-        <w:rPr>
-          <w:lang w:val="ar_AE" w:bidi="ar_AE"/>
-        </w:rPr>
-      </w:r>
-      <w:r>
-        <w:rPr>
-          <w:vertAlign w:val="superscript"/>
+    </w:p>
+    <w:p>
+      <w:pPr>
+        <w:bidi/>
+      </w:pPr>
+      <w:r>
+        <w:rPr>
+          <w:rtl/>
+          <w:cs/>
+          <w:lang w:val="ar_AE" w:bidi="ar_AE"/>
+        </w:rPr>
+      </w:r>
+      <w:r>
+        <w:rPr>
+          <w:vertAlign w:val="superscript"/>
+          <w:rtl/>
+          <w:cs/>
           <w:lang w:val="ar_AE" w:bidi="ar_AE"/>
         </w:rPr>
         <w:t>59</w:t>
       </w:r>
       <w:r>
         <w:rPr>
+          <w:rtl/>
+          <w:cs/>
           <w:lang w:val="ar_AE" w:bidi="ar_AE"/>
         </w:rPr>
         <w:t xml:space="preserve"> رَأَيْتَ يَارَبُّ ظُلْمِي. أَقِمْ دَعْوَايَ.</w:t>
       </w:r>
-      <w:r>
-        <w:rPr>
-          <w:lang w:val="ar_AE" w:bidi="ar_AE"/>
-        </w:rPr>
-      </w:r>
-      <w:r>
-        <w:rPr>
-          <w:lang w:val="ar_AE" w:bidi="ar_AE"/>
-        </w:rPr>
-      </w:r>
-    </w:p>
-    <w:p>
-      <w:pPr>
-        <w:bidi/>
-      </w:pPr>
-      <w:r>
-        <w:rPr>
-          <w:lang w:val="ar_AE" w:bidi="ar_AE"/>
-        </w:rPr>
-      </w:r>
-    </w:p>
-    <w:p>
-      <w:pPr>
-        <w:bidi/>
-      </w:pPr>
-      <w:r>
-        <w:rPr>
-          <w:lang w:val="ar_AE" w:bidi="ar_AE"/>
-        </w:rPr>
-      </w:r>
-      <w:r>
-        <w:rPr>
-          <w:vertAlign w:val="superscript"/>
+    </w:p>
+    <w:p>
+      <w:pPr>
+        <w:bidi/>
+      </w:pPr>
+      <w:r>
+        <w:rPr>
+          <w:rtl/>
+          <w:cs/>
+          <w:lang w:val="ar_AE" w:bidi="ar_AE"/>
+        </w:rPr>
+      </w:r>
+      <w:r>
+        <w:rPr>
+          <w:vertAlign w:val="superscript"/>
+          <w:rtl/>
+          <w:cs/>
           <w:lang w:val="ar_AE" w:bidi="ar_AE"/>
         </w:rPr>
         <w:t>60</w:t>
       </w:r>
       <w:r>
         <w:rPr>
+          <w:rtl/>
+          <w:cs/>
           <w:lang w:val="ar_AE" w:bidi="ar_AE"/>
         </w:rPr>
         <w:t xml:space="preserve"> رَأَيْتَ كُلَّ نَقْمَتِهِمْ، كُلَّ أَفْكَارِهِمْ عَلَيَّ.</w:t>
       </w:r>
-      <w:r>
-        <w:rPr>
-          <w:lang w:val="ar_AE" w:bidi="ar_AE"/>
-        </w:rPr>
-      </w:r>
-      <w:r>
-        <w:rPr>
-          <w:lang w:val="ar_AE" w:bidi="ar_AE"/>
-        </w:rPr>
-      </w:r>
-    </w:p>
-    <w:p>
-      <w:pPr>
-        <w:bidi/>
-      </w:pPr>
-      <w:r>
-        <w:rPr>
-          <w:lang w:val="ar_AE" w:bidi="ar_AE"/>
-        </w:rPr>
-      </w:r>
-    </w:p>
-    <w:p>
-      <w:pPr>
-        <w:bidi/>
-      </w:pPr>
-      <w:r>
-        <w:rPr>
-          <w:lang w:val="ar_AE" w:bidi="ar_AE"/>
-        </w:rPr>
-      </w:r>
-      <w:r>
-        <w:rPr>
-          <w:vertAlign w:val="superscript"/>
+    </w:p>
+    <w:p>
+      <w:pPr>
+        <w:bidi/>
+      </w:pPr>
+      <w:r>
+        <w:rPr>
+          <w:rtl/>
+          <w:cs/>
+          <w:lang w:val="ar_AE" w:bidi="ar_AE"/>
+        </w:rPr>
+      </w:r>
+      <w:r>
+        <w:rPr>
+          <w:vertAlign w:val="superscript"/>
+          <w:rtl/>
+          <w:cs/>
           <w:lang w:val="ar_AE" w:bidi="ar_AE"/>
         </w:rPr>
         <w:t>61</w:t>
       </w:r>
       <w:r>
         <w:rPr>
+          <w:rtl/>
+          <w:cs/>
           <w:lang w:val="ar_AE" w:bidi="ar_AE"/>
         </w:rPr>
         <w:t xml:space="preserve"> سَمِعْتَ تَعْيِيرَهُمْ يَارَبُّ، كُلَّ أَفْكَارِهِمْ عَلَيَّ.</w:t>
       </w:r>
-      <w:r>
-        <w:rPr>
-          <w:lang w:val="ar_AE" w:bidi="ar_AE"/>
-        </w:rPr>
-      </w:r>
-      <w:r>
-        <w:rPr>
-          <w:lang w:val="ar_AE" w:bidi="ar_AE"/>
-        </w:rPr>
-      </w:r>
-    </w:p>
-    <w:p>
-      <w:pPr>
-        <w:bidi/>
-      </w:pPr>
-      <w:r>
-        <w:rPr>
-          <w:lang w:val="ar_AE" w:bidi="ar_AE"/>
-        </w:rPr>
-      </w:r>
-    </w:p>
-    <w:p>
-      <w:pPr>
-        <w:bidi/>
-      </w:pPr>
-      <w:r>
-        <w:rPr>
-          <w:lang w:val="ar_AE" w:bidi="ar_AE"/>
-        </w:rPr>
-      </w:r>
-      <w:r>
-        <w:rPr>
-          <w:vertAlign w:val="superscript"/>
+    </w:p>
+    <w:p>
+      <w:pPr>
+        <w:bidi/>
+      </w:pPr>
+      <w:r>
+        <w:rPr>
+          <w:rtl/>
+          <w:cs/>
+          <w:lang w:val="ar_AE" w:bidi="ar_AE"/>
+        </w:rPr>
+      </w:r>
+      <w:r>
+        <w:rPr>
+          <w:vertAlign w:val="superscript"/>
+          <w:rtl/>
+          <w:cs/>
           <w:lang w:val="ar_AE" w:bidi="ar_AE"/>
         </w:rPr>
         <w:t>62</w:t>
       </w:r>
       <w:r>
         <w:rPr>
+          <w:rtl/>
+          <w:cs/>
           <w:lang w:val="ar_AE" w:bidi="ar_AE"/>
         </w:rPr>
         <w:t xml:space="preserve"> كَلَامُ مُقَاوِمِيَّ وَمُؤَامَرَتُهُمْ عَلَيَّ ٱلْيَوْمَ كُلَّهُ.</w:t>
       </w:r>
-      <w:r>
-        <w:rPr>
-          <w:lang w:val="ar_AE" w:bidi="ar_AE"/>
-        </w:rPr>
-      </w:r>
-      <w:r>
-        <w:rPr>
-          <w:lang w:val="ar_AE" w:bidi="ar_AE"/>
-        </w:rPr>
-      </w:r>
-    </w:p>
-    <w:p>
-      <w:pPr>
-        <w:bidi/>
-      </w:pPr>
-      <w:r>
-        <w:rPr>
-          <w:lang w:val="ar_AE" w:bidi="ar_AE"/>
-        </w:rPr>
-      </w:r>
-    </w:p>
-    <w:p>
-      <w:pPr>
-        <w:bidi/>
-      </w:pPr>
-      <w:r>
-        <w:rPr>
-          <w:lang w:val="ar_AE" w:bidi="ar_AE"/>
-        </w:rPr>
-      </w:r>
-      <w:r>
-        <w:rPr>
-          <w:vertAlign w:val="superscript"/>
+    </w:p>
+    <w:p>
+      <w:pPr>
+        <w:bidi/>
+      </w:pPr>
+      <w:r>
+        <w:rPr>
+          <w:rtl/>
+          <w:cs/>
+          <w:lang w:val="ar_AE" w:bidi="ar_AE"/>
+        </w:rPr>
+      </w:r>
+      <w:r>
+        <w:rPr>
+          <w:vertAlign w:val="superscript"/>
+          <w:rtl/>
+          <w:cs/>
           <w:lang w:val="ar_AE" w:bidi="ar_AE"/>
         </w:rPr>
         <w:t>63</w:t>
       </w:r>
       <w:r>
         <w:rPr>
+          <w:rtl/>
+          <w:cs/>
           <w:lang w:val="ar_AE" w:bidi="ar_AE"/>
         </w:rPr>
         <w:t xml:space="preserve"> اُنْظُرْ إِلَى جُلُوسِهِمْ وَوُقُوفِهِمْ، أَنَا أُغْنِيَتُهُمْ!</w:t>
       </w:r>
-      <w:r>
-        <w:rPr>
-          <w:lang w:val="ar_AE" w:bidi="ar_AE"/>
-        </w:rPr>
-      </w:r>
-      <w:r>
-        <w:rPr>
-          <w:lang w:val="ar_AE" w:bidi="ar_AE"/>
-        </w:rPr>
-      </w:r>
-    </w:p>
-    <w:p>
-      <w:pPr>
-        <w:bidi/>
-      </w:pPr>
-      <w:r>
-        <w:rPr>
-          <w:lang w:val="ar_AE" w:bidi="ar_AE"/>
-        </w:rPr>
-      </w:r>
-    </w:p>
-    <w:p>
-      <w:pPr>
-        <w:bidi/>
-      </w:pPr>
-      <w:r>
-        <w:rPr>
-          <w:lang w:val="ar_AE" w:bidi="ar_AE"/>
-        </w:rPr>
-      </w:r>
-      <w:r>
-        <w:rPr>
-          <w:vertAlign w:val="superscript"/>
+    </w:p>
+    <w:p>
+      <w:pPr>
+        <w:bidi/>
+      </w:pPr>
+      <w:r>
+        <w:rPr>
+          <w:rtl/>
+          <w:cs/>
+          <w:lang w:val="ar_AE" w:bidi="ar_AE"/>
+        </w:rPr>
+      </w:r>
+      <w:r>
+        <w:rPr>
+          <w:vertAlign w:val="superscript"/>
+          <w:rtl/>
+          <w:cs/>
           <w:lang w:val="ar_AE" w:bidi="ar_AE"/>
         </w:rPr>
         <w:t>64</w:t>
       </w:r>
       <w:r>
         <w:rPr>
+          <w:rtl/>
+          <w:cs/>
           <w:lang w:val="ar_AE" w:bidi="ar_AE"/>
         </w:rPr>
         <w:t xml:space="preserve"> رُدَّ لَهُمْ جَزَاءً يَارَبُّ حَسَبَ عَمَلِ أَيَادِيهِمْ.</w:t>
       </w:r>
-      <w:r>
-        <w:rPr>
-          <w:lang w:val="ar_AE" w:bidi="ar_AE"/>
-        </w:rPr>
-      </w:r>
-      <w:r>
-        <w:rPr>
-          <w:lang w:val="ar_AE" w:bidi="ar_AE"/>
-        </w:rPr>
-      </w:r>
-    </w:p>
-    <w:p>
-      <w:pPr>
-        <w:bidi/>
-      </w:pPr>
-      <w:r>
-        <w:rPr>
-          <w:lang w:val="ar_AE" w:bidi="ar_AE"/>
-        </w:rPr>
-      </w:r>
-    </w:p>
-    <w:p>
-      <w:pPr>
-        <w:bidi/>
-      </w:pPr>
-      <w:r>
-        <w:rPr>
-          <w:lang w:val="ar_AE" w:bidi="ar_AE"/>
-        </w:rPr>
-      </w:r>
-      <w:r>
-        <w:rPr>
-          <w:vertAlign w:val="superscript"/>
+    </w:p>
+    <w:p>
+      <w:pPr>
+        <w:bidi/>
+      </w:pPr>
+      <w:r>
+        <w:rPr>
+          <w:rtl/>
+          <w:cs/>
+          <w:lang w:val="ar_AE" w:bidi="ar_AE"/>
+        </w:rPr>
+      </w:r>
+      <w:r>
+        <w:rPr>
+          <w:vertAlign w:val="superscript"/>
+          <w:rtl/>
+          <w:cs/>
           <w:lang w:val="ar_AE" w:bidi="ar_AE"/>
         </w:rPr>
         <w:t>65</w:t>
       </w:r>
       <w:r>
         <w:rPr>
+          <w:rtl/>
+          <w:cs/>
           <w:lang w:val="ar_AE" w:bidi="ar_AE"/>
         </w:rPr>
         <w:t xml:space="preserve"> أَعْطِهِمْ غِشَاوَةَ قَلْبٍ، لَعْنَتَكَ لَهُمْ.</w:t>
       </w:r>
-      <w:r>
-        <w:rPr>
-          <w:lang w:val="ar_AE" w:bidi="ar_AE"/>
-        </w:rPr>
-      </w:r>
-      <w:r>
-        <w:rPr>
-          <w:lang w:val="ar_AE" w:bidi="ar_AE"/>
-        </w:rPr>
-      </w:r>
-    </w:p>
-    <w:p>
-      <w:pPr>
-        <w:bidi/>
-      </w:pPr>
-      <w:r>
-        <w:rPr>
-          <w:lang w:val="ar_AE" w:bidi="ar_AE"/>
-        </w:rPr>
-      </w:r>
-    </w:p>
-    <w:p>
-      <w:pPr>
-        <w:bidi/>
-      </w:pPr>
-      <w:r>
-        <w:rPr>
-          <w:lang w:val="ar_AE" w:bidi="ar_AE"/>
-        </w:rPr>
-      </w:r>
-      <w:r>
-        <w:rPr>
-          <w:vertAlign w:val="superscript"/>
+    </w:p>
+    <w:p>
+      <w:pPr>
+        <w:bidi/>
+      </w:pPr>
+      <w:r>
+        <w:rPr>
+          <w:rtl/>
+          <w:cs/>
+          <w:lang w:val="ar_AE" w:bidi="ar_AE"/>
+        </w:rPr>
+      </w:r>
+      <w:r>
+        <w:rPr>
+          <w:vertAlign w:val="superscript"/>
+          <w:rtl/>
+          <w:cs/>
           <w:lang w:val="ar_AE" w:bidi="ar_AE"/>
         </w:rPr>
         <w:t>66</w:t>
       </w:r>
       <w:r>
         <w:rPr>
+          <w:rtl/>
+          <w:cs/>
           <w:lang w:val="ar_AE" w:bidi="ar_AE"/>
         </w:rPr>
         <w:t xml:space="preserve"> اِتْبَعْ بِٱلْغَضَبِ وَأَهْلِكْهُمْ مِنْ تَحْتِ سَمَاوَاتِ ٱلرَّبِّ.</w:t>
       </w:r>
-      <w:r>
-        <w:rPr>
-          <w:lang w:val="ar_AE" w:bidi="ar_AE"/>
-        </w:rPr>
-      </w:r>
-      <w:r>
-        <w:rPr>
-          <w:lang w:val="ar_AE" w:bidi="ar_AE"/>
-        </w:rPr>
-      </w:r>
-    </w:p>
-    <w:p>
-      <w:pPr>
-        <w:bidi/>
-      </w:pPr>
-      <w:r>
-        <w:rPr>
-          <w:lang w:val="ar_AE" w:bidi="ar_AE"/>
-        </w:rPr>
-      </w:r>
     </w:p>
     <w:p>
       <w:pPr>
@@ -5022,961 +3489,657 @@
       </w:pPr>
       <w:r>
         <w:rPr>
+          <w:rtl/>
+          <w:cs/>
           <w:lang w:val="ar_AE" w:bidi="ar_AE"/>
         </w:rPr>
         <w:t>Lamentations 4:1</w:t>
       </w:r>
       <w:r>
         <w:rPr>
-          <w:lang w:val="ar_AE" w:bidi="ar_AE"/>
-        </w:rPr>
-      </w:r>
-    </w:p>
-    <w:p>
-      <w:pPr>
-        <w:bidi/>
-      </w:pPr>
-      <w:r>
-        <w:rPr>
-          <w:lang w:val="ar_AE" w:bidi="ar_AE"/>
-        </w:rPr>
-      </w:r>
-      <w:r>
-        <w:rPr>
-          <w:vertAlign w:val="superscript"/>
+          <w:rtl/>
+          <w:cs/>
+          <w:lang w:val="ar_AE" w:bidi="ar_AE"/>
+        </w:rPr>
+      </w:r>
+    </w:p>
+    <w:p>
+      <w:pPr>
+        <w:bidi/>
+      </w:pPr>
+      <w:r>
+        <w:rPr>
+          <w:rtl/>
+          <w:cs/>
+          <w:lang w:val="ar_AE" w:bidi="ar_AE"/>
+        </w:rPr>
+      </w:r>
+      <w:r>
+        <w:rPr>
+          <w:vertAlign w:val="superscript"/>
+          <w:rtl/>
+          <w:cs/>
           <w:lang w:val="ar_AE" w:bidi="ar_AE"/>
         </w:rPr>
         <w:t>1</w:t>
       </w:r>
       <w:r>
         <w:rPr>
+          <w:rtl/>
+          <w:cs/>
           <w:lang w:val="ar_AE" w:bidi="ar_AE"/>
         </w:rPr>
         <w:t xml:space="preserve"> كَيْفَ ٱكْدَرَّ ٱلذَّهَبُ، تَغَيَّرَ ٱلْإِبْرِيزُ ٱلْجَيِّدُ! ٱنْهَالَتْ حِجَارَةُ ٱلْقُدْسِ فِي رَأْسِ كُلِّ شَارِعٍ.</w:t>
       </w:r>
-      <w:r>
-        <w:rPr>
-          <w:lang w:val="ar_AE" w:bidi="ar_AE"/>
-        </w:rPr>
-      </w:r>
-      <w:r>
-        <w:rPr>
-          <w:lang w:val="ar_AE" w:bidi="ar_AE"/>
-        </w:rPr>
-      </w:r>
-    </w:p>
-    <w:p>
-      <w:pPr>
-        <w:bidi/>
-      </w:pPr>
-      <w:r>
-        <w:rPr>
-          <w:lang w:val="ar_AE" w:bidi="ar_AE"/>
-        </w:rPr>
-      </w:r>
-    </w:p>
-    <w:p>
-      <w:pPr>
-        <w:bidi/>
-      </w:pPr>
-      <w:r>
-        <w:rPr>
-          <w:lang w:val="ar_AE" w:bidi="ar_AE"/>
-        </w:rPr>
-      </w:r>
-      <w:r>
-        <w:rPr>
-          <w:vertAlign w:val="superscript"/>
+    </w:p>
+    <w:p>
+      <w:pPr>
+        <w:bidi/>
+      </w:pPr>
+      <w:r>
+        <w:rPr>
+          <w:rtl/>
+          <w:cs/>
+          <w:lang w:val="ar_AE" w:bidi="ar_AE"/>
+        </w:rPr>
+      </w:r>
+      <w:r>
+        <w:rPr>
+          <w:vertAlign w:val="superscript"/>
+          <w:rtl/>
+          <w:cs/>
           <w:lang w:val="ar_AE" w:bidi="ar_AE"/>
         </w:rPr>
         <w:t>2</w:t>
       </w:r>
       <w:r>
         <w:rPr>
+          <w:rtl/>
+          <w:cs/>
           <w:lang w:val="ar_AE" w:bidi="ar_AE"/>
         </w:rPr>
         <w:t xml:space="preserve"> بَنُو صِهْيَوْنَ ٱلْكُرَمَاءُ ٱلْمَوْزُونُونَ بِٱلذَّهَبِ ٱلنَّقِيِّ، كَيْفَ حُسِبُوا أَبَارِيقَ خَزَفٍ عَمَلَ يَدَيْ فَخَّارِيٍّ!</w:t>
       </w:r>
-      <w:r>
-        <w:rPr>
-          <w:lang w:val="ar_AE" w:bidi="ar_AE"/>
-        </w:rPr>
-      </w:r>
-      <w:r>
-        <w:rPr>
-          <w:lang w:val="ar_AE" w:bidi="ar_AE"/>
-        </w:rPr>
-      </w:r>
-    </w:p>
-    <w:p>
-      <w:pPr>
-        <w:bidi/>
-      </w:pPr>
-      <w:r>
-        <w:rPr>
-          <w:lang w:val="ar_AE" w:bidi="ar_AE"/>
-        </w:rPr>
-      </w:r>
-    </w:p>
-    <w:p>
-      <w:pPr>
-        <w:bidi/>
-      </w:pPr>
-      <w:r>
-        <w:rPr>
-          <w:lang w:val="ar_AE" w:bidi="ar_AE"/>
-        </w:rPr>
-      </w:r>
-      <w:r>
-        <w:rPr>
-          <w:vertAlign w:val="superscript"/>
+    </w:p>
+    <w:p>
+      <w:pPr>
+        <w:bidi/>
+      </w:pPr>
+      <w:r>
+        <w:rPr>
+          <w:rtl/>
+          <w:cs/>
+          <w:lang w:val="ar_AE" w:bidi="ar_AE"/>
+        </w:rPr>
+      </w:r>
+      <w:r>
+        <w:rPr>
+          <w:vertAlign w:val="superscript"/>
+          <w:rtl/>
+          <w:cs/>
           <w:lang w:val="ar_AE" w:bidi="ar_AE"/>
         </w:rPr>
         <w:t>3</w:t>
       </w:r>
       <w:r>
         <w:rPr>
+          <w:rtl/>
+          <w:cs/>
           <w:lang w:val="ar_AE" w:bidi="ar_AE"/>
         </w:rPr>
         <w:t xml:space="preserve"> بَنَاتُ آوَى أَيْضًا أَخْرَجَتْ أَطْبَاءَهَا، أَرْضَعَتْ أَجْرَاءَهَا. أَمَّا بِنْتُ شَعْبِي فَجَافِيَةٌ كَٱلنَّعَامِ فِي ٱلْبَرِّيَّةِ.</w:t>
       </w:r>
-      <w:r>
-        <w:rPr>
-          <w:lang w:val="ar_AE" w:bidi="ar_AE"/>
-        </w:rPr>
-      </w:r>
-      <w:r>
-        <w:rPr>
-          <w:lang w:val="ar_AE" w:bidi="ar_AE"/>
-        </w:rPr>
-      </w:r>
-    </w:p>
-    <w:p>
-      <w:pPr>
-        <w:bidi/>
-      </w:pPr>
-      <w:r>
-        <w:rPr>
-          <w:lang w:val="ar_AE" w:bidi="ar_AE"/>
-        </w:rPr>
-      </w:r>
-    </w:p>
-    <w:p>
-      <w:pPr>
-        <w:bidi/>
-      </w:pPr>
-      <w:r>
-        <w:rPr>
-          <w:lang w:val="ar_AE" w:bidi="ar_AE"/>
-        </w:rPr>
-      </w:r>
-      <w:r>
-        <w:rPr>
-          <w:vertAlign w:val="superscript"/>
+    </w:p>
+    <w:p>
+      <w:pPr>
+        <w:bidi/>
+      </w:pPr>
+      <w:r>
+        <w:rPr>
+          <w:rtl/>
+          <w:cs/>
+          <w:lang w:val="ar_AE" w:bidi="ar_AE"/>
+        </w:rPr>
+      </w:r>
+      <w:r>
+        <w:rPr>
+          <w:vertAlign w:val="superscript"/>
+          <w:rtl/>
+          <w:cs/>
           <w:lang w:val="ar_AE" w:bidi="ar_AE"/>
         </w:rPr>
         <w:t>4</w:t>
       </w:r>
       <w:r>
         <w:rPr>
+          <w:rtl/>
+          <w:cs/>
           <w:lang w:val="ar_AE" w:bidi="ar_AE"/>
         </w:rPr>
         <w:t xml:space="preserve"> لَصِقَ لِسَانُ ٱلرَّاضِعِ بِحَنَكِهِ مِنَ ٱلْعَطَشِ. اَلْأَطْفَالُ يَسْأَلُونَ خُبْزًا وَلَيْسَ مَنْ يَكْسِرُهُ لَهُمْ.</w:t>
       </w:r>
-      <w:r>
-        <w:rPr>
-          <w:lang w:val="ar_AE" w:bidi="ar_AE"/>
-        </w:rPr>
-      </w:r>
-      <w:r>
-        <w:rPr>
-          <w:lang w:val="ar_AE" w:bidi="ar_AE"/>
-        </w:rPr>
-      </w:r>
-    </w:p>
-    <w:p>
-      <w:pPr>
-        <w:bidi/>
-      </w:pPr>
-      <w:r>
-        <w:rPr>
-          <w:lang w:val="ar_AE" w:bidi="ar_AE"/>
-        </w:rPr>
-      </w:r>
-    </w:p>
-    <w:p>
-      <w:pPr>
-        <w:bidi/>
-      </w:pPr>
-      <w:r>
-        <w:rPr>
-          <w:lang w:val="ar_AE" w:bidi="ar_AE"/>
-        </w:rPr>
-      </w:r>
-      <w:r>
-        <w:rPr>
-          <w:vertAlign w:val="superscript"/>
+    </w:p>
+    <w:p>
+      <w:pPr>
+        <w:bidi/>
+      </w:pPr>
+      <w:r>
+        <w:rPr>
+          <w:rtl/>
+          <w:cs/>
+          <w:lang w:val="ar_AE" w:bidi="ar_AE"/>
+        </w:rPr>
+      </w:r>
+      <w:r>
+        <w:rPr>
+          <w:vertAlign w:val="superscript"/>
+          <w:rtl/>
+          <w:cs/>
           <w:lang w:val="ar_AE" w:bidi="ar_AE"/>
         </w:rPr>
         <w:t>5</w:t>
       </w:r>
       <w:r>
         <w:rPr>
+          <w:rtl/>
+          <w:cs/>
           <w:lang w:val="ar_AE" w:bidi="ar_AE"/>
         </w:rPr>
         <w:t xml:space="preserve"> اَلَّذِينَ كَانُوا يَأْكُلُونَ ٱلْمَآكِلَ ٱلْفَاخِرَةَ قَدْ هَلِكُوا فِي ٱلشَّوَارِعِ. ٱلَّذِينَ كَانُوا يَتَرَبَّوْنَ عَلَى ٱلْقِرْمِزِ ٱحْتَضَنُوا ٱلْمَزَابِلَ.</w:t>
       </w:r>
-      <w:r>
-        <w:rPr>
-          <w:lang w:val="ar_AE" w:bidi="ar_AE"/>
-        </w:rPr>
-      </w:r>
-      <w:r>
-        <w:rPr>
-          <w:lang w:val="ar_AE" w:bidi="ar_AE"/>
-        </w:rPr>
-      </w:r>
-    </w:p>
-    <w:p>
-      <w:pPr>
-        <w:bidi/>
-      </w:pPr>
-      <w:r>
-        <w:rPr>
-          <w:lang w:val="ar_AE" w:bidi="ar_AE"/>
-        </w:rPr>
-      </w:r>
-    </w:p>
-    <w:p>
-      <w:pPr>
-        <w:bidi/>
-      </w:pPr>
-      <w:r>
-        <w:rPr>
-          <w:lang w:val="ar_AE" w:bidi="ar_AE"/>
-        </w:rPr>
-      </w:r>
-      <w:r>
-        <w:rPr>
-          <w:vertAlign w:val="superscript"/>
+    </w:p>
+    <w:p>
+      <w:pPr>
+        <w:bidi/>
+      </w:pPr>
+      <w:r>
+        <w:rPr>
+          <w:rtl/>
+          <w:cs/>
+          <w:lang w:val="ar_AE" w:bidi="ar_AE"/>
+        </w:rPr>
+      </w:r>
+      <w:r>
+        <w:rPr>
+          <w:vertAlign w:val="superscript"/>
+          <w:rtl/>
+          <w:cs/>
           <w:lang w:val="ar_AE" w:bidi="ar_AE"/>
         </w:rPr>
         <w:t>6</w:t>
       </w:r>
       <w:r>
         <w:rPr>
+          <w:rtl/>
+          <w:cs/>
           <w:lang w:val="ar_AE" w:bidi="ar_AE"/>
         </w:rPr>
         <w:t xml:space="preserve"> وَقَدْ صَارَ عِقَابُ بِنْتِ شَعْبِي أَعْظَمَ مِنْ قِصَاصِ خَطِيَّةِ سَدُومَ ٱلَّتِي ٱنْقَلَبَتْ كَأَنَّهُ فِي لَحْظَةٍ، وَلَمْ تُلْقَ عَلَيْهَا أَيَادٍ.</w:t>
       </w:r>
-      <w:r>
-        <w:rPr>
-          <w:lang w:val="ar_AE" w:bidi="ar_AE"/>
-        </w:rPr>
-      </w:r>
-      <w:r>
-        <w:rPr>
-          <w:lang w:val="ar_AE" w:bidi="ar_AE"/>
-        </w:rPr>
-      </w:r>
-    </w:p>
-    <w:p>
-      <w:pPr>
-        <w:bidi/>
-      </w:pPr>
-      <w:r>
-        <w:rPr>
-          <w:lang w:val="ar_AE" w:bidi="ar_AE"/>
-        </w:rPr>
-      </w:r>
-    </w:p>
-    <w:p>
-      <w:pPr>
-        <w:bidi/>
-      </w:pPr>
-      <w:r>
-        <w:rPr>
-          <w:lang w:val="ar_AE" w:bidi="ar_AE"/>
-        </w:rPr>
-      </w:r>
-      <w:r>
-        <w:rPr>
-          <w:vertAlign w:val="superscript"/>
+    </w:p>
+    <w:p>
+      <w:pPr>
+        <w:bidi/>
+      </w:pPr>
+      <w:r>
+        <w:rPr>
+          <w:rtl/>
+          <w:cs/>
+          <w:lang w:val="ar_AE" w:bidi="ar_AE"/>
+        </w:rPr>
+      </w:r>
+      <w:r>
+        <w:rPr>
+          <w:vertAlign w:val="superscript"/>
+          <w:rtl/>
+          <w:cs/>
           <w:lang w:val="ar_AE" w:bidi="ar_AE"/>
         </w:rPr>
         <w:t>7</w:t>
       </w:r>
       <w:r>
         <w:rPr>
+          <w:rtl/>
+          <w:cs/>
           <w:lang w:val="ar_AE" w:bidi="ar_AE"/>
         </w:rPr>
         <w:t xml:space="preserve"> كَانَ نُذُرُهَا أَنْقَى مِنَ ٱلثَّلْجِ وَأَكْثَرَ بَيَاضًا مِنَ ٱللَّبَنِ، وَأَجْسَامُهُمْ أَشَدَّ حُمْرَةً مِنَ ٱلْمَرْجَانِ. جَرَزُهُمْ كَٱلْيَاقُوتِ ٱلْأَزْرَقِ.</w:t>
       </w:r>
-      <w:r>
-        <w:rPr>
-          <w:lang w:val="ar_AE" w:bidi="ar_AE"/>
-        </w:rPr>
-      </w:r>
-      <w:r>
-        <w:rPr>
-          <w:lang w:val="ar_AE" w:bidi="ar_AE"/>
-        </w:rPr>
-      </w:r>
-    </w:p>
-    <w:p>
-      <w:pPr>
-        <w:bidi/>
-      </w:pPr>
-      <w:r>
-        <w:rPr>
-          <w:lang w:val="ar_AE" w:bidi="ar_AE"/>
-        </w:rPr>
-      </w:r>
-    </w:p>
-    <w:p>
-      <w:pPr>
-        <w:bidi/>
-      </w:pPr>
-      <w:r>
-        <w:rPr>
-          <w:lang w:val="ar_AE" w:bidi="ar_AE"/>
-        </w:rPr>
-      </w:r>
-      <w:r>
-        <w:rPr>
-          <w:vertAlign w:val="superscript"/>
+    </w:p>
+    <w:p>
+      <w:pPr>
+        <w:bidi/>
+      </w:pPr>
+      <w:r>
+        <w:rPr>
+          <w:rtl/>
+          <w:cs/>
+          <w:lang w:val="ar_AE" w:bidi="ar_AE"/>
+        </w:rPr>
+      </w:r>
+      <w:r>
+        <w:rPr>
+          <w:vertAlign w:val="superscript"/>
+          <w:rtl/>
+          <w:cs/>
           <w:lang w:val="ar_AE" w:bidi="ar_AE"/>
         </w:rPr>
         <w:t>8</w:t>
       </w:r>
       <w:r>
         <w:rPr>
+          <w:rtl/>
+          <w:cs/>
           <w:lang w:val="ar_AE" w:bidi="ar_AE"/>
         </w:rPr>
         <w:t xml:space="preserve"> صَارَتْ صُورَتُهُمْ أَشَدَّ ظَلَامًا مِنَ ٱلسَّوَادِ. لَمْ يُعْرَفُوا فِي ٱلشَّوَارِعِ. لَصِقَ جِلْدُهُمْ بِعَظْمِهِمْ. صَارَ يَابِسًا كَٱلْخَشَبِ.</w:t>
       </w:r>
-      <w:r>
-        <w:rPr>
-          <w:lang w:val="ar_AE" w:bidi="ar_AE"/>
-        </w:rPr>
-      </w:r>
-      <w:r>
-        <w:rPr>
-          <w:lang w:val="ar_AE" w:bidi="ar_AE"/>
-        </w:rPr>
-      </w:r>
-    </w:p>
-    <w:p>
-      <w:pPr>
-        <w:bidi/>
-      </w:pPr>
-      <w:r>
-        <w:rPr>
-          <w:lang w:val="ar_AE" w:bidi="ar_AE"/>
-        </w:rPr>
-      </w:r>
-    </w:p>
-    <w:p>
-      <w:pPr>
-        <w:bidi/>
-      </w:pPr>
-      <w:r>
-        <w:rPr>
-          <w:lang w:val="ar_AE" w:bidi="ar_AE"/>
-        </w:rPr>
-      </w:r>
-      <w:r>
-        <w:rPr>
-          <w:vertAlign w:val="superscript"/>
+    </w:p>
+    <w:p>
+      <w:pPr>
+        <w:bidi/>
+      </w:pPr>
+      <w:r>
+        <w:rPr>
+          <w:rtl/>
+          <w:cs/>
+          <w:lang w:val="ar_AE" w:bidi="ar_AE"/>
+        </w:rPr>
+      </w:r>
+      <w:r>
+        <w:rPr>
+          <w:vertAlign w:val="superscript"/>
+          <w:rtl/>
+          <w:cs/>
           <w:lang w:val="ar_AE" w:bidi="ar_AE"/>
         </w:rPr>
         <w:t>9</w:t>
       </w:r>
       <w:r>
         <w:rPr>
+          <w:rtl/>
+          <w:cs/>
           <w:lang w:val="ar_AE" w:bidi="ar_AE"/>
         </w:rPr>
         <w:t xml:space="preserve"> كَانَتْ قَتْلَى ٱلسَّيْفِ خَيْرًا مِنْ قَتْلَى ٱلْجُوعِ. لِأَنَّ هَؤُلَاءِ يَذُوبُونَ مَطْعُونِينَ لِعَدَمِ أَثْمَارِ ٱلْحَقْلِ.</w:t>
       </w:r>
-      <w:r>
-        <w:rPr>
-          <w:lang w:val="ar_AE" w:bidi="ar_AE"/>
-        </w:rPr>
-      </w:r>
-      <w:r>
-        <w:rPr>
-          <w:lang w:val="ar_AE" w:bidi="ar_AE"/>
-        </w:rPr>
-      </w:r>
-    </w:p>
-    <w:p>
-      <w:pPr>
-        <w:bidi/>
-      </w:pPr>
-      <w:r>
-        <w:rPr>
-          <w:lang w:val="ar_AE" w:bidi="ar_AE"/>
-        </w:rPr>
-      </w:r>
-    </w:p>
-    <w:p>
-      <w:pPr>
-        <w:bidi/>
-      </w:pPr>
-      <w:r>
-        <w:rPr>
-          <w:lang w:val="ar_AE" w:bidi="ar_AE"/>
-        </w:rPr>
-      </w:r>
-      <w:r>
-        <w:rPr>
-          <w:vertAlign w:val="superscript"/>
+    </w:p>
+    <w:p>
+      <w:pPr>
+        <w:bidi/>
+      </w:pPr>
+      <w:r>
+        <w:rPr>
+          <w:rtl/>
+          <w:cs/>
+          <w:lang w:val="ar_AE" w:bidi="ar_AE"/>
+        </w:rPr>
+      </w:r>
+      <w:r>
+        <w:rPr>
+          <w:vertAlign w:val="superscript"/>
+          <w:rtl/>
+          <w:cs/>
           <w:lang w:val="ar_AE" w:bidi="ar_AE"/>
         </w:rPr>
         <w:t>10</w:t>
       </w:r>
       <w:r>
         <w:rPr>
+          <w:rtl/>
+          <w:cs/>
           <w:lang w:val="ar_AE" w:bidi="ar_AE"/>
         </w:rPr>
         <w:t xml:space="preserve"> أَيَادِي ٱلنِّسَاءِ ٱلْحَنَائِنِ طَبَخَتْ أَوْلَادَهُنَّ. صَارُوا طَعَامًا لَهُنَّ فِي سَحْقِ بِنْتِ شَعْبِي.</w:t>
       </w:r>
-      <w:r>
-        <w:rPr>
-          <w:lang w:val="ar_AE" w:bidi="ar_AE"/>
-        </w:rPr>
-      </w:r>
-      <w:r>
-        <w:rPr>
-          <w:lang w:val="ar_AE" w:bidi="ar_AE"/>
-        </w:rPr>
-      </w:r>
-    </w:p>
-    <w:p>
-      <w:pPr>
-        <w:bidi/>
-      </w:pPr>
-      <w:r>
-        <w:rPr>
-          <w:lang w:val="ar_AE" w:bidi="ar_AE"/>
-        </w:rPr>
-      </w:r>
-    </w:p>
-    <w:p>
-      <w:pPr>
-        <w:bidi/>
-      </w:pPr>
-      <w:r>
-        <w:rPr>
-          <w:lang w:val="ar_AE" w:bidi="ar_AE"/>
-        </w:rPr>
-      </w:r>
-      <w:r>
-        <w:rPr>
-          <w:vertAlign w:val="superscript"/>
+    </w:p>
+    <w:p>
+      <w:pPr>
+        <w:bidi/>
+      </w:pPr>
+      <w:r>
+        <w:rPr>
+          <w:rtl/>
+          <w:cs/>
+          <w:lang w:val="ar_AE" w:bidi="ar_AE"/>
+        </w:rPr>
+      </w:r>
+      <w:r>
+        <w:rPr>
+          <w:vertAlign w:val="superscript"/>
+          <w:rtl/>
+          <w:cs/>
           <w:lang w:val="ar_AE" w:bidi="ar_AE"/>
         </w:rPr>
         <w:t>11</w:t>
       </w:r>
       <w:r>
         <w:rPr>
+          <w:rtl/>
+          <w:cs/>
           <w:lang w:val="ar_AE" w:bidi="ar_AE"/>
         </w:rPr>
         <w:t xml:space="preserve"> أَتَمَّ ٱلرَّبُّ غَيْظَهُ. سَكَبَ حُمُوَّ غَضَبِهِ وَأَشْعَلَ نَارًا فِي صِهْيَوْنَ فَأَكَلَتْ أُسُسَهَا.</w:t>
       </w:r>
-      <w:r>
-        <w:rPr>
-          <w:lang w:val="ar_AE" w:bidi="ar_AE"/>
-        </w:rPr>
-      </w:r>
-      <w:r>
-        <w:rPr>
-          <w:lang w:val="ar_AE" w:bidi="ar_AE"/>
-        </w:rPr>
-      </w:r>
-    </w:p>
-    <w:p>
-      <w:pPr>
-        <w:bidi/>
-      </w:pPr>
-      <w:r>
-        <w:rPr>
-          <w:lang w:val="ar_AE" w:bidi="ar_AE"/>
-        </w:rPr>
-      </w:r>
-    </w:p>
-    <w:p>
-      <w:pPr>
-        <w:bidi/>
-      </w:pPr>
-      <w:r>
-        <w:rPr>
-          <w:lang w:val="ar_AE" w:bidi="ar_AE"/>
-        </w:rPr>
-      </w:r>
-      <w:r>
-        <w:rPr>
-          <w:vertAlign w:val="superscript"/>
+    </w:p>
+    <w:p>
+      <w:pPr>
+        <w:bidi/>
+      </w:pPr>
+      <w:r>
+        <w:rPr>
+          <w:rtl/>
+          <w:cs/>
+          <w:lang w:val="ar_AE" w:bidi="ar_AE"/>
+        </w:rPr>
+      </w:r>
+      <w:r>
+        <w:rPr>
+          <w:vertAlign w:val="superscript"/>
+          <w:rtl/>
+          <w:cs/>
           <w:lang w:val="ar_AE" w:bidi="ar_AE"/>
         </w:rPr>
         <w:t>12</w:t>
       </w:r>
       <w:r>
         <w:rPr>
+          <w:rtl/>
+          <w:cs/>
           <w:lang w:val="ar_AE" w:bidi="ar_AE"/>
         </w:rPr>
         <w:t xml:space="preserve"> لَمْ تُصَدِّقْ مُلُوكُ ٱلْأَرْضِ وَكُلُّ سُكَّانِ ٱلْمَسْكُونَةِ أَنَّ ٱلْعَدُوَّ وَٱلْمُبْغِضَ يَدْخُلَانِ أَبْوَابَ أُورُشَلِيمَ.</w:t>
       </w:r>
-      <w:r>
-        <w:rPr>
-          <w:lang w:val="ar_AE" w:bidi="ar_AE"/>
-        </w:rPr>
-      </w:r>
-      <w:r>
-        <w:rPr>
-          <w:lang w:val="ar_AE" w:bidi="ar_AE"/>
-        </w:rPr>
-      </w:r>
-    </w:p>
-    <w:p>
-      <w:pPr>
-        <w:bidi/>
-      </w:pPr>
-      <w:r>
-        <w:rPr>
-          <w:lang w:val="ar_AE" w:bidi="ar_AE"/>
-        </w:rPr>
-      </w:r>
-    </w:p>
-    <w:p>
-      <w:pPr>
-        <w:bidi/>
-      </w:pPr>
-      <w:r>
-        <w:rPr>
-          <w:lang w:val="ar_AE" w:bidi="ar_AE"/>
-        </w:rPr>
-      </w:r>
-      <w:r>
-        <w:rPr>
-          <w:vertAlign w:val="superscript"/>
+    </w:p>
+    <w:p>
+      <w:pPr>
+        <w:bidi/>
+      </w:pPr>
+      <w:r>
+        <w:rPr>
+          <w:rtl/>
+          <w:cs/>
+          <w:lang w:val="ar_AE" w:bidi="ar_AE"/>
+        </w:rPr>
+      </w:r>
+      <w:r>
+        <w:rPr>
+          <w:vertAlign w:val="superscript"/>
+          <w:rtl/>
+          <w:cs/>
           <w:lang w:val="ar_AE" w:bidi="ar_AE"/>
         </w:rPr>
         <w:t>13</w:t>
       </w:r>
       <w:r>
         <w:rPr>
+          <w:rtl/>
+          <w:cs/>
           <w:lang w:val="ar_AE" w:bidi="ar_AE"/>
         </w:rPr>
         <w:t xml:space="preserve"> مِنْ أَجْلِ خَطَايَا أَنْبِيَائِهَا، وَآثَامِ كَهَنَتِهَا ٱلسَّافِكِينَ فِي وَسَطِهَا دَمَ ٱلصِّدِّيقِينَ،</w:t>
       </w:r>
-      <w:r>
-        <w:rPr>
-          <w:lang w:val="ar_AE" w:bidi="ar_AE"/>
-        </w:rPr>
-      </w:r>
-      <w:r>
-        <w:rPr>
-          <w:lang w:val="ar_AE" w:bidi="ar_AE"/>
-        </w:rPr>
-      </w:r>
-    </w:p>
-    <w:p>
-      <w:pPr>
-        <w:bidi/>
-      </w:pPr>
-      <w:r>
-        <w:rPr>
-          <w:lang w:val="ar_AE" w:bidi="ar_AE"/>
-        </w:rPr>
-      </w:r>
-    </w:p>
-    <w:p>
-      <w:pPr>
-        <w:bidi/>
-      </w:pPr>
-      <w:r>
-        <w:rPr>
-          <w:lang w:val="ar_AE" w:bidi="ar_AE"/>
-        </w:rPr>
-      </w:r>
-      <w:r>
-        <w:rPr>
-          <w:vertAlign w:val="superscript"/>
+    </w:p>
+    <w:p>
+      <w:pPr>
+        <w:bidi/>
+      </w:pPr>
+      <w:r>
+        <w:rPr>
+          <w:rtl/>
+          <w:cs/>
+          <w:lang w:val="ar_AE" w:bidi="ar_AE"/>
+        </w:rPr>
+      </w:r>
+      <w:r>
+        <w:rPr>
+          <w:vertAlign w:val="superscript"/>
+          <w:rtl/>
+          <w:cs/>
           <w:lang w:val="ar_AE" w:bidi="ar_AE"/>
         </w:rPr>
         <w:t>14</w:t>
       </w:r>
       <w:r>
         <w:rPr>
+          <w:rtl/>
+          <w:cs/>
           <w:lang w:val="ar_AE" w:bidi="ar_AE"/>
         </w:rPr>
         <w:t xml:space="preserve"> تَاهُوا كَعُمْيٍ فِي ٱلشَّوَارِعِ، وَتَلَطَّخُوا بِٱلدَّمِ حَتَّى لَمْ يَسْتَطِعْ أَحَدٌ أَنْ يَمَسَّ مَلَابِسَهُمْ.</w:t>
       </w:r>
-      <w:r>
-        <w:rPr>
-          <w:lang w:val="ar_AE" w:bidi="ar_AE"/>
-        </w:rPr>
-      </w:r>
-      <w:r>
-        <w:rPr>
-          <w:lang w:val="ar_AE" w:bidi="ar_AE"/>
-        </w:rPr>
-      </w:r>
-    </w:p>
-    <w:p>
-      <w:pPr>
-        <w:bidi/>
-      </w:pPr>
-      <w:r>
-        <w:rPr>
-          <w:lang w:val="ar_AE" w:bidi="ar_AE"/>
-        </w:rPr>
-      </w:r>
-    </w:p>
-    <w:p>
-      <w:pPr>
-        <w:bidi/>
-      </w:pPr>
-      <w:r>
-        <w:rPr>
-          <w:lang w:val="ar_AE" w:bidi="ar_AE"/>
-        </w:rPr>
-      </w:r>
-      <w:r>
-        <w:rPr>
-          <w:vertAlign w:val="superscript"/>
+    </w:p>
+    <w:p>
+      <w:pPr>
+        <w:bidi/>
+      </w:pPr>
+      <w:r>
+        <w:rPr>
+          <w:rtl/>
+          <w:cs/>
+          <w:lang w:val="ar_AE" w:bidi="ar_AE"/>
+        </w:rPr>
+      </w:r>
+      <w:r>
+        <w:rPr>
+          <w:vertAlign w:val="superscript"/>
+          <w:rtl/>
+          <w:cs/>
           <w:lang w:val="ar_AE" w:bidi="ar_AE"/>
         </w:rPr>
         <w:t>15</w:t>
       </w:r>
       <w:r>
         <w:rPr>
+          <w:rtl/>
+          <w:cs/>
           <w:lang w:val="ar_AE" w:bidi="ar_AE"/>
         </w:rPr>
         <w:t xml:space="preserve"> «حِيدُوا! نَجِسٌ!» يُنَادُونَ إِلَيْهِمْ. «حِيدُوا! حِيدُوا لَا تَمَسُّوا!». إِذْ هَرَبُوا تَاهُوا أَيْضًا. قَالُوا بَيْنَ ٱلْأُمَمِ: «إِنَّهُمْ لَا يَعُودُونَ يَسْكُنُونَ».</w:t>
       </w:r>
-      <w:r>
-        <w:rPr>
-          <w:lang w:val="ar_AE" w:bidi="ar_AE"/>
-        </w:rPr>
-      </w:r>
-      <w:r>
-        <w:rPr>
-          <w:lang w:val="ar_AE" w:bidi="ar_AE"/>
-        </w:rPr>
-      </w:r>
-    </w:p>
-    <w:p>
-      <w:pPr>
-        <w:bidi/>
-      </w:pPr>
-      <w:r>
-        <w:rPr>
-          <w:lang w:val="ar_AE" w:bidi="ar_AE"/>
-        </w:rPr>
-      </w:r>
-    </w:p>
-    <w:p>
-      <w:pPr>
-        <w:bidi/>
-      </w:pPr>
-      <w:r>
-        <w:rPr>
-          <w:lang w:val="ar_AE" w:bidi="ar_AE"/>
-        </w:rPr>
-      </w:r>
-      <w:r>
-        <w:rPr>
-          <w:vertAlign w:val="superscript"/>
+    </w:p>
+    <w:p>
+      <w:pPr>
+        <w:bidi/>
+      </w:pPr>
+      <w:r>
+        <w:rPr>
+          <w:rtl/>
+          <w:cs/>
+          <w:lang w:val="ar_AE" w:bidi="ar_AE"/>
+        </w:rPr>
+      </w:r>
+      <w:r>
+        <w:rPr>
+          <w:vertAlign w:val="superscript"/>
+          <w:rtl/>
+          <w:cs/>
           <w:lang w:val="ar_AE" w:bidi="ar_AE"/>
         </w:rPr>
         <w:t>16</w:t>
       </w:r>
       <w:r>
         <w:rPr>
+          <w:rtl/>
+          <w:cs/>
           <w:lang w:val="ar_AE" w:bidi="ar_AE"/>
         </w:rPr>
         <w:t xml:space="preserve"> وَجْهُ ٱلرَّبِّ قَسَمَهُمْ. لَا يَعُودُ يَنْظُرُ إِلَيْهِمْ. لَمْ يَرْفَعُوا وُجُوهَ ٱلْكَهَنَةِ، وَلَمْ يَتَرَأَّفُوا عَلَى ٱلشُّيُوخِ.</w:t>
       </w:r>
-      <w:r>
-        <w:rPr>
-          <w:lang w:val="ar_AE" w:bidi="ar_AE"/>
-        </w:rPr>
-      </w:r>
-      <w:r>
-        <w:rPr>
-          <w:lang w:val="ar_AE" w:bidi="ar_AE"/>
-        </w:rPr>
-      </w:r>
-    </w:p>
-    <w:p>
-      <w:pPr>
-        <w:bidi/>
-      </w:pPr>
-      <w:r>
-        <w:rPr>
-          <w:lang w:val="ar_AE" w:bidi="ar_AE"/>
-        </w:rPr>
-      </w:r>
-    </w:p>
-    <w:p>
-      <w:pPr>
-        <w:bidi/>
-      </w:pPr>
-      <w:r>
-        <w:rPr>
-          <w:lang w:val="ar_AE" w:bidi="ar_AE"/>
-        </w:rPr>
-      </w:r>
-      <w:r>
-        <w:rPr>
-          <w:vertAlign w:val="superscript"/>
+    </w:p>
+    <w:p>
+      <w:pPr>
+        <w:bidi/>
+      </w:pPr>
+      <w:r>
+        <w:rPr>
+          <w:rtl/>
+          <w:cs/>
+          <w:lang w:val="ar_AE" w:bidi="ar_AE"/>
+        </w:rPr>
+      </w:r>
+      <w:r>
+        <w:rPr>
+          <w:vertAlign w:val="superscript"/>
+          <w:rtl/>
+          <w:cs/>
           <w:lang w:val="ar_AE" w:bidi="ar_AE"/>
         </w:rPr>
         <w:t>17</w:t>
       </w:r>
       <w:r>
         <w:rPr>
+          <w:rtl/>
+          <w:cs/>
           <w:lang w:val="ar_AE" w:bidi="ar_AE"/>
         </w:rPr>
         <w:t xml:space="preserve"> أَمَّا نَحْنُ فَقَدْ كَلَّتْ أَعْيُنُنَا مِنَ ٱلنَّظَرِ إِلَى عَوْنِنَا ٱلْبَاطِلِ. فِي بُرْجِنَا ٱنْتَظَرْنَا أُمَّةً لَا تُخَلِّصُ.</w:t>
       </w:r>
-      <w:r>
-        <w:rPr>
-          <w:lang w:val="ar_AE" w:bidi="ar_AE"/>
-        </w:rPr>
-      </w:r>
-      <w:r>
-        <w:rPr>
-          <w:lang w:val="ar_AE" w:bidi="ar_AE"/>
-        </w:rPr>
-      </w:r>
-    </w:p>
-    <w:p>
-      <w:pPr>
-        <w:bidi/>
-      </w:pPr>
-      <w:r>
-        <w:rPr>
-          <w:lang w:val="ar_AE" w:bidi="ar_AE"/>
-        </w:rPr>
-      </w:r>
-    </w:p>
-    <w:p>
-      <w:pPr>
-        <w:bidi/>
-      </w:pPr>
-      <w:r>
-        <w:rPr>
-          <w:lang w:val="ar_AE" w:bidi="ar_AE"/>
-        </w:rPr>
-      </w:r>
-      <w:r>
-        <w:rPr>
-          <w:vertAlign w:val="superscript"/>
+    </w:p>
+    <w:p>
+      <w:pPr>
+        <w:bidi/>
+      </w:pPr>
+      <w:r>
+        <w:rPr>
+          <w:rtl/>
+          <w:cs/>
+          <w:lang w:val="ar_AE" w:bidi="ar_AE"/>
+        </w:rPr>
+      </w:r>
+      <w:r>
+        <w:rPr>
+          <w:vertAlign w:val="superscript"/>
+          <w:rtl/>
+          <w:cs/>
           <w:lang w:val="ar_AE" w:bidi="ar_AE"/>
         </w:rPr>
         <w:t>18</w:t>
       </w:r>
       <w:r>
         <w:rPr>
+          <w:rtl/>
+          <w:cs/>
           <w:lang w:val="ar_AE" w:bidi="ar_AE"/>
         </w:rPr>
         <w:t xml:space="preserve"> نَصَبُوا فِخَاخًا لِخَطَوَاتِنَا حَتَّى لَا نَمْشِيَ فِي سَاحَاتِنَا. قَرُبَتْ نِهَايَتُنَا. كَمُلَتْ أَيَّامُنَا لِأَنَّ نِهَايَتَنَا قَدْ أَتَتْ.</w:t>
       </w:r>
-      <w:r>
-        <w:rPr>
-          <w:lang w:val="ar_AE" w:bidi="ar_AE"/>
-        </w:rPr>
-      </w:r>
-      <w:r>
-        <w:rPr>
-          <w:lang w:val="ar_AE" w:bidi="ar_AE"/>
-        </w:rPr>
-      </w:r>
-    </w:p>
-    <w:p>
-      <w:pPr>
-        <w:bidi/>
-      </w:pPr>
-      <w:r>
-        <w:rPr>
-          <w:lang w:val="ar_AE" w:bidi="ar_AE"/>
-        </w:rPr>
-      </w:r>
-    </w:p>
-    <w:p>
-      <w:pPr>
-        <w:bidi/>
-      </w:pPr>
-      <w:r>
-        <w:rPr>
-          <w:lang w:val="ar_AE" w:bidi="ar_AE"/>
-        </w:rPr>
-      </w:r>
-      <w:r>
-        <w:rPr>
-          <w:vertAlign w:val="superscript"/>
+    </w:p>
+    <w:p>
+      <w:pPr>
+        <w:bidi/>
+      </w:pPr>
+      <w:r>
+        <w:rPr>
+          <w:rtl/>
+          <w:cs/>
+          <w:lang w:val="ar_AE" w:bidi="ar_AE"/>
+        </w:rPr>
+      </w:r>
+      <w:r>
+        <w:rPr>
+          <w:vertAlign w:val="superscript"/>
+          <w:rtl/>
+          <w:cs/>
           <w:lang w:val="ar_AE" w:bidi="ar_AE"/>
         </w:rPr>
         <w:t>19</w:t>
       </w:r>
       <w:r>
         <w:rPr>
+          <w:rtl/>
+          <w:cs/>
           <w:lang w:val="ar_AE" w:bidi="ar_AE"/>
         </w:rPr>
         <w:t xml:space="preserve"> صَارَ طَارِدُونَا أَخَفَّ مِنْ نُسُورِ ٱلسَّمَاءِ. عَلَى ٱلْجِبَالِ جَدُّوا فِي أَثَرِنَا. فِي ٱلْبَرِّيَّةِ كَمَنُوا لَنَا.</w:t>
       </w:r>
-      <w:r>
-        <w:rPr>
-          <w:lang w:val="ar_AE" w:bidi="ar_AE"/>
-        </w:rPr>
-      </w:r>
-      <w:r>
-        <w:rPr>
-          <w:lang w:val="ar_AE" w:bidi="ar_AE"/>
-        </w:rPr>
-      </w:r>
-    </w:p>
-    <w:p>
-      <w:pPr>
-        <w:bidi/>
-      </w:pPr>
-      <w:r>
-        <w:rPr>
-          <w:lang w:val="ar_AE" w:bidi="ar_AE"/>
-        </w:rPr>
-      </w:r>
-    </w:p>
-    <w:p>
-      <w:pPr>
-        <w:bidi/>
-      </w:pPr>
-      <w:r>
-        <w:rPr>
-          <w:lang w:val="ar_AE" w:bidi="ar_AE"/>
-        </w:rPr>
-      </w:r>
-      <w:r>
-        <w:rPr>
-          <w:vertAlign w:val="superscript"/>
+    </w:p>
+    <w:p>
+      <w:pPr>
+        <w:bidi/>
+      </w:pPr>
+      <w:r>
+        <w:rPr>
+          <w:rtl/>
+          <w:cs/>
+          <w:lang w:val="ar_AE" w:bidi="ar_AE"/>
+        </w:rPr>
+      </w:r>
+      <w:r>
+        <w:rPr>
+          <w:vertAlign w:val="superscript"/>
+          <w:rtl/>
+          <w:cs/>
           <w:lang w:val="ar_AE" w:bidi="ar_AE"/>
         </w:rPr>
         <w:t>20</w:t>
       </w:r>
       <w:r>
         <w:rPr>
+          <w:rtl/>
+          <w:cs/>
           <w:lang w:val="ar_AE" w:bidi="ar_AE"/>
         </w:rPr>
         <w:t xml:space="preserve"> نَفَسُ أُنُوفِنَا، مَسِيحُ ٱلرَّبِّ، أُخِذَ فِي حُفَرِهِمِ. ٱلَّذِي قُلْنَا عَنْهُ: «فِي ظِلِّهِ نَعِيشُ بَيْنَ ٱلْأُمَمِ».</w:t>
       </w:r>
-      <w:r>
-        <w:rPr>
-          <w:lang w:val="ar_AE" w:bidi="ar_AE"/>
-        </w:rPr>
-      </w:r>
-      <w:r>
-        <w:rPr>
-          <w:lang w:val="ar_AE" w:bidi="ar_AE"/>
-        </w:rPr>
-      </w:r>
-    </w:p>
-    <w:p>
-      <w:pPr>
-        <w:bidi/>
-      </w:pPr>
-      <w:r>
-        <w:rPr>
-          <w:lang w:val="ar_AE" w:bidi="ar_AE"/>
-        </w:rPr>
-      </w:r>
-    </w:p>
-    <w:p>
-      <w:pPr>
-        <w:bidi/>
-      </w:pPr>
-      <w:r>
-        <w:rPr>
-          <w:lang w:val="ar_AE" w:bidi="ar_AE"/>
-        </w:rPr>
-      </w:r>
-      <w:r>
-        <w:rPr>
-          <w:vertAlign w:val="superscript"/>
+    </w:p>
+    <w:p>
+      <w:pPr>
+        <w:bidi/>
+      </w:pPr>
+      <w:r>
+        <w:rPr>
+          <w:rtl/>
+          <w:cs/>
+          <w:lang w:val="ar_AE" w:bidi="ar_AE"/>
+        </w:rPr>
+      </w:r>
+      <w:r>
+        <w:rPr>
+          <w:vertAlign w:val="superscript"/>
+          <w:rtl/>
+          <w:cs/>
           <w:lang w:val="ar_AE" w:bidi="ar_AE"/>
         </w:rPr>
         <w:t>21</w:t>
       </w:r>
       <w:r>
         <w:rPr>
+          <w:rtl/>
+          <w:cs/>
           <w:lang w:val="ar_AE" w:bidi="ar_AE"/>
         </w:rPr>
         <w:t xml:space="preserve"> اِطْرَبِي وَٱفْرَحِي يَا بِنْتَ أَدُومَ، يَا سَاكِنَةَ عَوْصٍ. عَلَيْكِ أَيْضًا تَمُرُّ ٱلْكَأْسُ. تَسْكَرِينَ وَتَتَعَرَّينَ.</w:t>
       </w:r>
-      <w:r>
-        <w:rPr>
-          <w:lang w:val="ar_AE" w:bidi="ar_AE"/>
-        </w:rPr>
-      </w:r>
-      <w:r>
-        <w:rPr>
-          <w:lang w:val="ar_AE" w:bidi="ar_AE"/>
-        </w:rPr>
-      </w:r>
-    </w:p>
-    <w:p>
-      <w:pPr>
-        <w:bidi/>
-      </w:pPr>
-      <w:r>
-        <w:rPr>
-          <w:lang w:val="ar_AE" w:bidi="ar_AE"/>
-        </w:rPr>
-      </w:r>
-    </w:p>
-    <w:p>
-      <w:pPr>
-        <w:bidi/>
-      </w:pPr>
-      <w:r>
-        <w:rPr>
-          <w:lang w:val="ar_AE" w:bidi="ar_AE"/>
-        </w:rPr>
-      </w:r>
-      <w:r>
-        <w:rPr>
-          <w:vertAlign w:val="superscript"/>
+    </w:p>
+    <w:p>
+      <w:pPr>
+        <w:bidi/>
+      </w:pPr>
+      <w:r>
+        <w:rPr>
+          <w:rtl/>
+          <w:cs/>
+          <w:lang w:val="ar_AE" w:bidi="ar_AE"/>
+        </w:rPr>
+      </w:r>
+      <w:r>
+        <w:rPr>
+          <w:vertAlign w:val="superscript"/>
+          <w:rtl/>
+          <w:cs/>
           <w:lang w:val="ar_AE" w:bidi="ar_AE"/>
         </w:rPr>
         <w:t>22</w:t>
       </w:r>
       <w:r>
         <w:rPr>
+          <w:rtl/>
+          <w:cs/>
           <w:lang w:val="ar_AE" w:bidi="ar_AE"/>
         </w:rPr>
         <w:t xml:space="preserve"> قَدْ تَمَّ إِثْمُكِ يَا بِنْتَ صِهْيَوْنَ. لَا يَعُودُ يَسْبِيكِ. سَيُعَاقِبُ إِثْمَكِ يَا بِنْتَ أَدُومَ وَيُعْلِنُ خَطَايَاكِ.</w:t>
       </w:r>
-      <w:r>
-        <w:rPr>
-          <w:lang w:val="ar_AE" w:bidi="ar_AE"/>
-        </w:rPr>
-      </w:r>
-      <w:r>
-        <w:rPr>
-          <w:lang w:val="ar_AE" w:bidi="ar_AE"/>
-        </w:rPr>
-      </w:r>
-    </w:p>
-    <w:p>
-      <w:pPr>
-        <w:bidi/>
-      </w:pPr>
-      <w:r>
-        <w:rPr>
-          <w:lang w:val="ar_AE" w:bidi="ar_AE"/>
-        </w:rPr>
-      </w:r>
     </w:p>
     <w:p>
       <w:pPr>
@@ -5985,950 +4148,656 @@
       </w:pPr>
       <w:r>
         <w:rPr>
+          <w:rtl/>
+          <w:cs/>
           <w:lang w:val="ar_AE" w:bidi="ar_AE"/>
         </w:rPr>
         <w:t>Lamentations 5:1</w:t>
       </w:r>
       <w:r>
         <w:rPr>
-          <w:lang w:val="ar_AE" w:bidi="ar_AE"/>
-        </w:rPr>
-      </w:r>
-    </w:p>
-    <w:p>
-      <w:pPr>
-        <w:bidi/>
-      </w:pPr>
-      <w:r>
-        <w:rPr>
-          <w:lang w:val="ar_AE" w:bidi="ar_AE"/>
-        </w:rPr>
-      </w:r>
-      <w:r>
-        <w:rPr>
-          <w:vertAlign w:val="superscript"/>
+          <w:rtl/>
+          <w:cs/>
+          <w:lang w:val="ar_AE" w:bidi="ar_AE"/>
+        </w:rPr>
+      </w:r>
+    </w:p>
+    <w:p>
+      <w:pPr>
+        <w:bidi/>
+      </w:pPr>
+      <w:r>
+        <w:rPr>
+          <w:rtl/>
+          <w:cs/>
+          <w:lang w:val="ar_AE" w:bidi="ar_AE"/>
+        </w:rPr>
+      </w:r>
+      <w:r>
+        <w:rPr>
+          <w:vertAlign w:val="superscript"/>
+          <w:rtl/>
+          <w:cs/>
           <w:lang w:val="ar_AE" w:bidi="ar_AE"/>
         </w:rPr>
         <w:t>1</w:t>
       </w:r>
       <w:r>
         <w:rPr>
+          <w:rtl/>
+          <w:cs/>
           <w:lang w:val="ar_AE" w:bidi="ar_AE"/>
         </w:rPr>
         <w:t xml:space="preserve"> اُذْكُرْ يَارَبُّ مَاذَا صَارَ لَنَا. أَشْرِفْ وَٱنْظُرْ إِلَى عَارِنَا.</w:t>
       </w:r>
-      <w:r>
-        <w:rPr>
-          <w:lang w:val="ar_AE" w:bidi="ar_AE"/>
-        </w:rPr>
-      </w:r>
-      <w:r>
-        <w:rPr>
-          <w:lang w:val="ar_AE" w:bidi="ar_AE"/>
-        </w:rPr>
-      </w:r>
-    </w:p>
-    <w:p>
-      <w:pPr>
-        <w:bidi/>
-      </w:pPr>
-      <w:r>
-        <w:rPr>
-          <w:lang w:val="ar_AE" w:bidi="ar_AE"/>
-        </w:rPr>
-      </w:r>
-    </w:p>
-    <w:p>
-      <w:pPr>
-        <w:bidi/>
-      </w:pPr>
-      <w:r>
-        <w:rPr>
-          <w:lang w:val="ar_AE" w:bidi="ar_AE"/>
-        </w:rPr>
-      </w:r>
-      <w:r>
-        <w:rPr>
-          <w:vertAlign w:val="superscript"/>
+    </w:p>
+    <w:p>
+      <w:pPr>
+        <w:bidi/>
+      </w:pPr>
+      <w:r>
+        <w:rPr>
+          <w:rtl/>
+          <w:cs/>
+          <w:lang w:val="ar_AE" w:bidi="ar_AE"/>
+        </w:rPr>
+      </w:r>
+      <w:r>
+        <w:rPr>
+          <w:vertAlign w:val="superscript"/>
+          <w:rtl/>
+          <w:cs/>
           <w:lang w:val="ar_AE" w:bidi="ar_AE"/>
         </w:rPr>
         <w:t>2</w:t>
       </w:r>
       <w:r>
         <w:rPr>
+          <w:rtl/>
+          <w:cs/>
           <w:lang w:val="ar_AE" w:bidi="ar_AE"/>
         </w:rPr>
         <w:t xml:space="preserve"> قَدْ صَارَ مِيرَاثُنَا لِلْغُرَبَاءِ. بُيُوتُنَا لِلْأَجَانِبِ.</w:t>
       </w:r>
-      <w:r>
-        <w:rPr>
-          <w:lang w:val="ar_AE" w:bidi="ar_AE"/>
-        </w:rPr>
-      </w:r>
-      <w:r>
-        <w:rPr>
-          <w:lang w:val="ar_AE" w:bidi="ar_AE"/>
-        </w:rPr>
-      </w:r>
-    </w:p>
-    <w:p>
-      <w:pPr>
-        <w:bidi/>
-      </w:pPr>
-      <w:r>
-        <w:rPr>
-          <w:lang w:val="ar_AE" w:bidi="ar_AE"/>
-        </w:rPr>
-      </w:r>
-    </w:p>
-    <w:p>
-      <w:pPr>
-        <w:bidi/>
-      </w:pPr>
-      <w:r>
-        <w:rPr>
-          <w:lang w:val="ar_AE" w:bidi="ar_AE"/>
-        </w:rPr>
-      </w:r>
-      <w:r>
-        <w:rPr>
-          <w:vertAlign w:val="superscript"/>
+    </w:p>
+    <w:p>
+      <w:pPr>
+        <w:bidi/>
+      </w:pPr>
+      <w:r>
+        <w:rPr>
+          <w:rtl/>
+          <w:cs/>
+          <w:lang w:val="ar_AE" w:bidi="ar_AE"/>
+        </w:rPr>
+      </w:r>
+      <w:r>
+        <w:rPr>
+          <w:vertAlign w:val="superscript"/>
+          <w:rtl/>
+          <w:cs/>
           <w:lang w:val="ar_AE" w:bidi="ar_AE"/>
         </w:rPr>
         <w:t>3</w:t>
       </w:r>
       <w:r>
         <w:rPr>
+          <w:rtl/>
+          <w:cs/>
           <w:lang w:val="ar_AE" w:bidi="ar_AE"/>
         </w:rPr>
         <w:t xml:space="preserve"> صِرْنَا أَيْتَامًا بِلَا أَبٍ. أُمَّهَاتُنَا كَأَرَامِلَ.</w:t>
       </w:r>
-      <w:r>
-        <w:rPr>
-          <w:lang w:val="ar_AE" w:bidi="ar_AE"/>
-        </w:rPr>
-      </w:r>
-      <w:r>
-        <w:rPr>
-          <w:lang w:val="ar_AE" w:bidi="ar_AE"/>
-        </w:rPr>
-      </w:r>
-    </w:p>
-    <w:p>
-      <w:pPr>
-        <w:bidi/>
-      </w:pPr>
-      <w:r>
-        <w:rPr>
-          <w:lang w:val="ar_AE" w:bidi="ar_AE"/>
-        </w:rPr>
-      </w:r>
-    </w:p>
-    <w:p>
-      <w:pPr>
-        <w:bidi/>
-      </w:pPr>
-      <w:r>
-        <w:rPr>
-          <w:lang w:val="ar_AE" w:bidi="ar_AE"/>
-        </w:rPr>
-      </w:r>
-      <w:r>
-        <w:rPr>
-          <w:vertAlign w:val="superscript"/>
+    </w:p>
+    <w:p>
+      <w:pPr>
+        <w:bidi/>
+      </w:pPr>
+      <w:r>
+        <w:rPr>
+          <w:rtl/>
+          <w:cs/>
+          <w:lang w:val="ar_AE" w:bidi="ar_AE"/>
+        </w:rPr>
+      </w:r>
+      <w:r>
+        <w:rPr>
+          <w:vertAlign w:val="superscript"/>
+          <w:rtl/>
+          <w:cs/>
           <w:lang w:val="ar_AE" w:bidi="ar_AE"/>
         </w:rPr>
         <w:t>4</w:t>
       </w:r>
       <w:r>
         <w:rPr>
+          <w:rtl/>
+          <w:cs/>
           <w:lang w:val="ar_AE" w:bidi="ar_AE"/>
         </w:rPr>
         <w:t xml:space="preserve"> شَرِبْنَا مَاءَنَا بِٱلْفِضَّةِ. حَطَبُنَا بِٱلثَّمَنِ يَأْتِي.</w:t>
       </w:r>
-      <w:r>
-        <w:rPr>
-          <w:lang w:val="ar_AE" w:bidi="ar_AE"/>
-        </w:rPr>
-      </w:r>
-      <w:r>
-        <w:rPr>
-          <w:lang w:val="ar_AE" w:bidi="ar_AE"/>
-        </w:rPr>
-      </w:r>
-    </w:p>
-    <w:p>
-      <w:pPr>
-        <w:bidi/>
-      </w:pPr>
-      <w:r>
-        <w:rPr>
-          <w:lang w:val="ar_AE" w:bidi="ar_AE"/>
-        </w:rPr>
-      </w:r>
-    </w:p>
-    <w:p>
-      <w:pPr>
-        <w:bidi/>
-      </w:pPr>
-      <w:r>
-        <w:rPr>
-          <w:lang w:val="ar_AE" w:bidi="ar_AE"/>
-        </w:rPr>
-      </w:r>
-      <w:r>
-        <w:rPr>
-          <w:vertAlign w:val="superscript"/>
+    </w:p>
+    <w:p>
+      <w:pPr>
+        <w:bidi/>
+      </w:pPr>
+      <w:r>
+        <w:rPr>
+          <w:rtl/>
+          <w:cs/>
+          <w:lang w:val="ar_AE" w:bidi="ar_AE"/>
+        </w:rPr>
+      </w:r>
+      <w:r>
+        <w:rPr>
+          <w:vertAlign w:val="superscript"/>
+          <w:rtl/>
+          <w:cs/>
           <w:lang w:val="ar_AE" w:bidi="ar_AE"/>
         </w:rPr>
         <w:t>5</w:t>
       </w:r>
       <w:r>
         <w:rPr>
+          <w:rtl/>
+          <w:cs/>
           <w:lang w:val="ar_AE" w:bidi="ar_AE"/>
         </w:rPr>
         <w:t xml:space="preserve"> عَلَى أَعْنَاقِنَا نُضْطَهَدُ. نَتْعَبُ وَلَا رَاحَةَ لَنَا.</w:t>
       </w:r>
-      <w:r>
-        <w:rPr>
-          <w:lang w:val="ar_AE" w:bidi="ar_AE"/>
-        </w:rPr>
-      </w:r>
-      <w:r>
-        <w:rPr>
-          <w:lang w:val="ar_AE" w:bidi="ar_AE"/>
-        </w:rPr>
-      </w:r>
-    </w:p>
-    <w:p>
-      <w:pPr>
-        <w:bidi/>
-      </w:pPr>
-      <w:r>
-        <w:rPr>
-          <w:lang w:val="ar_AE" w:bidi="ar_AE"/>
-        </w:rPr>
-      </w:r>
-    </w:p>
-    <w:p>
-      <w:pPr>
-        <w:bidi/>
-      </w:pPr>
-      <w:r>
-        <w:rPr>
-          <w:lang w:val="ar_AE" w:bidi="ar_AE"/>
-        </w:rPr>
-      </w:r>
-      <w:r>
-        <w:rPr>
-          <w:vertAlign w:val="superscript"/>
+    </w:p>
+    <w:p>
+      <w:pPr>
+        <w:bidi/>
+      </w:pPr>
+      <w:r>
+        <w:rPr>
+          <w:rtl/>
+          <w:cs/>
+          <w:lang w:val="ar_AE" w:bidi="ar_AE"/>
+        </w:rPr>
+      </w:r>
+      <w:r>
+        <w:rPr>
+          <w:vertAlign w:val="superscript"/>
+          <w:rtl/>
+          <w:cs/>
           <w:lang w:val="ar_AE" w:bidi="ar_AE"/>
         </w:rPr>
         <w:t>6</w:t>
       </w:r>
       <w:r>
         <w:rPr>
+          <w:rtl/>
+          <w:cs/>
           <w:lang w:val="ar_AE" w:bidi="ar_AE"/>
         </w:rPr>
         <w:t xml:space="preserve"> أَعْطَيْنَا ٱلْيَدَ لِلْمِصْرِيِّينَ وَٱلْأَشُّورِيِّينَ لِنَشْبَعَ خُبْزًا.</w:t>
       </w:r>
-      <w:r>
-        <w:rPr>
-          <w:lang w:val="ar_AE" w:bidi="ar_AE"/>
-        </w:rPr>
-      </w:r>
-      <w:r>
-        <w:rPr>
-          <w:lang w:val="ar_AE" w:bidi="ar_AE"/>
-        </w:rPr>
-      </w:r>
-    </w:p>
-    <w:p>
-      <w:pPr>
-        <w:bidi/>
-      </w:pPr>
-      <w:r>
-        <w:rPr>
-          <w:lang w:val="ar_AE" w:bidi="ar_AE"/>
-        </w:rPr>
-      </w:r>
-    </w:p>
-    <w:p>
-      <w:pPr>
-        <w:bidi/>
-      </w:pPr>
-      <w:r>
-        <w:rPr>
-          <w:lang w:val="ar_AE" w:bidi="ar_AE"/>
-        </w:rPr>
-      </w:r>
-      <w:r>
-        <w:rPr>
-          <w:vertAlign w:val="superscript"/>
+    </w:p>
+    <w:p>
+      <w:pPr>
+        <w:bidi/>
+      </w:pPr>
+      <w:r>
+        <w:rPr>
+          <w:rtl/>
+          <w:cs/>
+          <w:lang w:val="ar_AE" w:bidi="ar_AE"/>
+        </w:rPr>
+      </w:r>
+      <w:r>
+        <w:rPr>
+          <w:vertAlign w:val="superscript"/>
+          <w:rtl/>
+          <w:cs/>
           <w:lang w:val="ar_AE" w:bidi="ar_AE"/>
         </w:rPr>
         <w:t>7</w:t>
       </w:r>
       <w:r>
         <w:rPr>
+          <w:rtl/>
+          <w:cs/>
           <w:lang w:val="ar_AE" w:bidi="ar_AE"/>
         </w:rPr>
         <w:t xml:space="preserve"> آبَاؤُنَا أَخْطَأُوا وَلَيْسُوا بِمَوْجُودِينَ، وَنَحْنُ نَحْمِلُ آثَامَهُمْ.</w:t>
       </w:r>
-      <w:r>
-        <w:rPr>
-          <w:lang w:val="ar_AE" w:bidi="ar_AE"/>
-        </w:rPr>
-      </w:r>
-      <w:r>
-        <w:rPr>
-          <w:lang w:val="ar_AE" w:bidi="ar_AE"/>
-        </w:rPr>
-      </w:r>
-    </w:p>
-    <w:p>
-      <w:pPr>
-        <w:bidi/>
-      </w:pPr>
-      <w:r>
-        <w:rPr>
-          <w:lang w:val="ar_AE" w:bidi="ar_AE"/>
-        </w:rPr>
-      </w:r>
-    </w:p>
-    <w:p>
-      <w:pPr>
-        <w:bidi/>
-      </w:pPr>
-      <w:r>
-        <w:rPr>
-          <w:lang w:val="ar_AE" w:bidi="ar_AE"/>
-        </w:rPr>
-      </w:r>
-      <w:r>
-        <w:rPr>
-          <w:vertAlign w:val="superscript"/>
+    </w:p>
+    <w:p>
+      <w:pPr>
+        <w:bidi/>
+      </w:pPr>
+      <w:r>
+        <w:rPr>
+          <w:rtl/>
+          <w:cs/>
+          <w:lang w:val="ar_AE" w:bidi="ar_AE"/>
+        </w:rPr>
+      </w:r>
+      <w:r>
+        <w:rPr>
+          <w:vertAlign w:val="superscript"/>
+          <w:rtl/>
+          <w:cs/>
           <w:lang w:val="ar_AE" w:bidi="ar_AE"/>
         </w:rPr>
         <w:t>8</w:t>
       </w:r>
       <w:r>
         <w:rPr>
+          <w:rtl/>
+          <w:cs/>
           <w:lang w:val="ar_AE" w:bidi="ar_AE"/>
         </w:rPr>
         <w:t xml:space="preserve"> عَبِيدٌ حَكَمُوا عَلَيْنَا. لَيْسَ مَنْ يُخَلِّصُ مِنْ أَيْدِيهِمْ.</w:t>
       </w:r>
-      <w:r>
-        <w:rPr>
-          <w:lang w:val="ar_AE" w:bidi="ar_AE"/>
-        </w:rPr>
-      </w:r>
-      <w:r>
-        <w:rPr>
-          <w:lang w:val="ar_AE" w:bidi="ar_AE"/>
-        </w:rPr>
-      </w:r>
-    </w:p>
-    <w:p>
-      <w:pPr>
-        <w:bidi/>
-      </w:pPr>
-      <w:r>
-        <w:rPr>
-          <w:lang w:val="ar_AE" w:bidi="ar_AE"/>
-        </w:rPr>
-      </w:r>
-    </w:p>
-    <w:p>
-      <w:pPr>
-        <w:bidi/>
-      </w:pPr>
-      <w:r>
-        <w:rPr>
-          <w:lang w:val="ar_AE" w:bidi="ar_AE"/>
-        </w:rPr>
-      </w:r>
-      <w:r>
-        <w:rPr>
-          <w:vertAlign w:val="superscript"/>
+    </w:p>
+    <w:p>
+      <w:pPr>
+        <w:bidi/>
+      </w:pPr>
+      <w:r>
+        <w:rPr>
+          <w:rtl/>
+          <w:cs/>
+          <w:lang w:val="ar_AE" w:bidi="ar_AE"/>
+        </w:rPr>
+      </w:r>
+      <w:r>
+        <w:rPr>
+          <w:vertAlign w:val="superscript"/>
+          <w:rtl/>
+          <w:cs/>
           <w:lang w:val="ar_AE" w:bidi="ar_AE"/>
         </w:rPr>
         <w:t>9</w:t>
       </w:r>
       <w:r>
         <w:rPr>
+          <w:rtl/>
+          <w:cs/>
           <w:lang w:val="ar_AE" w:bidi="ar_AE"/>
         </w:rPr>
         <w:t xml:space="preserve"> بِأَنْفُسِنَا نَأْتِي بِخُبْزِنَا مِنْ جَرَى سَيْفِ ٱلْبَرِّيَّةِ.</w:t>
       </w:r>
-      <w:r>
-        <w:rPr>
-          <w:lang w:val="ar_AE" w:bidi="ar_AE"/>
-        </w:rPr>
-      </w:r>
-      <w:r>
-        <w:rPr>
-          <w:lang w:val="ar_AE" w:bidi="ar_AE"/>
-        </w:rPr>
-      </w:r>
-    </w:p>
-    <w:p>
-      <w:pPr>
-        <w:bidi/>
-      </w:pPr>
-      <w:r>
-        <w:rPr>
-          <w:lang w:val="ar_AE" w:bidi="ar_AE"/>
-        </w:rPr>
-      </w:r>
-    </w:p>
-    <w:p>
-      <w:pPr>
-        <w:bidi/>
-      </w:pPr>
-      <w:r>
-        <w:rPr>
-          <w:lang w:val="ar_AE" w:bidi="ar_AE"/>
-        </w:rPr>
-      </w:r>
-      <w:r>
-        <w:rPr>
-          <w:vertAlign w:val="superscript"/>
+    </w:p>
+    <w:p>
+      <w:pPr>
+        <w:bidi/>
+      </w:pPr>
+      <w:r>
+        <w:rPr>
+          <w:rtl/>
+          <w:cs/>
+          <w:lang w:val="ar_AE" w:bidi="ar_AE"/>
+        </w:rPr>
+      </w:r>
+      <w:r>
+        <w:rPr>
+          <w:vertAlign w:val="superscript"/>
+          <w:rtl/>
+          <w:cs/>
           <w:lang w:val="ar_AE" w:bidi="ar_AE"/>
         </w:rPr>
         <w:t>10</w:t>
       </w:r>
       <w:r>
         <w:rPr>
+          <w:rtl/>
+          <w:cs/>
           <w:lang w:val="ar_AE" w:bidi="ar_AE"/>
         </w:rPr>
         <w:t xml:space="preserve"> جُلُودُنَا ٱسْوَدَّتْ كَتَنُّورٍ مِنْ جَرَى نِيرَانِ ٱلْجُوعِ.</w:t>
       </w:r>
-      <w:r>
-        <w:rPr>
-          <w:lang w:val="ar_AE" w:bidi="ar_AE"/>
-        </w:rPr>
-      </w:r>
-      <w:r>
-        <w:rPr>
-          <w:lang w:val="ar_AE" w:bidi="ar_AE"/>
-        </w:rPr>
-      </w:r>
-    </w:p>
-    <w:p>
-      <w:pPr>
-        <w:bidi/>
-      </w:pPr>
-      <w:r>
-        <w:rPr>
-          <w:lang w:val="ar_AE" w:bidi="ar_AE"/>
-        </w:rPr>
-      </w:r>
-    </w:p>
-    <w:p>
-      <w:pPr>
-        <w:bidi/>
-      </w:pPr>
-      <w:r>
-        <w:rPr>
-          <w:lang w:val="ar_AE" w:bidi="ar_AE"/>
-        </w:rPr>
-      </w:r>
-      <w:r>
-        <w:rPr>
-          <w:vertAlign w:val="superscript"/>
+    </w:p>
+    <w:p>
+      <w:pPr>
+        <w:bidi/>
+      </w:pPr>
+      <w:r>
+        <w:rPr>
+          <w:rtl/>
+          <w:cs/>
+          <w:lang w:val="ar_AE" w:bidi="ar_AE"/>
+        </w:rPr>
+      </w:r>
+      <w:r>
+        <w:rPr>
+          <w:vertAlign w:val="superscript"/>
+          <w:rtl/>
+          <w:cs/>
           <w:lang w:val="ar_AE" w:bidi="ar_AE"/>
         </w:rPr>
         <w:t>11</w:t>
       </w:r>
       <w:r>
         <w:rPr>
+          <w:rtl/>
+          <w:cs/>
           <w:lang w:val="ar_AE" w:bidi="ar_AE"/>
         </w:rPr>
         <w:t xml:space="preserve"> أَذَلُّوا ٱلنِّسَاءَ فِي صِهْيَوْنَ، ٱلْعَذَارَى فِي مُدُنِ يَهُوذَا.</w:t>
       </w:r>
-      <w:r>
-        <w:rPr>
-          <w:lang w:val="ar_AE" w:bidi="ar_AE"/>
-        </w:rPr>
-      </w:r>
-      <w:r>
-        <w:rPr>
-          <w:lang w:val="ar_AE" w:bidi="ar_AE"/>
-        </w:rPr>
-      </w:r>
-    </w:p>
-    <w:p>
-      <w:pPr>
-        <w:bidi/>
-      </w:pPr>
-      <w:r>
-        <w:rPr>
-          <w:lang w:val="ar_AE" w:bidi="ar_AE"/>
-        </w:rPr>
-      </w:r>
-    </w:p>
-    <w:p>
-      <w:pPr>
-        <w:bidi/>
-      </w:pPr>
-      <w:r>
-        <w:rPr>
-          <w:lang w:val="ar_AE" w:bidi="ar_AE"/>
-        </w:rPr>
-      </w:r>
-      <w:r>
-        <w:rPr>
-          <w:vertAlign w:val="superscript"/>
+    </w:p>
+    <w:p>
+      <w:pPr>
+        <w:bidi/>
+      </w:pPr>
+      <w:r>
+        <w:rPr>
+          <w:rtl/>
+          <w:cs/>
+          <w:lang w:val="ar_AE" w:bidi="ar_AE"/>
+        </w:rPr>
+      </w:r>
+      <w:r>
+        <w:rPr>
+          <w:vertAlign w:val="superscript"/>
+          <w:rtl/>
+          <w:cs/>
           <w:lang w:val="ar_AE" w:bidi="ar_AE"/>
         </w:rPr>
         <w:t>12</w:t>
       </w:r>
       <w:r>
         <w:rPr>
+          <w:rtl/>
+          <w:cs/>
           <w:lang w:val="ar_AE" w:bidi="ar_AE"/>
         </w:rPr>
         <w:t xml:space="preserve"> ٱلرُّؤَسَاءُ بِأَيْدِيهِمْ يُعَلَّقُونَ، وَلَمْ تُعْتَبَرْ وُجُوهُ ٱلشُّيُوخِ.</w:t>
       </w:r>
-      <w:r>
-        <w:rPr>
-          <w:lang w:val="ar_AE" w:bidi="ar_AE"/>
-        </w:rPr>
-      </w:r>
-      <w:r>
-        <w:rPr>
-          <w:lang w:val="ar_AE" w:bidi="ar_AE"/>
-        </w:rPr>
-      </w:r>
-    </w:p>
-    <w:p>
-      <w:pPr>
-        <w:bidi/>
-      </w:pPr>
-      <w:r>
-        <w:rPr>
-          <w:lang w:val="ar_AE" w:bidi="ar_AE"/>
-        </w:rPr>
-      </w:r>
-    </w:p>
-    <w:p>
-      <w:pPr>
-        <w:bidi/>
-      </w:pPr>
-      <w:r>
-        <w:rPr>
-          <w:lang w:val="ar_AE" w:bidi="ar_AE"/>
-        </w:rPr>
-      </w:r>
-      <w:r>
-        <w:rPr>
-          <w:vertAlign w:val="superscript"/>
+    </w:p>
+    <w:p>
+      <w:pPr>
+        <w:bidi/>
+      </w:pPr>
+      <w:r>
+        <w:rPr>
+          <w:rtl/>
+          <w:cs/>
+          <w:lang w:val="ar_AE" w:bidi="ar_AE"/>
+        </w:rPr>
+      </w:r>
+      <w:r>
+        <w:rPr>
+          <w:vertAlign w:val="superscript"/>
+          <w:rtl/>
+          <w:cs/>
           <w:lang w:val="ar_AE" w:bidi="ar_AE"/>
         </w:rPr>
         <w:t>13</w:t>
       </w:r>
       <w:r>
         <w:rPr>
+          <w:rtl/>
+          <w:cs/>
           <w:lang w:val="ar_AE" w:bidi="ar_AE"/>
         </w:rPr>
         <w:t xml:space="preserve"> أَخَذُوا ٱلشُّبَّانَ لِلطَّحْنِ، وَٱلصِّبْيَانَ عَثَرُوا تَحْتَ ٱلْحَطَبِ.</w:t>
       </w:r>
-      <w:r>
-        <w:rPr>
-          <w:lang w:val="ar_AE" w:bidi="ar_AE"/>
-        </w:rPr>
-      </w:r>
-      <w:r>
-        <w:rPr>
-          <w:lang w:val="ar_AE" w:bidi="ar_AE"/>
-        </w:rPr>
-      </w:r>
-    </w:p>
-    <w:p>
-      <w:pPr>
-        <w:bidi/>
-      </w:pPr>
-      <w:r>
-        <w:rPr>
-          <w:lang w:val="ar_AE" w:bidi="ar_AE"/>
-        </w:rPr>
-      </w:r>
-    </w:p>
-    <w:p>
-      <w:pPr>
-        <w:bidi/>
-      </w:pPr>
-      <w:r>
-        <w:rPr>
-          <w:lang w:val="ar_AE" w:bidi="ar_AE"/>
-        </w:rPr>
-      </w:r>
-      <w:r>
-        <w:rPr>
-          <w:vertAlign w:val="superscript"/>
+    </w:p>
+    <w:p>
+      <w:pPr>
+        <w:bidi/>
+      </w:pPr>
+      <w:r>
+        <w:rPr>
+          <w:rtl/>
+          <w:cs/>
+          <w:lang w:val="ar_AE" w:bidi="ar_AE"/>
+        </w:rPr>
+      </w:r>
+      <w:r>
+        <w:rPr>
+          <w:vertAlign w:val="superscript"/>
+          <w:rtl/>
+          <w:cs/>
           <w:lang w:val="ar_AE" w:bidi="ar_AE"/>
         </w:rPr>
         <w:t>14</w:t>
       </w:r>
       <w:r>
         <w:rPr>
+          <w:rtl/>
+          <w:cs/>
           <w:lang w:val="ar_AE" w:bidi="ar_AE"/>
         </w:rPr>
         <w:t xml:space="preserve"> كَفَّتِ ٱلشُّيُوخُ عَنِ ٱلْبَابِ، وَٱلشُّبَّانُ عَنْ غِنَائِهِمْ.</w:t>
       </w:r>
-      <w:r>
-        <w:rPr>
-          <w:lang w:val="ar_AE" w:bidi="ar_AE"/>
-        </w:rPr>
-      </w:r>
-      <w:r>
-        <w:rPr>
-          <w:lang w:val="ar_AE" w:bidi="ar_AE"/>
-        </w:rPr>
-      </w:r>
-    </w:p>
-    <w:p>
-      <w:pPr>
-        <w:bidi/>
-      </w:pPr>
-      <w:r>
-        <w:rPr>
-          <w:lang w:val="ar_AE" w:bidi="ar_AE"/>
-        </w:rPr>
-      </w:r>
-    </w:p>
-    <w:p>
-      <w:pPr>
-        <w:bidi/>
-      </w:pPr>
-      <w:r>
-        <w:rPr>
-          <w:lang w:val="ar_AE" w:bidi="ar_AE"/>
-        </w:rPr>
-      </w:r>
-      <w:r>
-        <w:rPr>
-          <w:vertAlign w:val="superscript"/>
+    </w:p>
+    <w:p>
+      <w:pPr>
+        <w:bidi/>
+      </w:pPr>
+      <w:r>
+        <w:rPr>
+          <w:rtl/>
+          <w:cs/>
+          <w:lang w:val="ar_AE" w:bidi="ar_AE"/>
+        </w:rPr>
+      </w:r>
+      <w:r>
+        <w:rPr>
+          <w:vertAlign w:val="superscript"/>
+          <w:rtl/>
+          <w:cs/>
           <w:lang w:val="ar_AE" w:bidi="ar_AE"/>
         </w:rPr>
         <w:t>15</w:t>
       </w:r>
       <w:r>
         <w:rPr>
+          <w:rtl/>
+          <w:cs/>
           <w:lang w:val="ar_AE" w:bidi="ar_AE"/>
         </w:rPr>
         <w:t xml:space="preserve"> مَضَى فَرَحُ قَلْبِنَا. صَارَ رَقْصُنَا نَوْحًا.</w:t>
       </w:r>
-      <w:r>
-        <w:rPr>
-          <w:lang w:val="ar_AE" w:bidi="ar_AE"/>
-        </w:rPr>
-      </w:r>
-      <w:r>
-        <w:rPr>
-          <w:lang w:val="ar_AE" w:bidi="ar_AE"/>
-        </w:rPr>
-      </w:r>
-    </w:p>
-    <w:p>
-      <w:pPr>
-        <w:bidi/>
-      </w:pPr>
-      <w:r>
-        <w:rPr>
-          <w:lang w:val="ar_AE" w:bidi="ar_AE"/>
-        </w:rPr>
-      </w:r>
-    </w:p>
-    <w:p>
-      <w:pPr>
-        <w:bidi/>
-      </w:pPr>
-      <w:r>
-        <w:rPr>
-          <w:lang w:val="ar_AE" w:bidi="ar_AE"/>
-        </w:rPr>
-      </w:r>
-      <w:r>
-        <w:rPr>
-          <w:vertAlign w:val="superscript"/>
+    </w:p>
+    <w:p>
+      <w:pPr>
+        <w:bidi/>
+      </w:pPr>
+      <w:r>
+        <w:rPr>
+          <w:rtl/>
+          <w:cs/>
+          <w:lang w:val="ar_AE" w:bidi="ar_AE"/>
+        </w:rPr>
+      </w:r>
+      <w:r>
+        <w:rPr>
+          <w:vertAlign w:val="superscript"/>
+          <w:rtl/>
+          <w:cs/>
           <w:lang w:val="ar_AE" w:bidi="ar_AE"/>
         </w:rPr>
         <w:t>16</w:t>
       </w:r>
       <w:r>
         <w:rPr>
+          <w:rtl/>
+          <w:cs/>
           <w:lang w:val="ar_AE" w:bidi="ar_AE"/>
         </w:rPr>
         <w:t xml:space="preserve"> سَقَطَ إِكْلِيلُ رَأْسِنَا. وَيْلٌ لَنَا لِأَنَّنَا قَدْ أَخْطَأْنَا.</w:t>
       </w:r>
-      <w:r>
-        <w:rPr>
-          <w:lang w:val="ar_AE" w:bidi="ar_AE"/>
-        </w:rPr>
-      </w:r>
-      <w:r>
-        <w:rPr>
-          <w:lang w:val="ar_AE" w:bidi="ar_AE"/>
-        </w:rPr>
-      </w:r>
-    </w:p>
-    <w:p>
-      <w:pPr>
-        <w:bidi/>
-      </w:pPr>
-      <w:r>
-        <w:rPr>
-          <w:lang w:val="ar_AE" w:bidi="ar_AE"/>
-        </w:rPr>
-      </w:r>
-    </w:p>
-    <w:p>
-      <w:pPr>
-        <w:bidi/>
-      </w:pPr>
-      <w:r>
-        <w:rPr>
-          <w:lang w:val="ar_AE" w:bidi="ar_AE"/>
-        </w:rPr>
-      </w:r>
-      <w:r>
-        <w:rPr>
-          <w:vertAlign w:val="superscript"/>
+    </w:p>
+    <w:p>
+      <w:pPr>
+        <w:bidi/>
+      </w:pPr>
+      <w:r>
+        <w:rPr>
+          <w:rtl/>
+          <w:cs/>
+          <w:lang w:val="ar_AE" w:bidi="ar_AE"/>
+        </w:rPr>
+      </w:r>
+      <w:r>
+        <w:rPr>
+          <w:vertAlign w:val="superscript"/>
+          <w:rtl/>
+          <w:cs/>
           <w:lang w:val="ar_AE" w:bidi="ar_AE"/>
         </w:rPr>
         <w:t>17</w:t>
       </w:r>
       <w:r>
         <w:rPr>
+          <w:rtl/>
+          <w:cs/>
           <w:lang w:val="ar_AE" w:bidi="ar_AE"/>
         </w:rPr>
         <w:t xml:space="preserve"> مِنْ أَجْلِ هَذَا حَزِنَ قَلْبُنَا. مِنْ أَجْلِ هَذِهِ أَظْلَمَتْ عُيُونُنَا.</w:t>
       </w:r>
-      <w:r>
-        <w:rPr>
-          <w:lang w:val="ar_AE" w:bidi="ar_AE"/>
-        </w:rPr>
-      </w:r>
-      <w:r>
-        <w:rPr>
-          <w:lang w:val="ar_AE" w:bidi="ar_AE"/>
-        </w:rPr>
-      </w:r>
-    </w:p>
-    <w:p>
-      <w:pPr>
-        <w:bidi/>
-      </w:pPr>
-      <w:r>
-        <w:rPr>
-          <w:lang w:val="ar_AE" w:bidi="ar_AE"/>
-        </w:rPr>
-      </w:r>
-    </w:p>
-    <w:p>
-      <w:pPr>
-        <w:bidi/>
-      </w:pPr>
-      <w:r>
-        <w:rPr>
-          <w:lang w:val="ar_AE" w:bidi="ar_AE"/>
-        </w:rPr>
-      </w:r>
-      <w:r>
-        <w:rPr>
-          <w:vertAlign w:val="superscript"/>
+    </w:p>
+    <w:p>
+      <w:pPr>
+        <w:bidi/>
+      </w:pPr>
+      <w:r>
+        <w:rPr>
+          <w:rtl/>
+          <w:cs/>
+          <w:lang w:val="ar_AE" w:bidi="ar_AE"/>
+        </w:rPr>
+      </w:r>
+      <w:r>
+        <w:rPr>
+          <w:vertAlign w:val="superscript"/>
+          <w:rtl/>
+          <w:cs/>
           <w:lang w:val="ar_AE" w:bidi="ar_AE"/>
         </w:rPr>
         <w:t>18</w:t>
       </w:r>
       <w:r>
         <w:rPr>
+          <w:rtl/>
+          <w:cs/>
           <w:lang w:val="ar_AE" w:bidi="ar_AE"/>
         </w:rPr>
         <w:t xml:space="preserve"> مِنْ أَجْلِ جَبَلِ صِهْيَوْنَ ٱلْخَرِبِ. ٱلثَّعَالِبُ مَاشِيَةٌ فِيهِ.</w:t>
       </w:r>
-      <w:r>
-        <w:rPr>
-          <w:lang w:val="ar_AE" w:bidi="ar_AE"/>
-        </w:rPr>
-      </w:r>
-      <w:r>
-        <w:rPr>
-          <w:lang w:val="ar_AE" w:bidi="ar_AE"/>
-        </w:rPr>
-      </w:r>
-    </w:p>
-    <w:p>
-      <w:pPr>
-        <w:bidi/>
-      </w:pPr>
-      <w:r>
-        <w:rPr>
-          <w:lang w:val="ar_AE" w:bidi="ar_AE"/>
-        </w:rPr>
-      </w:r>
-    </w:p>
-    <w:p>
-      <w:pPr>
-        <w:bidi/>
-      </w:pPr>
-      <w:r>
-        <w:rPr>
-          <w:lang w:val="ar_AE" w:bidi="ar_AE"/>
-        </w:rPr>
-      </w:r>
-      <w:r>
-        <w:rPr>
-          <w:vertAlign w:val="superscript"/>
+    </w:p>
+    <w:p>
+      <w:pPr>
+        <w:bidi/>
+      </w:pPr>
+      <w:r>
+        <w:rPr>
+          <w:rtl/>
+          <w:cs/>
+          <w:lang w:val="ar_AE" w:bidi="ar_AE"/>
+        </w:rPr>
+      </w:r>
+      <w:r>
+        <w:rPr>
+          <w:vertAlign w:val="superscript"/>
+          <w:rtl/>
+          <w:cs/>
           <w:lang w:val="ar_AE" w:bidi="ar_AE"/>
         </w:rPr>
         <w:t>19</w:t>
       </w:r>
       <w:r>
         <w:rPr>
+          <w:rtl/>
+          <w:cs/>
           <w:lang w:val="ar_AE" w:bidi="ar_AE"/>
         </w:rPr>
         <w:t xml:space="preserve"> أَنْتَ يَارَبُّ إِلَى ٱلْأَبَدِ تَجْلِسُ. كُرْسِيُّكَ إِلَى دَوْرٍ فَدَوْرٍ.</w:t>
       </w:r>
-      <w:r>
-        <w:rPr>
-          <w:lang w:val="ar_AE" w:bidi="ar_AE"/>
-        </w:rPr>
-      </w:r>
-      <w:r>
-        <w:rPr>
-          <w:lang w:val="ar_AE" w:bidi="ar_AE"/>
-        </w:rPr>
-      </w:r>
-    </w:p>
-    <w:p>
-      <w:pPr>
-        <w:bidi/>
-      </w:pPr>
-      <w:r>
-        <w:rPr>
-          <w:lang w:val="ar_AE" w:bidi="ar_AE"/>
-        </w:rPr>
-      </w:r>
-    </w:p>
-    <w:p>
-      <w:pPr>
-        <w:bidi/>
-      </w:pPr>
-      <w:r>
-        <w:rPr>
-          <w:lang w:val="ar_AE" w:bidi="ar_AE"/>
-        </w:rPr>
-      </w:r>
-      <w:r>
-        <w:rPr>
-          <w:vertAlign w:val="superscript"/>
+    </w:p>
+    <w:p>
+      <w:pPr>
+        <w:bidi/>
+      </w:pPr>
+      <w:r>
+        <w:rPr>
+          <w:rtl/>
+          <w:cs/>
+          <w:lang w:val="ar_AE" w:bidi="ar_AE"/>
+        </w:rPr>
+      </w:r>
+      <w:r>
+        <w:rPr>
+          <w:vertAlign w:val="superscript"/>
+          <w:rtl/>
+          <w:cs/>
           <w:lang w:val="ar_AE" w:bidi="ar_AE"/>
         </w:rPr>
         <w:t>20</w:t>
       </w:r>
       <w:r>
         <w:rPr>
+          <w:rtl/>
+          <w:cs/>
           <w:lang w:val="ar_AE" w:bidi="ar_AE"/>
         </w:rPr>
         <w:t xml:space="preserve"> لِمَاذَا تَنْسَانَا إِلَى ٱلْأَبَدِ وَتَتْرُكُنَا طُولَ ٱلْأَيَّامِ؟</w:t>
       </w:r>
-      <w:r>
-        <w:rPr>
-          <w:lang w:val="ar_AE" w:bidi="ar_AE"/>
-        </w:rPr>
-      </w:r>
-      <w:r>
-        <w:rPr>
-          <w:lang w:val="ar_AE" w:bidi="ar_AE"/>
-        </w:rPr>
-      </w:r>
-    </w:p>
-    <w:p>
-      <w:pPr>
-        <w:bidi/>
-      </w:pPr>
-      <w:r>
-        <w:rPr>
-          <w:lang w:val="ar_AE" w:bidi="ar_AE"/>
-        </w:rPr>
-      </w:r>
-    </w:p>
-    <w:p>
-      <w:pPr>
-        <w:bidi/>
-      </w:pPr>
-      <w:r>
-        <w:rPr>
-          <w:lang w:val="ar_AE" w:bidi="ar_AE"/>
-        </w:rPr>
-      </w:r>
-      <w:r>
-        <w:rPr>
-          <w:vertAlign w:val="superscript"/>
+    </w:p>
+    <w:p>
+      <w:pPr>
+        <w:bidi/>
+      </w:pPr>
+      <w:r>
+        <w:rPr>
+          <w:rtl/>
+          <w:cs/>
+          <w:lang w:val="ar_AE" w:bidi="ar_AE"/>
+        </w:rPr>
+      </w:r>
+      <w:r>
+        <w:rPr>
+          <w:vertAlign w:val="superscript"/>
+          <w:rtl/>
+          <w:cs/>
           <w:lang w:val="ar_AE" w:bidi="ar_AE"/>
         </w:rPr>
         <w:t>21</w:t>
       </w:r>
       <w:r>
         <w:rPr>
+          <w:rtl/>
+          <w:cs/>
           <w:lang w:val="ar_AE" w:bidi="ar_AE"/>
         </w:rPr>
         <w:t xml:space="preserve"> اُرْدُدْنَا يَارَبُّ إِلَيْكَ فَنَرْتَدَّ. جَدِّدْ أَيَّامَنَا كَٱلْقَدِيمِ.</w:t>
       </w:r>
-      <w:r>
-        <w:rPr>
-          <w:lang w:val="ar_AE" w:bidi="ar_AE"/>
-        </w:rPr>
-      </w:r>
-      <w:r>
-        <w:rPr>
-          <w:lang w:val="ar_AE" w:bidi="ar_AE"/>
-        </w:rPr>
-      </w:r>
-    </w:p>
-    <w:p>
-      <w:pPr>
-        <w:bidi/>
-      </w:pPr>
-      <w:r>
-        <w:rPr>
-          <w:lang w:val="ar_AE" w:bidi="ar_AE"/>
-        </w:rPr>
-      </w:r>
-    </w:p>
-    <w:p>
-      <w:pPr>
-        <w:bidi/>
-      </w:pPr>
-      <w:r>
-        <w:rPr>
-          <w:lang w:val="ar_AE" w:bidi="ar_AE"/>
-        </w:rPr>
-      </w:r>
-      <w:r>
-        <w:rPr>
-          <w:vertAlign w:val="superscript"/>
+    </w:p>
+    <w:p>
+      <w:pPr>
+        <w:bidi/>
+      </w:pPr>
+      <w:r>
+        <w:rPr>
+          <w:rtl/>
+          <w:cs/>
+          <w:lang w:val="ar_AE" w:bidi="ar_AE"/>
+        </w:rPr>
+      </w:r>
+      <w:r>
+        <w:rPr>
+          <w:vertAlign w:val="superscript"/>
+          <w:rtl/>
+          <w:cs/>
           <w:lang w:val="ar_AE" w:bidi="ar_AE"/>
         </w:rPr>
         <w:t>22</w:t>
       </w:r>
       <w:r>
         <w:rPr>
+          <w:rtl/>
+          <w:cs/>
           <w:lang w:val="ar_AE" w:bidi="ar_AE"/>
         </w:rPr>
         <w:t xml:space="preserve"> هَلْ كُلَّ ٱلرَّفْضِ رَفَضْتَنَا؟ هَلْ غَضِبْتَ عَلَيْنَا جِدًّا؟</w:t>
-      </w:r>
-      <w:r>
-        <w:rPr>
-          <w:lang w:val="ar_AE" w:bidi="ar_AE"/>
-        </w:rPr>
-      </w:r>
-      <w:r>
-        <w:rPr>
-          <w:lang w:val="ar_AE" w:bidi="ar_AE"/>
-        </w:rPr>
       </w:r>
     </w:p>
     <w:sectPr>
